--- a/report_template/template_main/tBPTMPlus_CustomEdition_SDZL_v1.0.1.docx
+++ b/report_template/template_main/tBPTMPlus_CustomEdition_SDZL_v1.0.1.docx
@@ -379,21 +379,12 @@
               <w:t>{{</w:t>
             </w:r>
             <w:proofErr w:type="spellStart"/>
-            <w:proofErr w:type="gramStart"/>
             <w:r>
               <w:rPr>
                 <w:rFonts w:ascii="Arial" w:eastAsia="微软雅黑" w:hAnsi="Arial"/>
                 <w:sz w:val="22"/>
               </w:rPr>
-              <w:t>sample.patient</w:t>
-            </w:r>
-            <w:proofErr w:type="gramEnd"/>
-            <w:r>
-              <w:rPr>
-                <w:rFonts w:ascii="Arial" w:eastAsia="微软雅黑" w:hAnsi="Arial"/>
-                <w:sz w:val="22"/>
-              </w:rPr>
-              <w:t>_name</w:t>
+              <w:t>sample.patient_name</w:t>
             </w:r>
             <w:proofErr w:type="spellEnd"/>
             <w:r>
@@ -482,7 +473,6 @@
               <w:t>{{</w:t>
             </w:r>
             <w:proofErr w:type="spellStart"/>
-            <w:proofErr w:type="gramStart"/>
             <w:r>
               <w:rPr>
                 <w:rFonts w:ascii="Arial" w:eastAsia="微软雅黑" w:hAnsi="Arial"/>
@@ -491,7 +481,6 @@
               <w:t>sample.gender</w:t>
             </w:r>
             <w:proofErr w:type="spellEnd"/>
-            <w:proofErr w:type="gramEnd"/>
             <w:r>
               <w:rPr>
                 <w:rFonts w:ascii="Arial" w:eastAsia="微软雅黑" w:hAnsi="Arial"/>
@@ -1752,23 +1741,7 @@
                 <w:rFonts w:ascii="Arial" w:eastAsia="微软雅黑" w:hAnsi="Arial" w:cs="Arial" w:hint="eastAsia"/>
                 <w:sz w:val="22"/>
               </w:rPr>
-              <w:t>子宫内膜</w:t>
-            </w:r>
-            <w:proofErr w:type="gramStart"/>
-            <w:r>
-              <w:rPr>
-                <w:rFonts w:ascii="Arial" w:eastAsia="微软雅黑" w:hAnsi="Arial" w:cs="Arial" w:hint="eastAsia"/>
-                <w:sz w:val="22"/>
-              </w:rPr>
-              <w:t>癌分子</w:t>
-            </w:r>
-            <w:proofErr w:type="gramEnd"/>
-            <w:r>
-              <w:rPr>
-                <w:rFonts w:ascii="Arial" w:eastAsia="微软雅黑" w:hAnsi="Arial" w:cs="Arial" w:hint="eastAsia"/>
-                <w:sz w:val="22"/>
-              </w:rPr>
-              <w:t>分型</w:t>
+              <w:t>子宫内膜癌分子分型</w:t>
             </w:r>
           </w:p>
         </w:tc>
@@ -2660,21 +2633,12 @@
                 <w:sz w:val="22"/>
               </w:rPr>
             </w:pPr>
-            <w:proofErr w:type="gramStart"/>
             <w:r>
               <w:rPr>
                 <w:rFonts w:ascii="Arial" w:eastAsia="微软雅黑" w:hAnsi="Arial" w:cs="Arial" w:hint="eastAsia"/>
                 <w:sz w:val="22"/>
               </w:rPr>
-              <w:t>赛陆测序</w:t>
-            </w:r>
-            <w:proofErr w:type="gramEnd"/>
-            <w:r>
-              <w:rPr>
-                <w:rFonts w:ascii="Arial" w:eastAsia="微软雅黑" w:hAnsi="Arial" w:cs="Arial" w:hint="eastAsia"/>
-                <w:sz w:val="22"/>
-              </w:rPr>
-              <w:t>仪</w:t>
+              <w:t>赛陆测序仪</w:t>
             </w:r>
           </w:p>
         </w:tc>
@@ -2867,27 +2831,7 @@
                 <w:sz w:val="22"/>
                 <w:highlight w:val="yellow"/>
               </w:rPr>
-              <w:t>{%p if qc.dna_data_</w:t>
-            </w:r>
-            <w:proofErr w:type="gramStart"/>
-            <w:r>
-              <w:rPr>
-                <w:rFonts w:ascii="Arial" w:eastAsia="微软雅黑" w:hAnsi="Arial" w:cs="Arial"/>
-                <w:spacing w:val="8"/>
-                <w:sz w:val="22"/>
-                <w:highlight w:val="yellow"/>
-              </w:rPr>
-              <w:t>qc.cleandata</w:t>
-            </w:r>
-            <w:proofErr w:type="gramEnd"/>
-            <w:r>
-              <w:rPr>
-                <w:rFonts w:ascii="Arial" w:eastAsia="微软雅黑" w:hAnsi="Arial" w:cs="Arial"/>
-                <w:spacing w:val="8"/>
-                <w:sz w:val="22"/>
-                <w:highlight w:val="yellow"/>
-              </w:rPr>
-              <w:t xml:space="preserve">_q30_num&gt;=0.75 and </w:t>
+              <w:t xml:space="preserve">{%p if qc.dna_data_qc.cleandata_q30_num&gt;=0.75 and </w:t>
             </w:r>
             <w:proofErr w:type="spellStart"/>
             <w:r>
@@ -2956,7 +2900,6 @@
               <w:t>tumor_content_macrodissection_performed</w:t>
             </w:r>
             <w:proofErr w:type="spellEnd"/>
-            <w:proofErr w:type="gramStart"/>
             <w:r>
               <w:rPr>
                 <w:rFonts w:ascii="Arial" w:eastAsia="微软雅黑" w:hAnsi="Arial" w:cs="Arial"/>
@@ -2966,7 +2909,6 @@
               <w:t>”]|</w:t>
             </w:r>
             <w:proofErr w:type="spellStart"/>
-            <w:proofErr w:type="gramEnd"/>
             <w:r>
               <w:rPr>
                 <w:rFonts w:ascii="Arial" w:eastAsia="微软雅黑" w:hAnsi="Arial" w:cs="Arial"/>
@@ -3064,25 +3006,7 @@
                 <w:spacing w:val="8"/>
                 <w:sz w:val="22"/>
               </w:rPr>
-              <w:t>lib_quality_control.lib_dna_</w:t>
-            </w:r>
-            <w:proofErr w:type="gramStart"/>
-            <w:r>
-              <w:rPr>
-                <w:rFonts w:ascii="Arial" w:eastAsia="微软雅黑" w:hAnsi="Arial" w:cs="Arial"/>
-                <w:spacing w:val="8"/>
-                <w:sz w:val="22"/>
-              </w:rPr>
-              <w:t>qc.library</w:t>
-            </w:r>
-            <w:proofErr w:type="gramEnd"/>
-            <w:r>
-              <w:rPr>
-                <w:rFonts w:ascii="Arial" w:eastAsia="微软雅黑" w:hAnsi="Arial" w:cs="Arial"/>
-                <w:spacing w:val="8"/>
-                <w:sz w:val="22"/>
-              </w:rPr>
-              <w:t>_qty</w:t>
+              <w:t>lib_quality_control.lib_dna_qc.library_qty</w:t>
             </w:r>
             <w:proofErr w:type="spellEnd"/>
             <w:r>
@@ -3128,25 +3052,7 @@
                 <w:spacing w:val="8"/>
                 <w:sz w:val="22"/>
               </w:rPr>
-              <w:t>, “tumor_content_macrodissection_performed”]|get_tumor_content|replace(“%”,</w:t>
-            </w:r>
-            <w:proofErr w:type="gramStart"/>
-            <w:r>
-              <w:rPr>
-                <w:rFonts w:ascii="Arial" w:eastAsia="微软雅黑" w:hAnsi="Arial" w:cs="Arial"/>
-                <w:spacing w:val="8"/>
-                <w:sz w:val="22"/>
-              </w:rPr>
-              <w:t>””</w:t>
-            </w:r>
-            <w:proofErr w:type="gramEnd"/>
-            <w:r>
-              <w:rPr>
-                <w:rFonts w:ascii="Arial" w:eastAsia="微软雅黑" w:hAnsi="Arial" w:cs="Arial"/>
-                <w:spacing w:val="8"/>
-                <w:sz w:val="22"/>
-              </w:rPr>
-              <w:t xml:space="preserve">)|float &gt;= 20 and </w:t>
+              <w:t xml:space="preserve">, “tumor_content_macrodissection_performed”]|get_tumor_content|replace(“%”,””)|float &gt;= 20 and </w:t>
             </w:r>
             <w:proofErr w:type="spellStart"/>
             <w:r>
@@ -3279,51 +3185,15 @@
                 <w:sz w:val="22"/>
               </w:rPr>
               <w:lastRenderedPageBreak/>
-              <w:t>“tumor_content_macrodissection_performed”]|get_tumor_content|replace(“%”,</w:t>
-            </w:r>
-            <w:proofErr w:type="gramStart"/>
+              <w:t>“tumor_content_macrodissection_performed”]|get_tumor_content|replace(“%”,””)|float &gt;= 20%}</w:t>
+            </w:r>
             <w:r>
               <w:rPr>
                 <w:rFonts w:ascii="Arial" w:eastAsia="微软雅黑" w:hAnsi="Arial" w:cs="Arial"/>
                 <w:spacing w:val="8"/>
                 <w:sz w:val="22"/>
               </w:rPr>
-              <w:t>””</w:t>
-            </w:r>
-            <w:proofErr w:type="gramEnd"/>
-            <w:r>
-              <w:rPr>
-                <w:rFonts w:ascii="Arial" w:eastAsia="微软雅黑" w:hAnsi="Arial" w:cs="Arial"/>
-                <w:spacing w:val="8"/>
-                <w:sz w:val="22"/>
-              </w:rPr>
-              <w:t>)|float &gt;= 20%}</w:t>
-            </w:r>
-            <w:r>
-              <w:rPr>
-                <w:rFonts w:ascii="Arial" w:eastAsia="微软雅黑" w:hAnsi="Arial" w:cs="Arial"/>
-                <w:spacing w:val="8"/>
-                <w:sz w:val="22"/>
-              </w:rPr>
-              <w:t>合格（</w:t>
-            </w:r>
-            <w:proofErr w:type="gramStart"/>
-            <w:r>
-              <w:rPr>
-                <w:rFonts w:ascii="Arial" w:eastAsia="微软雅黑" w:hAnsi="Arial" w:cs="Arial"/>
-                <w:spacing w:val="8"/>
-                <w:sz w:val="22"/>
-              </w:rPr>
-              <w:t>质控项有</w:t>
-            </w:r>
-            <w:proofErr w:type="gramEnd"/>
-            <w:r>
-              <w:rPr>
-                <w:rFonts w:ascii="Arial" w:eastAsia="微软雅黑" w:hAnsi="Arial" w:cs="Arial"/>
-                <w:spacing w:val="8"/>
-                <w:sz w:val="22"/>
-              </w:rPr>
-              <w:t>缺失，请补齐数据后自行评估）</w:t>
+              <w:t>合格（质控项有缺失，请补齐数据后自行评估）</w:t>
             </w:r>
             <w:r>
               <w:rPr>
@@ -3434,7 +3304,6 @@
               <w:t>tumor_content</w:t>
             </w:r>
             <w:proofErr w:type="spellEnd"/>
-            <w:proofErr w:type="gramStart"/>
             <w:r>
               <w:rPr>
                 <w:rFonts w:ascii="Arial" w:eastAsia="微软雅黑" w:hAnsi="Arial" w:cs="Arial"/>
@@ -3444,7 +3313,6 @@
               <w:t>”]|</w:t>
             </w:r>
             <w:proofErr w:type="spellStart"/>
-            <w:proofErr w:type="gramEnd"/>
             <w:r>
               <w:rPr>
                 <w:rFonts w:ascii="Arial" w:eastAsia="微软雅黑" w:hAnsi="Arial" w:cs="Arial"/>
@@ -3542,25 +3410,7 @@
                 <w:spacing w:val="8"/>
                 <w:sz w:val="22"/>
               </w:rPr>
-              <w:t>lib_quality_control.lib_dna_</w:t>
-            </w:r>
-            <w:proofErr w:type="gramStart"/>
-            <w:r>
-              <w:rPr>
-                <w:rFonts w:ascii="Arial" w:eastAsia="微软雅黑" w:hAnsi="Arial" w:cs="Arial"/>
-                <w:spacing w:val="8"/>
-                <w:sz w:val="22"/>
-              </w:rPr>
-              <w:t>qc.library</w:t>
-            </w:r>
-            <w:proofErr w:type="gramEnd"/>
-            <w:r>
-              <w:rPr>
-                <w:rFonts w:ascii="Arial" w:eastAsia="微软雅黑" w:hAnsi="Arial" w:cs="Arial"/>
-                <w:spacing w:val="8"/>
-                <w:sz w:val="22"/>
-              </w:rPr>
-              <w:t>_qty</w:t>
+              <w:t>lib_quality_control.lib_dna_qc.library_qty</w:t>
             </w:r>
             <w:proofErr w:type="spellEnd"/>
             <w:r>
@@ -3642,25 +3492,7 @@
                 <w:spacing w:val="8"/>
                 <w:sz w:val="22"/>
               </w:rPr>
-              <w:t>(“%”,</w:t>
-            </w:r>
-            <w:proofErr w:type="gramStart"/>
-            <w:r>
-              <w:rPr>
-                <w:rFonts w:ascii="Arial" w:eastAsia="微软雅黑" w:hAnsi="Arial" w:cs="Arial"/>
-                <w:spacing w:val="8"/>
-                <w:sz w:val="22"/>
-              </w:rPr>
-              <w:t>””</w:t>
-            </w:r>
-            <w:proofErr w:type="gramEnd"/>
-            <w:r>
-              <w:rPr>
-                <w:rFonts w:ascii="Arial" w:eastAsia="微软雅黑" w:hAnsi="Arial" w:cs="Arial"/>
-                <w:spacing w:val="8"/>
-                <w:sz w:val="22"/>
-              </w:rPr>
-              <w:t xml:space="preserve">)|float &gt;= 20 and </w:t>
+              <w:t xml:space="preserve">(“%”,””)|float &gt;= 20 and </w:t>
             </w:r>
             <w:proofErr w:type="spellStart"/>
             <w:r>
@@ -3820,51 +3652,15 @@
                 <w:spacing w:val="8"/>
                 <w:sz w:val="22"/>
               </w:rPr>
-              <w:t>(“%”,</w:t>
-            </w:r>
-            <w:proofErr w:type="gramStart"/>
+              <w:t>(“%”,””)|float &gt;= 20%}</w:t>
+            </w:r>
             <w:r>
               <w:rPr>
                 <w:rFonts w:ascii="Arial" w:eastAsia="微软雅黑" w:hAnsi="Arial" w:cs="Arial"/>
                 <w:spacing w:val="8"/>
                 <w:sz w:val="22"/>
               </w:rPr>
-              <w:t>””</w:t>
-            </w:r>
-            <w:proofErr w:type="gramEnd"/>
-            <w:r>
-              <w:rPr>
-                <w:rFonts w:ascii="Arial" w:eastAsia="微软雅黑" w:hAnsi="Arial" w:cs="Arial"/>
-                <w:spacing w:val="8"/>
-                <w:sz w:val="22"/>
-              </w:rPr>
-              <w:t>)|float &gt;= 20%}</w:t>
-            </w:r>
-            <w:r>
-              <w:rPr>
-                <w:rFonts w:ascii="Arial" w:eastAsia="微软雅黑" w:hAnsi="Arial" w:cs="Arial"/>
-                <w:spacing w:val="8"/>
-                <w:sz w:val="22"/>
-              </w:rPr>
-              <w:t>合格（</w:t>
-            </w:r>
-            <w:proofErr w:type="gramStart"/>
-            <w:r>
-              <w:rPr>
-                <w:rFonts w:ascii="Arial" w:eastAsia="微软雅黑" w:hAnsi="Arial" w:cs="Arial"/>
-                <w:spacing w:val="8"/>
-                <w:sz w:val="22"/>
-              </w:rPr>
-              <w:t>质控项有</w:t>
-            </w:r>
-            <w:proofErr w:type="gramEnd"/>
-            <w:r>
-              <w:rPr>
-                <w:rFonts w:ascii="Arial" w:eastAsia="微软雅黑" w:hAnsi="Arial" w:cs="Arial"/>
-                <w:spacing w:val="8"/>
-                <w:sz w:val="22"/>
-              </w:rPr>
-              <w:t>缺失，请补齐数据后自行评估）</w:t>
+              <w:t>合格（质控项有缺失，请补齐数据后自行评估）</w:t>
             </w:r>
             <w:r>
               <w:rPr>
@@ -4008,25 +3804,7 @@
                 <w:spacing w:val="8"/>
                 <w:sz w:val="22"/>
               </w:rPr>
-              <w:t>lib_quality_control.lib_dna_</w:t>
-            </w:r>
-            <w:proofErr w:type="gramStart"/>
-            <w:r>
-              <w:rPr>
-                <w:rFonts w:ascii="Arial" w:eastAsia="微软雅黑" w:hAnsi="Arial" w:cs="Arial"/>
-                <w:spacing w:val="8"/>
-                <w:sz w:val="22"/>
-              </w:rPr>
-              <w:t>qc.library</w:t>
-            </w:r>
-            <w:proofErr w:type="gramEnd"/>
-            <w:r>
-              <w:rPr>
-                <w:rFonts w:ascii="Arial" w:eastAsia="微软雅黑" w:hAnsi="Arial" w:cs="Arial"/>
-                <w:spacing w:val="8"/>
-                <w:sz w:val="22"/>
-              </w:rPr>
-              <w:t>_qty</w:t>
+              <w:t>lib_quality_control.lib_dna_qc.library_qty</w:t>
             </w:r>
             <w:proofErr w:type="spellEnd"/>
             <w:r>
@@ -4160,25 +3938,7 @@
                 <w:spacing w:val="8"/>
                 <w:sz w:val="22"/>
               </w:rPr>
-              <w:t>合格（</w:t>
-            </w:r>
-            <w:proofErr w:type="gramStart"/>
-            <w:r>
-              <w:rPr>
-                <w:rFonts w:ascii="Arial" w:eastAsia="微软雅黑" w:hAnsi="Arial" w:cs="Arial" w:hint="eastAsia"/>
-                <w:spacing w:val="8"/>
-                <w:sz w:val="22"/>
-              </w:rPr>
-              <w:t>质控项有</w:t>
-            </w:r>
-            <w:proofErr w:type="gramEnd"/>
-            <w:r>
-              <w:rPr>
-                <w:rFonts w:ascii="Arial" w:eastAsia="微软雅黑" w:hAnsi="Arial" w:cs="Arial" w:hint="eastAsia"/>
-                <w:spacing w:val="8"/>
-                <w:sz w:val="22"/>
-              </w:rPr>
-              <w:t>缺失，请补齐数据后自行评估）</w:t>
+              <w:t>合格（质控项有缺失，请补齐数据后自行评估）</w:t>
             </w:r>
           </w:p>
           <w:p>
@@ -4330,6 +4090,7 @@
                 <w:sz w:val="22"/>
                 <w:highlight w:val="cyan"/>
               </w:rPr>
+              <w:lastRenderedPageBreak/>
               <w:t>{%</w:t>
             </w:r>
             <w:r>
@@ -4425,39 +4186,7 @@
                   <w14:bevel/>
                 </w14:textOutline>
               </w:rPr>
-              <w:t>子宫内膜</w:t>
-            </w:r>
-            <w:proofErr w:type="gramStart"/>
-            <w:r>
-              <w:rPr>
-                <w:rFonts w:ascii="Arial" w:eastAsia="微软雅黑" w:hAnsi="Arial" w:cs="Arial" w:hint="eastAsia"/>
-                <w:spacing w:val="13"/>
-                <w:sz w:val="22"/>
-                <w14:textOutline w14:w="4356" w14:cap="sq" w14:cmpd="sng" w14:algn="ctr">
-                  <w14:solidFill>
-                    <w14:srgbClr w14:val="000000"/>
-                  </w14:solidFill>
-                  <w14:prstDash w14:val="solid"/>
-                  <w14:bevel/>
-                </w14:textOutline>
-              </w:rPr>
-              <w:t>癌分子</w:t>
-            </w:r>
-            <w:proofErr w:type="gramEnd"/>
-            <w:r>
-              <w:rPr>
-                <w:rFonts w:ascii="Arial" w:eastAsia="微软雅黑" w:hAnsi="Arial" w:cs="Arial" w:hint="eastAsia"/>
-                <w:spacing w:val="13"/>
-                <w:sz w:val="22"/>
-                <w14:textOutline w14:w="4356" w14:cap="sq" w14:cmpd="sng" w14:algn="ctr">
-                  <w14:solidFill>
-                    <w14:srgbClr w14:val="000000"/>
-                  </w14:solidFill>
-                  <w14:prstDash w14:val="solid"/>
-                  <w14:bevel/>
-                </w14:textOutline>
-              </w:rPr>
-              <w:t>分型</w:t>
+              <w:t>子宫内膜癌分子分型</w:t>
             </w:r>
           </w:p>
         </w:tc>
@@ -4522,25 +4251,7 @@
                 <w:spacing w:val="8"/>
                 <w:sz w:val="22"/>
               </w:rPr>
-              <w:t xml:space="preserve"> type </w:t>
-            </w:r>
-            <w:proofErr w:type="gramStart"/>
-            <w:r>
-              <w:rPr>
-                <w:rFonts w:ascii="Arial" w:eastAsia="微软雅黑" w:hAnsi="Arial" w:cs="Arial"/>
-                <w:spacing w:val="8"/>
-                <w:sz w:val="22"/>
-              </w:rPr>
-              <w:t>EC”%</w:t>
-            </w:r>
-            <w:proofErr w:type="gramEnd"/>
-            <w:r>
-              <w:rPr>
-                <w:rFonts w:ascii="Arial" w:eastAsia="微软雅黑" w:hAnsi="Arial" w:cs="Arial"/>
-                <w:spacing w:val="8"/>
-                <w:sz w:val="22"/>
-              </w:rPr>
-              <w:t>}</w:t>
+              <w:t xml:space="preserve"> type EC”%}</w:t>
             </w:r>
           </w:p>
           <w:p>
@@ -4676,25 +4387,7 @@
                 <w:spacing w:val="8"/>
                 <w:sz w:val="22"/>
               </w:rPr>
-              <w:t xml:space="preserve"> == “MSI-H type </w:t>
-            </w:r>
-            <w:proofErr w:type="gramStart"/>
-            <w:r>
-              <w:rPr>
-                <w:rFonts w:ascii="Arial" w:eastAsia="微软雅黑" w:hAnsi="Arial" w:cs="Arial"/>
-                <w:spacing w:val="8"/>
-                <w:sz w:val="22"/>
-              </w:rPr>
-              <w:t>EC”%</w:t>
-            </w:r>
-            <w:proofErr w:type="gramEnd"/>
-            <w:r>
-              <w:rPr>
-                <w:rFonts w:ascii="Arial" w:eastAsia="微软雅黑" w:hAnsi="Arial" w:cs="Arial"/>
-                <w:spacing w:val="8"/>
-                <w:sz w:val="22"/>
-              </w:rPr>
-              <w:t>}</w:t>
+              <w:t xml:space="preserve"> == “MSI-H type EC”%}</w:t>
             </w:r>
           </w:p>
           <w:p>
@@ -4802,25 +4495,7 @@
                 <w:spacing w:val="8"/>
                 <w:sz w:val="22"/>
               </w:rPr>
-              <w:t xml:space="preserve"> == “CNH type </w:t>
-            </w:r>
-            <w:proofErr w:type="gramStart"/>
-            <w:r>
-              <w:rPr>
-                <w:rFonts w:ascii="Arial" w:eastAsia="微软雅黑" w:hAnsi="Arial" w:cs="Arial"/>
-                <w:spacing w:val="8"/>
-                <w:sz w:val="22"/>
-              </w:rPr>
-              <w:t>EC”%</w:t>
-            </w:r>
-            <w:proofErr w:type="gramEnd"/>
-            <w:r>
-              <w:rPr>
-                <w:rFonts w:ascii="Arial" w:eastAsia="微软雅黑" w:hAnsi="Arial" w:cs="Arial"/>
-                <w:spacing w:val="8"/>
-                <w:sz w:val="22"/>
-              </w:rPr>
-              <w:t>}</w:t>
+              <w:t xml:space="preserve"> == “CNH type EC”%}</w:t>
             </w:r>
           </w:p>
           <w:p>
@@ -4946,25 +4621,7 @@
                 <w:spacing w:val="8"/>
                 <w:sz w:val="22"/>
               </w:rPr>
-              <w:t xml:space="preserve"> == “CNL type </w:t>
-            </w:r>
-            <w:proofErr w:type="gramStart"/>
-            <w:r>
-              <w:rPr>
-                <w:rFonts w:ascii="Arial" w:eastAsia="微软雅黑" w:hAnsi="Arial" w:cs="Arial"/>
-                <w:spacing w:val="8"/>
-                <w:sz w:val="22"/>
-              </w:rPr>
-              <w:t>EC”%</w:t>
-            </w:r>
-            <w:proofErr w:type="gramEnd"/>
-            <w:r>
-              <w:rPr>
-                <w:rFonts w:ascii="Arial" w:eastAsia="微软雅黑" w:hAnsi="Arial" w:cs="Arial"/>
-                <w:spacing w:val="8"/>
-                <w:sz w:val="22"/>
-              </w:rPr>
-              <w:t>}</w:t>
+              <w:t xml:space="preserve"> == “CNL type EC”%}</w:t>
             </w:r>
           </w:p>
           <w:p>
@@ -5200,25 +4857,7 @@
                 <w:spacing w:val="11"/>
                 <w:sz w:val="22"/>
               </w:rPr>
-              <w:t>=</w:t>
-            </w:r>
-            <w:proofErr w:type="gramStart"/>
-            <w:r>
-              <w:rPr>
-                <w:rFonts w:ascii="Arial" w:eastAsia="微软雅黑" w:hAnsi="Arial" w:cs="Arial"/>
-                <w:spacing w:val="11"/>
-                <w:sz w:val="22"/>
-              </w:rPr>
-              <w:t>=”MSS</w:t>
-            </w:r>
-            <w:proofErr w:type="gramEnd"/>
-            <w:r>
-              <w:rPr>
-                <w:rFonts w:ascii="Arial" w:eastAsia="微软雅黑" w:hAnsi="Arial" w:cs="Arial"/>
-                <w:spacing w:val="11"/>
-                <w:sz w:val="22"/>
-              </w:rPr>
-              <w:t>”%}</w:t>
+              <w:t>==”MSS”%}</w:t>
             </w:r>
           </w:p>
           <w:p>
@@ -5564,23 +5203,13 @@
               </w:rPr>
               <w:t>)|count}}</w:t>
             </w:r>
-            <w:proofErr w:type="gramStart"/>
             <w:r>
               <w:rPr>
                 <w:rFonts w:ascii="Arial" w:eastAsia="微软雅黑" w:hAnsi="Arial" w:cs="Arial"/>
                 <w:spacing w:val="11"/>
                 <w:sz w:val="22"/>
               </w:rPr>
-              <w:t>个</w:t>
-            </w:r>
-            <w:proofErr w:type="gramEnd"/>
-            <w:r>
-              <w:rPr>
-                <w:rFonts w:ascii="Arial" w:eastAsia="微软雅黑" w:hAnsi="Arial" w:cs="Arial"/>
-                <w:spacing w:val="11"/>
-                <w:sz w:val="22"/>
-              </w:rPr>
-              <w:t>基因变异</w:t>
+              <w:t>个基因变异</w:t>
             </w:r>
             <w:r>
               <w:rPr>
@@ -5588,32 +5217,66 @@
                 <w:spacing w:val="11"/>
                 <w:sz w:val="22"/>
               </w:rPr>
-              <w:t>，其中靶</w:t>
-            </w:r>
-            <w:proofErr w:type="gramStart"/>
-            <w:r>
-              <w:rPr>
-                <w:rFonts w:ascii="Arial" w:eastAsia="微软雅黑" w:hAnsi="Arial" w:cs="Arial" w:hint="eastAsia"/>
+              <w:t>，其中靶向治疗相关变异有</w:t>
+            </w:r>
+            <w:r>
+              <w:rPr>
+                <w:rFonts w:ascii="Arial" w:eastAsia="微软雅黑" w:hAnsi="Arial" w:cs="Arial"/>
                 <w:spacing w:val="11"/>
                 <w:sz w:val="22"/>
               </w:rPr>
-              <w:t>向治疗</w:t>
-            </w:r>
-            <w:proofErr w:type="gramEnd"/>
-            <w:r>
-              <w:rPr>
-                <w:rFonts w:ascii="Arial" w:eastAsia="微软雅黑" w:hAnsi="Arial" w:cs="Arial" w:hint="eastAsia"/>
+              <w:t xml:space="preserve">{{( </w:t>
+            </w:r>
+            <w:proofErr w:type="spellStart"/>
+            <w:r>
+              <w:rPr>
+                <w:rFonts w:ascii="Arial" w:eastAsia="微软雅黑" w:hAnsi="Arial" w:cs="Arial"/>
                 <w:spacing w:val="11"/>
                 <w:sz w:val="22"/>
               </w:rPr>
-              <w:t>相关变异有</w:t>
-            </w:r>
+              <w:t>var.var_somatic.level_I</w:t>
+            </w:r>
+            <w:proofErr w:type="spellEnd"/>
             <w:r>
               <w:rPr>
                 <w:rFonts w:ascii="Arial" w:eastAsia="微软雅黑" w:hAnsi="Arial" w:cs="Arial"/>
                 <w:spacing w:val="11"/>
                 <w:sz w:val="22"/>
               </w:rPr>
+              <w:t xml:space="preserve"> + </w:t>
+            </w:r>
+            <w:proofErr w:type="spellStart"/>
+            <w:r>
+              <w:rPr>
+                <w:rFonts w:ascii="Arial" w:eastAsia="微软雅黑" w:hAnsi="Arial" w:cs="Arial"/>
+                <w:spacing w:val="11"/>
+                <w:sz w:val="22"/>
+              </w:rPr>
+              <w:t>var.var_somatic.level_II</w:t>
+            </w:r>
+            <w:proofErr w:type="spellEnd"/>
+            <w:r>
+              <w:rPr>
+                <w:rFonts w:ascii="Arial" w:eastAsia="微软雅黑" w:hAnsi="Arial" w:cs="Arial"/>
+                <w:spacing w:val="11"/>
+                <w:sz w:val="22"/>
+              </w:rPr>
+              <w:t>)|count}}</w:t>
+            </w:r>
+            <w:r>
+              <w:rPr>
+                <w:rFonts w:ascii="Arial" w:eastAsia="微软雅黑" w:hAnsi="Arial" w:cs="Arial"/>
+                <w:spacing w:val="11"/>
+                <w:sz w:val="22"/>
+              </w:rPr>
+              <w:t>个，肿瘤发生发展相关变异有</w:t>
+            </w:r>
+            <w:r>
+              <w:rPr>
+                <w:rFonts w:ascii="Arial" w:eastAsia="微软雅黑" w:hAnsi="Arial" w:cs="Arial"/>
+                <w:spacing w:val="11"/>
+                <w:sz w:val="22"/>
+              </w:rPr>
               <w:t xml:space="preserve">{{( </w:t>
             </w:r>
             <w:proofErr w:type="spellStart"/>
@@ -5623,7 +5286,7 @@
                 <w:spacing w:val="11"/>
                 <w:sz w:val="22"/>
               </w:rPr>
-              <w:t>var.var_somatic.level_I</w:t>
+              <w:t>var.var_somatic.level_onco_nodrug</w:t>
             </w:r>
             <w:proofErr w:type="spellEnd"/>
             <w:r>
@@ -5632,87 +5295,15 @@
                 <w:spacing w:val="11"/>
                 <w:sz w:val="22"/>
               </w:rPr>
-              <w:t xml:space="preserve"> + </w:t>
-            </w:r>
-            <w:proofErr w:type="spellStart"/>
+              <w:t>)|count}}</w:t>
+            </w:r>
             <w:r>
               <w:rPr>
                 <w:rFonts w:ascii="Arial" w:eastAsia="微软雅黑" w:hAnsi="Arial" w:cs="Arial"/>
                 <w:spacing w:val="11"/>
                 <w:sz w:val="22"/>
               </w:rPr>
-              <w:t>var.var_somatic.level_II</w:t>
-            </w:r>
-            <w:proofErr w:type="spellEnd"/>
-            <w:r>
-              <w:rPr>
-                <w:rFonts w:ascii="Arial" w:eastAsia="微软雅黑" w:hAnsi="Arial" w:cs="Arial"/>
-                <w:spacing w:val="11"/>
-                <w:sz w:val="22"/>
-              </w:rPr>
-              <w:t>)|count}}</w:t>
-            </w:r>
-            <w:proofErr w:type="gramStart"/>
-            <w:r>
-              <w:rPr>
-                <w:rFonts w:ascii="Arial" w:eastAsia="微软雅黑" w:hAnsi="Arial" w:cs="Arial"/>
-                <w:spacing w:val="11"/>
-                <w:sz w:val="22"/>
-              </w:rPr>
-              <w:t>个</w:t>
-            </w:r>
-            <w:proofErr w:type="gramEnd"/>
-            <w:r>
-              <w:rPr>
-                <w:rFonts w:ascii="Arial" w:eastAsia="微软雅黑" w:hAnsi="Arial" w:cs="Arial"/>
-                <w:spacing w:val="11"/>
-                <w:sz w:val="22"/>
-              </w:rPr>
-              <w:t>，肿瘤发生发展相关变异有</w:t>
-            </w:r>
-            <w:r>
-              <w:rPr>
-                <w:rFonts w:ascii="Arial" w:eastAsia="微软雅黑" w:hAnsi="Arial" w:cs="Arial"/>
-                <w:spacing w:val="11"/>
-                <w:sz w:val="22"/>
-              </w:rPr>
-              <w:t xml:space="preserve">{{( </w:t>
-            </w:r>
-            <w:proofErr w:type="spellStart"/>
-            <w:r>
-              <w:rPr>
-                <w:rFonts w:ascii="Arial" w:eastAsia="微软雅黑" w:hAnsi="Arial" w:cs="Arial"/>
-                <w:spacing w:val="11"/>
-                <w:sz w:val="22"/>
-              </w:rPr>
-              <w:t>var.var_somatic.level_onco_nodrug</w:t>
-            </w:r>
-            <w:proofErr w:type="spellEnd"/>
-            <w:r>
-              <w:rPr>
-                <w:rFonts w:ascii="Arial" w:eastAsia="微软雅黑" w:hAnsi="Arial" w:cs="Arial"/>
-                <w:spacing w:val="11"/>
-                <w:sz w:val="22"/>
-              </w:rPr>
-              <w:t>)|count}}</w:t>
-            </w:r>
-            <w:proofErr w:type="gramStart"/>
-            <w:r>
-              <w:rPr>
-                <w:rFonts w:ascii="Arial" w:eastAsia="微软雅黑" w:hAnsi="Arial" w:cs="Arial"/>
-                <w:spacing w:val="11"/>
-                <w:sz w:val="22"/>
-              </w:rPr>
-              <w:t>个</w:t>
-            </w:r>
-            <w:proofErr w:type="gramEnd"/>
-            <w:r>
-              <w:rPr>
-                <w:rFonts w:ascii="Arial" w:eastAsia="微软雅黑" w:hAnsi="Arial" w:cs="Arial"/>
-                <w:spacing w:val="11"/>
-                <w:sz w:val="22"/>
-              </w:rPr>
-              <w:t>。</w:t>
+              <w:t>个。</w:t>
             </w:r>
             <w:r>
               <w:rPr>
@@ -5837,25 +5428,7 @@
                 <w:spacing w:val="11"/>
                 <w:sz w:val="22"/>
               </w:rPr>
-              <w:t>var.var_</w:t>
-            </w:r>
-            <w:proofErr w:type="gramStart"/>
-            <w:r>
-              <w:rPr>
-                <w:rFonts w:ascii="Arial" w:eastAsia="微软雅黑" w:hAnsi="Arial" w:cs="Arial"/>
-                <w:spacing w:val="11"/>
-                <w:sz w:val="22"/>
-              </w:rPr>
-              <w:t>somatic.level</w:t>
-            </w:r>
-            <w:proofErr w:type="gramEnd"/>
-            <w:r>
-              <w:rPr>
-                <w:rFonts w:ascii="Arial" w:eastAsia="微软雅黑" w:hAnsi="Arial" w:cs="Arial"/>
-                <w:spacing w:val="11"/>
-                <w:sz w:val="22"/>
-              </w:rPr>
-              <w:t>_I</w:t>
+              <w:t>var.var_somatic.level_I</w:t>
             </w:r>
             <w:proofErr w:type="spellEnd"/>
             <w:r>
@@ -5926,25 +5499,7 @@
                 <w:spacing w:val="11"/>
                 <w:sz w:val="22"/>
               </w:rPr>
-              <w:t>var.var_</w:t>
-            </w:r>
-            <w:proofErr w:type="gramStart"/>
-            <w:r>
-              <w:rPr>
-                <w:rFonts w:ascii="Arial" w:eastAsia="微软雅黑" w:hAnsi="Arial" w:cs="Arial"/>
-                <w:spacing w:val="11"/>
-                <w:sz w:val="22"/>
-              </w:rPr>
-              <w:t>somatic.level</w:t>
-            </w:r>
-            <w:proofErr w:type="gramEnd"/>
-            <w:r>
-              <w:rPr>
-                <w:rFonts w:ascii="Arial" w:eastAsia="微软雅黑" w:hAnsi="Arial" w:cs="Arial"/>
-                <w:spacing w:val="11"/>
-                <w:sz w:val="22"/>
-              </w:rPr>
-              <w:t>_I</w:t>
+              <w:t>var.var_somatic.level_I</w:t>
             </w:r>
             <w:proofErr w:type="spellEnd"/>
             <w:r>
@@ -6001,7 +5556,6 @@
               <w:t>{</w:t>
             </w:r>
             <w:proofErr w:type="spellStart"/>
-            <w:proofErr w:type="gramStart"/>
             <w:r>
               <w:rPr>
                 <w:rFonts w:ascii="Arial" w:eastAsia="微软雅黑" w:hAnsi="Arial" w:cs="Arial" w:hint="eastAsia"/>
@@ -6016,16 +5570,7 @@
                 <w:spacing w:val="11"/>
                 <w:sz w:val="22"/>
               </w:rPr>
-              <w:t>.gene</w:t>
-            </w:r>
-            <w:proofErr w:type="gramEnd"/>
-            <w:r>
-              <w:rPr>
-                <w:rFonts w:ascii="Arial" w:eastAsia="微软雅黑" w:hAnsi="Arial" w:cs="Arial"/>
-                <w:spacing w:val="11"/>
-                <w:sz w:val="22"/>
-              </w:rPr>
-              <w:t>_symbol</w:t>
+              <w:t>.gene_symbol</w:t>
             </w:r>
             <w:proofErr w:type="spellEnd"/>
             <w:r>
@@ -6338,25 +5883,7 @@
                 <w:spacing w:val="11"/>
                 <w:sz w:val="22"/>
               </w:rPr>
-              <w:t>var.var_</w:t>
-            </w:r>
-            <w:proofErr w:type="gramStart"/>
-            <w:r>
-              <w:rPr>
-                <w:rFonts w:ascii="Arial" w:eastAsia="微软雅黑" w:hAnsi="Arial" w:cs="Arial"/>
-                <w:spacing w:val="11"/>
-                <w:sz w:val="22"/>
-              </w:rPr>
-              <w:t>somatic.level</w:t>
-            </w:r>
-            <w:proofErr w:type="gramEnd"/>
-            <w:r>
-              <w:rPr>
-                <w:rFonts w:ascii="Arial" w:eastAsia="微软雅黑" w:hAnsi="Arial" w:cs="Arial"/>
-                <w:spacing w:val="11"/>
-                <w:sz w:val="22"/>
-              </w:rPr>
-              <w:t>_onco_nodrug</w:t>
+              <w:t>var.var_somatic.level_onco_nodrug</w:t>
             </w:r>
             <w:proofErr w:type="spellEnd"/>
             <w:r>
@@ -6427,25 +5954,7 @@
                 <w:spacing w:val="11"/>
                 <w:sz w:val="22"/>
               </w:rPr>
-              <w:t>var.var_</w:t>
-            </w:r>
-            <w:proofErr w:type="gramStart"/>
-            <w:r>
-              <w:rPr>
-                <w:rFonts w:ascii="Arial" w:eastAsia="微软雅黑" w:hAnsi="Arial" w:cs="Arial"/>
-                <w:spacing w:val="11"/>
-                <w:sz w:val="22"/>
-              </w:rPr>
-              <w:t>somatic.level</w:t>
-            </w:r>
-            <w:proofErr w:type="gramEnd"/>
-            <w:r>
-              <w:rPr>
-                <w:rFonts w:ascii="Arial" w:eastAsia="微软雅黑" w:hAnsi="Arial" w:cs="Arial"/>
-                <w:spacing w:val="11"/>
-                <w:sz w:val="22"/>
-              </w:rPr>
-              <w:t>_onco_nodrug</w:t>
+              <w:t>var.var_somatic.level_onco_nodrug</w:t>
             </w:r>
             <w:proofErr w:type="spellEnd"/>
             <w:r>
@@ -6502,7 +6011,6 @@
               <w:t>{</w:t>
             </w:r>
             <w:proofErr w:type="spellStart"/>
-            <w:proofErr w:type="gramStart"/>
             <w:r>
               <w:rPr>
                 <w:rFonts w:ascii="Arial" w:eastAsia="微软雅黑" w:hAnsi="Arial" w:cs="Arial" w:hint="eastAsia"/>
@@ -6517,16 +6025,7 @@
                 <w:spacing w:val="11"/>
                 <w:sz w:val="22"/>
               </w:rPr>
-              <w:t>.gene</w:t>
-            </w:r>
-            <w:proofErr w:type="gramEnd"/>
-            <w:r>
-              <w:rPr>
-                <w:rFonts w:ascii="Arial" w:eastAsia="微软雅黑" w:hAnsi="Arial" w:cs="Arial"/>
-                <w:spacing w:val="11"/>
-                <w:sz w:val="22"/>
-              </w:rPr>
-              <w:t>_symbol</w:t>
+              <w:t>.gene_symbol</w:t>
             </w:r>
             <w:proofErr w:type="spellEnd"/>
             <w:r>
@@ -6854,31 +6353,7 @@
           <w:sz w:val="24"/>
           <w:szCs w:val="24"/>
         </w:rPr>
-        <w:t>子宫内膜</w:t>
-      </w:r>
-      <w:proofErr w:type="gramStart"/>
-      <w:r>
-        <w:rPr>
-          <w:rFonts w:ascii="思源黑体 CN Bold" w:eastAsia="思源黑体 CN Bold" w:hAnsi="思源黑体 CN Bold"/>
-          <w:b/>
-          <w:bCs/>
-          <w:color w:val="1E7648"/>
-          <w:sz w:val="24"/>
-          <w:szCs w:val="24"/>
-        </w:rPr>
-        <w:t>癌分子</w:t>
-      </w:r>
-      <w:proofErr w:type="gramEnd"/>
-      <w:r>
-        <w:rPr>
-          <w:rFonts w:ascii="思源黑体 CN Bold" w:eastAsia="思源黑体 CN Bold" w:hAnsi="思源黑体 CN Bold"/>
-          <w:b/>
-          <w:bCs/>
-          <w:color w:val="1E7648"/>
-          <w:sz w:val="24"/>
-          <w:szCs w:val="24"/>
-        </w:rPr>
-        <w:t>分型结果</w:t>
+        <w:t>子宫内膜癌分子分型结果</w:t>
       </w:r>
     </w:p>
     <w:tbl>
@@ -7042,25 +6517,7 @@
                 <w:sz w:val="17"/>
                 <w:szCs w:val="17"/>
               </w:rPr>
-              <w:t>{%tr for a in var.ec_</w:t>
-            </w:r>
-            <w:proofErr w:type="gramStart"/>
-            <w:r>
-              <w:rPr>
-                <w:rFonts w:ascii="思源黑体 CN Normal" w:eastAsia="思源黑体 CN Normal" w:hAnsi="思源黑体 CN Normal"/>
-                <w:sz w:val="17"/>
-                <w:szCs w:val="17"/>
-              </w:rPr>
-              <w:t>type.POLE</w:t>
-            </w:r>
-            <w:proofErr w:type="gramEnd"/>
-            <w:r>
-              <w:rPr>
-                <w:rFonts w:ascii="思源黑体 CN Normal" w:eastAsia="思源黑体 CN Normal" w:hAnsi="思源黑体 CN Normal"/>
-                <w:sz w:val="17"/>
-                <w:szCs w:val="17"/>
-              </w:rPr>
-              <w:t>_level12_withECtype + [</w:t>
+              <w:t>{%tr for a in var.ec_type.POLE_level12_withECtype + [</w:t>
             </w:r>
             <w:proofErr w:type="spellStart"/>
             <w:r>
@@ -7124,25 +6581,7 @@
                 <w:sz w:val="17"/>
                 <w:szCs w:val="17"/>
               </w:rPr>
-              <w:t xml:space="preserve"> in [”MSI-H”</w:t>
-            </w:r>
-            <w:proofErr w:type="gramStart"/>
-            <w:r>
-              <w:rPr>
-                <w:rFonts w:ascii="思源黑体 CN Normal" w:eastAsia="思源黑体 CN Normal" w:hAnsi="思源黑体 CN Normal"/>
-                <w:sz w:val="17"/>
-                <w:szCs w:val="17"/>
-              </w:rPr>
-              <w:t>, ”MSS</w:t>
-            </w:r>
-            <w:proofErr w:type="gramEnd"/>
-            <w:r>
-              <w:rPr>
-                <w:rFonts w:ascii="思源黑体 CN Normal" w:eastAsia="思源黑体 CN Normal" w:hAnsi="思源黑体 CN Normal"/>
-                <w:sz w:val="17"/>
-                <w:szCs w:val="17"/>
-              </w:rPr>
-              <w:t>”]%}</w:t>
+              <w:t xml:space="preserve"> in [”MSI-H”, ”MSS”]%}</w:t>
             </w:r>
           </w:p>
           <w:p>
@@ -7203,7 +6642,6 @@
               <w:t>{{</w:t>
             </w:r>
             <w:proofErr w:type="spellStart"/>
-            <w:proofErr w:type="gramStart"/>
             <w:r>
               <w:rPr>
                 <w:rFonts w:ascii="思源黑体 CN Normal" w:eastAsia="思源黑体 CN Normal" w:hAnsi="思源黑体 CN Normal"/>
@@ -7212,18 +6650,7 @@
                 <w:sz w:val="17"/>
                 <w:szCs w:val="17"/>
               </w:rPr>
-              <w:t>a.gene</w:t>
-            </w:r>
-            <w:proofErr w:type="gramEnd"/>
-            <w:r>
-              <w:rPr>
-                <w:rFonts w:ascii="思源黑体 CN Normal" w:eastAsia="思源黑体 CN Normal" w:hAnsi="思源黑体 CN Normal"/>
-                <w:i/>
-                <w:iCs/>
-                <w:sz w:val="17"/>
-                <w:szCs w:val="17"/>
-              </w:rPr>
-              <w:t>_symbol</w:t>
+              <w:t>a.gene_symbol</w:t>
             </w:r>
             <w:proofErr w:type="spellEnd"/>
             <w:r>
@@ -7295,25 +6722,7 @@
                 <w:sz w:val="17"/>
                 <w:szCs w:val="17"/>
               </w:rPr>
-              <w:t>==”MSI-</w:t>
-            </w:r>
-            <w:proofErr w:type="gramStart"/>
-            <w:r>
-              <w:rPr>
-                <w:rFonts w:ascii="思源黑体 CN Normal" w:eastAsia="思源黑体 CN Normal" w:hAnsi="思源黑体 CN Normal"/>
-                <w:sz w:val="17"/>
-                <w:szCs w:val="17"/>
-              </w:rPr>
-              <w:t>H”%</w:t>
-            </w:r>
-            <w:proofErr w:type="gramEnd"/>
-            <w:r>
-              <w:rPr>
-                <w:rFonts w:ascii="思源黑体 CN Normal" w:eastAsia="思源黑体 CN Normal" w:hAnsi="思源黑体 CN Normal"/>
-                <w:sz w:val="17"/>
-                <w:szCs w:val="17"/>
-              </w:rPr>
-              <w:t>}</w:t>
+              <w:t>==”MSI-H”%}</w:t>
             </w:r>
           </w:p>
           <w:p>
@@ -7393,18 +6802,98 @@
                 <w:sz w:val="17"/>
                 <w:szCs w:val="17"/>
               </w:rPr>
-              <w:t>=</w:t>
-            </w:r>
-            <w:proofErr w:type="gramStart"/>
-            <w:r>
-              <w:rPr>
-                <w:rFonts w:ascii="思源黑体 CN Normal" w:eastAsia="思源黑体 CN Normal" w:hAnsi="思源黑体 CN Normal"/>
-                <w:sz w:val="17"/>
-                <w:szCs w:val="17"/>
-              </w:rPr>
-              <w:t>=”MSS</w:t>
-            </w:r>
-            <w:proofErr w:type="gramEnd"/>
+              <w:t>==”MSS”%}</w:t>
+            </w:r>
+          </w:p>
+          <w:p>
+            <w:pPr>
+              <w:jc w:val="center"/>
+              <w:rPr>
+                <w:rFonts w:ascii="思源黑体 CN Normal" w:eastAsia="思源黑体 CN Normal" w:hAnsi="思源黑体 CN Normal"/>
+                <w:sz w:val="17"/>
+                <w:szCs w:val="17"/>
+              </w:rPr>
+            </w:pPr>
+            <w:r>
+              <w:rPr>
+                <w:rFonts w:ascii="思源黑体 CN Normal" w:eastAsia="思源黑体 CN Normal" w:hAnsi="思源黑体 CN Normal" w:hint="eastAsia"/>
+                <w:sz w:val="17"/>
+                <w:szCs w:val="17"/>
+              </w:rPr>
+              <w:t>微卫星稳定（</w:t>
+            </w:r>
+            <w:r>
+              <w:rPr>
+                <w:rFonts w:ascii="思源黑体 CN Normal" w:eastAsia="思源黑体 CN Normal" w:hAnsi="思源黑体 CN Normal"/>
+                <w:sz w:val="17"/>
+                <w:szCs w:val="17"/>
+              </w:rPr>
+              <w:t>MSS）</w:t>
+            </w:r>
+          </w:p>
+          <w:p>
+            <w:pPr>
+              <w:jc w:val="center"/>
+              <w:rPr>
+                <w:rFonts w:ascii="思源黑体 CN Normal" w:eastAsia="思源黑体 CN Normal" w:hAnsi="思源黑体 CN Normal"/>
+                <w:sz w:val="17"/>
+                <w:szCs w:val="17"/>
+              </w:rPr>
+            </w:pPr>
+            <w:r>
+              <w:rPr>
+                <w:rFonts w:ascii="思源黑体 CN Normal" w:eastAsia="思源黑体 CN Normal" w:hAnsi="思源黑体 CN Normal"/>
+                <w:sz w:val="17"/>
+                <w:szCs w:val="17"/>
+              </w:rPr>
+              <w:t>{%p else%}</w:t>
+            </w:r>
+          </w:p>
+          <w:p>
+            <w:pPr>
+              <w:jc w:val="center"/>
+              <w:rPr>
+                <w:rFonts w:ascii="思源黑体 CN Normal" w:eastAsia="思源黑体 CN Normal" w:hAnsi="思源黑体 CN Normal"/>
+                <w:sz w:val="17"/>
+                <w:szCs w:val="17"/>
+              </w:rPr>
+            </w:pPr>
+            <w:r>
+              <w:rPr>
+                <w:rFonts w:ascii="思源黑体 CN Normal" w:eastAsia="思源黑体 CN Normal" w:hAnsi="思源黑体 CN Normal"/>
+                <w:sz w:val="17"/>
+                <w:szCs w:val="17"/>
+              </w:rPr>
+              <w:t xml:space="preserve">{%p if </w:t>
+            </w:r>
+            <w:proofErr w:type="spellStart"/>
+            <w:r>
+              <w:rPr>
+                <w:rFonts w:ascii="思源黑体 CN Normal" w:eastAsia="思源黑体 CN Normal" w:hAnsi="思源黑体 CN Normal"/>
+                <w:sz w:val="17"/>
+                <w:szCs w:val="17"/>
+              </w:rPr>
+              <w:t>a.result</w:t>
+            </w:r>
+            <w:proofErr w:type="spellEnd"/>
+            <w:r>
+              <w:rPr>
+                <w:rFonts w:ascii="思源黑体 CN Normal" w:eastAsia="思源黑体 CN Normal" w:hAnsi="思源黑体 CN Normal"/>
+                <w:sz w:val="17"/>
+                <w:szCs w:val="17"/>
+              </w:rPr>
+              <w:t>==”</w:t>
+            </w:r>
+            <w:proofErr w:type="spellStart"/>
+            <w:r>
+              <w:rPr>
+                <w:rFonts w:ascii="思源黑体 CN Normal" w:eastAsia="思源黑体 CN Normal" w:hAnsi="思源黑体 CN Normal"/>
+                <w:sz w:val="17"/>
+                <w:szCs w:val="17"/>
+              </w:rPr>
+              <w:t>nofound</w:t>
+            </w:r>
+            <w:proofErr w:type="spellEnd"/>
             <w:r>
               <w:rPr>
                 <w:rFonts w:ascii="思源黑体 CN Normal" w:eastAsia="思源黑体 CN Normal" w:hAnsi="思源黑体 CN Normal"/>
@@ -7429,15 +6918,7 @@
                 <w:sz w:val="17"/>
                 <w:szCs w:val="17"/>
               </w:rPr>
-              <w:t>微卫星稳定（</w:t>
-            </w:r>
-            <w:r>
-              <w:rPr>
-                <w:rFonts w:ascii="思源黑体 CN Normal" w:eastAsia="思源黑体 CN Normal" w:hAnsi="思源黑体 CN Normal"/>
-                <w:sz w:val="17"/>
-                <w:szCs w:val="17"/>
-              </w:rPr>
-              <w:t>MSS）</w:t>
+              <w:t>未检测到具有临床意义的变异</w:t>
             </w:r>
           </w:p>
           <w:p>
@@ -7473,27 +6954,25 @@
                 <w:sz w:val="17"/>
                 <w:szCs w:val="17"/>
               </w:rPr>
-              <w:t xml:space="preserve">{%p if </w:t>
+              <w:t>{{</w:t>
             </w:r>
             <w:proofErr w:type="spellStart"/>
-            <w:proofErr w:type="gramStart"/>
-            <w:r>
-              <w:rPr>
-                <w:rFonts w:ascii="思源黑体 CN Normal" w:eastAsia="思源黑体 CN Normal" w:hAnsi="思源黑体 CN Normal"/>
-                <w:sz w:val="17"/>
-                <w:szCs w:val="17"/>
-              </w:rPr>
-              <w:t>a.result</w:t>
+            <w:r>
+              <w:rPr>
+                <w:rFonts w:ascii="思源黑体 CN Normal" w:eastAsia="思源黑体 CN Normal" w:hAnsi="思源黑体 CN Normal"/>
+                <w:sz w:val="17"/>
+                <w:szCs w:val="17"/>
+              </w:rPr>
+              <w:t>a.gene_region</w:t>
             </w:r>
             <w:proofErr w:type="spellEnd"/>
-            <w:proofErr w:type="gramEnd"/>
-            <w:r>
-              <w:rPr>
-                <w:rFonts w:ascii="思源黑体 CN Normal" w:eastAsia="思源黑体 CN Normal" w:hAnsi="思源黑体 CN Normal"/>
-                <w:sz w:val="17"/>
-                <w:szCs w:val="17"/>
-              </w:rPr>
-              <w:t>==”</w:t>
+            <w:r>
+              <w:rPr>
+                <w:rFonts w:ascii="思源黑体 CN Normal" w:eastAsia="思源黑体 CN Normal" w:hAnsi="思源黑体 CN Normal"/>
+                <w:sz w:val="17"/>
+                <w:szCs w:val="17"/>
+              </w:rPr>
+              <w:t>}} {{</w:t>
             </w:r>
             <w:proofErr w:type="spellStart"/>
             <w:r>
@@ -7502,7 +6981,7 @@
                 <w:sz w:val="17"/>
                 <w:szCs w:val="17"/>
               </w:rPr>
-              <w:t>nofound</w:t>
+              <w:t>a.hgvs_c</w:t>
             </w:r>
             <w:proofErr w:type="spellEnd"/>
             <w:r>
@@ -7511,7 +6990,43 @@
                 <w:sz w:val="17"/>
                 <w:szCs w:val="17"/>
               </w:rPr>
-              <w:t>”%}</w:t>
+              <w:t xml:space="preserve">}}{%if </w:t>
+            </w:r>
+            <w:proofErr w:type="spellStart"/>
+            <w:r>
+              <w:rPr>
+                <w:rFonts w:ascii="思源黑体 CN Normal" w:eastAsia="思源黑体 CN Normal" w:hAnsi="思源黑体 CN Normal"/>
+                <w:sz w:val="17"/>
+                <w:szCs w:val="17"/>
+              </w:rPr>
+              <w:t>a.hgvs_p</w:t>
+            </w:r>
+            <w:proofErr w:type="spellEnd"/>
+            <w:r>
+              <w:rPr>
+                <w:rFonts w:ascii="思源黑体 CN Normal" w:eastAsia="思源黑体 CN Normal" w:hAnsi="思源黑体 CN Normal"/>
+                <w:sz w:val="17"/>
+                <w:szCs w:val="17"/>
+              </w:rPr>
+              <w:t xml:space="preserve"> != “p.?”%} {{</w:t>
+            </w:r>
+            <w:proofErr w:type="spellStart"/>
+            <w:r>
+              <w:rPr>
+                <w:rFonts w:ascii="思源黑体 CN Normal" w:eastAsia="思源黑体 CN Normal" w:hAnsi="思源黑体 CN Normal"/>
+                <w:sz w:val="17"/>
+                <w:szCs w:val="17"/>
+              </w:rPr>
+              <w:t>a.hgvs_p</w:t>
+            </w:r>
+            <w:proofErr w:type="spellEnd"/>
+            <w:r>
+              <w:rPr>
+                <w:rFonts w:ascii="思源黑体 CN Normal" w:eastAsia="思源黑体 CN Normal" w:hAnsi="思源黑体 CN Normal"/>
+                <w:sz w:val="17"/>
+                <w:szCs w:val="17"/>
+              </w:rPr>
+              <w:t>}}{%endif%}</w:t>
             </w:r>
           </w:p>
           <w:p>
@@ -7525,42 +7040,6 @@
             </w:pPr>
             <w:r>
               <w:rPr>
-                <w:rFonts w:ascii="思源黑体 CN Normal" w:eastAsia="思源黑体 CN Normal" w:hAnsi="思源黑体 CN Normal" w:hint="eastAsia"/>
-                <w:sz w:val="17"/>
-                <w:szCs w:val="17"/>
-              </w:rPr>
-              <w:t>未检测到具有临床意义的变异</w:t>
-            </w:r>
-          </w:p>
-          <w:p>
-            <w:pPr>
-              <w:jc w:val="center"/>
-              <w:rPr>
-                <w:rFonts w:ascii="思源黑体 CN Normal" w:eastAsia="思源黑体 CN Normal" w:hAnsi="思源黑体 CN Normal"/>
-                <w:sz w:val="17"/>
-                <w:szCs w:val="17"/>
-              </w:rPr>
-            </w:pPr>
-            <w:r>
-              <w:rPr>
-                <w:rFonts w:ascii="思源黑体 CN Normal" w:eastAsia="思源黑体 CN Normal" w:hAnsi="思源黑体 CN Normal"/>
-                <w:sz w:val="17"/>
-                <w:szCs w:val="17"/>
-              </w:rPr>
-              <w:t>{%p else%}</w:t>
-            </w:r>
-          </w:p>
-          <w:p>
-            <w:pPr>
-              <w:jc w:val="center"/>
-              <w:rPr>
-                <w:rFonts w:ascii="思源黑体 CN Normal" w:eastAsia="思源黑体 CN Normal" w:hAnsi="思源黑体 CN Normal"/>
-                <w:sz w:val="17"/>
-                <w:szCs w:val="17"/>
-              </w:rPr>
-            </w:pPr>
-            <w:r>
-              <w:rPr>
                 <w:rFonts w:ascii="思源黑体 CN Normal" w:eastAsia="思源黑体 CN Normal" w:hAnsi="思源黑体 CN Normal"/>
                 <w:sz w:val="17"/>
                 <w:szCs w:val="17"/>
@@ -7568,123 +7047,13 @@
               <w:t>{{</w:t>
             </w:r>
             <w:proofErr w:type="spellStart"/>
-            <w:proofErr w:type="gramStart"/>
-            <w:r>
-              <w:rPr>
-                <w:rFonts w:ascii="思源黑体 CN Normal" w:eastAsia="思源黑体 CN Normal" w:hAnsi="思源黑体 CN Normal"/>
-                <w:sz w:val="17"/>
-                <w:szCs w:val="17"/>
-              </w:rPr>
-              <w:t>a.gene</w:t>
-            </w:r>
-            <w:proofErr w:type="gramEnd"/>
-            <w:r>
-              <w:rPr>
-                <w:rFonts w:ascii="思源黑体 CN Normal" w:eastAsia="思源黑体 CN Normal" w:hAnsi="思源黑体 CN Normal"/>
-                <w:sz w:val="17"/>
-                <w:szCs w:val="17"/>
-              </w:rPr>
-              <w:t>_region</w:t>
-            </w:r>
-            <w:proofErr w:type="spellEnd"/>
-            <w:r>
-              <w:rPr>
-                <w:rFonts w:ascii="思源黑体 CN Normal" w:eastAsia="思源黑体 CN Normal" w:hAnsi="思源黑体 CN Normal"/>
-                <w:sz w:val="17"/>
-                <w:szCs w:val="17"/>
-              </w:rPr>
-              <w:t>}} {{</w:t>
-            </w:r>
-            <w:proofErr w:type="spellStart"/>
-            <w:r>
-              <w:rPr>
-                <w:rFonts w:ascii="思源黑体 CN Normal" w:eastAsia="思源黑体 CN Normal" w:hAnsi="思源黑体 CN Normal"/>
-                <w:sz w:val="17"/>
-                <w:szCs w:val="17"/>
-              </w:rPr>
-              <w:t>a.hgvs_c</w:t>
-            </w:r>
-            <w:proofErr w:type="spellEnd"/>
-            <w:r>
-              <w:rPr>
-                <w:rFonts w:ascii="思源黑体 CN Normal" w:eastAsia="思源黑体 CN Normal" w:hAnsi="思源黑体 CN Normal"/>
-                <w:sz w:val="17"/>
-                <w:szCs w:val="17"/>
-              </w:rPr>
-              <w:t xml:space="preserve">}}{%if </w:t>
-            </w:r>
-            <w:proofErr w:type="spellStart"/>
-            <w:r>
-              <w:rPr>
-                <w:rFonts w:ascii="思源黑体 CN Normal" w:eastAsia="思源黑体 CN Normal" w:hAnsi="思源黑体 CN Normal"/>
-                <w:sz w:val="17"/>
-                <w:szCs w:val="17"/>
-              </w:rPr>
-              <w:t>a.hgvs_p</w:t>
-            </w:r>
-            <w:proofErr w:type="spellEnd"/>
-            <w:r>
-              <w:rPr>
-                <w:rFonts w:ascii="思源黑体 CN Normal" w:eastAsia="思源黑体 CN Normal" w:hAnsi="思源黑体 CN Normal"/>
-                <w:sz w:val="17"/>
-                <w:szCs w:val="17"/>
-              </w:rPr>
-              <w:t xml:space="preserve"> != “p.?”%} {{</w:t>
-            </w:r>
-            <w:proofErr w:type="spellStart"/>
-            <w:r>
-              <w:rPr>
-                <w:rFonts w:ascii="思源黑体 CN Normal" w:eastAsia="思源黑体 CN Normal" w:hAnsi="思源黑体 CN Normal"/>
-                <w:sz w:val="17"/>
-                <w:szCs w:val="17"/>
-              </w:rPr>
-              <w:t>a.hgvs_p</w:t>
-            </w:r>
-            <w:proofErr w:type="spellEnd"/>
-            <w:r>
-              <w:rPr>
-                <w:rFonts w:ascii="思源黑体 CN Normal" w:eastAsia="思源黑体 CN Normal" w:hAnsi="思源黑体 CN Normal"/>
-                <w:sz w:val="17"/>
-                <w:szCs w:val="17"/>
-              </w:rPr>
-              <w:t>}}{%endif%}</w:t>
-            </w:r>
-          </w:p>
-          <w:p>
-            <w:pPr>
-              <w:jc w:val="center"/>
-              <w:rPr>
-                <w:rFonts w:ascii="思源黑体 CN Normal" w:eastAsia="思源黑体 CN Normal" w:hAnsi="思源黑体 CN Normal"/>
-                <w:sz w:val="17"/>
-                <w:szCs w:val="17"/>
-              </w:rPr>
-            </w:pPr>
-            <w:r>
-              <w:rPr>
-                <w:rFonts w:ascii="思源黑体 CN Normal" w:eastAsia="思源黑体 CN Normal" w:hAnsi="思源黑体 CN Normal"/>
-                <w:sz w:val="17"/>
-                <w:szCs w:val="17"/>
-              </w:rPr>
-              <w:t>{{</w:t>
-            </w:r>
-            <w:proofErr w:type="spellStart"/>
-            <w:proofErr w:type="gramStart"/>
-            <w:r>
-              <w:rPr>
-                <w:rFonts w:ascii="思源黑体 CN Normal" w:eastAsia="思源黑体 CN Normal" w:hAnsi="思源黑体 CN Normal"/>
-                <w:sz w:val="17"/>
-                <w:szCs w:val="17"/>
-              </w:rPr>
-              <w:t>a.transcript</w:t>
-            </w:r>
-            <w:proofErr w:type="gramEnd"/>
-            <w:r>
-              <w:rPr>
-                <w:rFonts w:ascii="思源黑体 CN Normal" w:eastAsia="思源黑体 CN Normal" w:hAnsi="思源黑体 CN Normal"/>
-                <w:sz w:val="17"/>
-                <w:szCs w:val="17"/>
-              </w:rPr>
-              <w:t>_primary</w:t>
+            <w:r>
+              <w:rPr>
+                <w:rFonts w:ascii="思源黑体 CN Normal" w:eastAsia="思源黑体 CN Normal" w:hAnsi="思源黑体 CN Normal"/>
+                <w:sz w:val="17"/>
+                <w:szCs w:val="17"/>
+              </w:rPr>
+              <w:t>a.transcript_primary</w:t>
             </w:r>
             <w:proofErr w:type="spellEnd"/>
             <w:r>
@@ -7770,25 +7139,7 @@
                 <w:sz w:val="17"/>
                 <w:szCs w:val="17"/>
               </w:rPr>
-              <w:t>==”MSI-</w:t>
-            </w:r>
-            <w:proofErr w:type="gramStart"/>
-            <w:r>
-              <w:rPr>
-                <w:rFonts w:ascii="思源黑体 CN Normal" w:eastAsia="思源黑体 CN Normal" w:hAnsi="思源黑体 CN Normal"/>
-                <w:sz w:val="17"/>
-                <w:szCs w:val="17"/>
-              </w:rPr>
-              <w:t>H”%</w:t>
-            </w:r>
-            <w:proofErr w:type="gramEnd"/>
-            <w:r>
-              <w:rPr>
-                <w:rFonts w:ascii="思源黑体 CN Normal" w:eastAsia="思源黑体 CN Normal" w:hAnsi="思源黑体 CN Normal"/>
-                <w:sz w:val="17"/>
-                <w:szCs w:val="17"/>
-              </w:rPr>
-              <w:t>}</w:t>
+              <w:t>==”MSI-H”%}</w:t>
             </w:r>
           </w:p>
           <w:p>
@@ -7860,18 +7211,90 @@
                 <w:sz w:val="17"/>
                 <w:szCs w:val="17"/>
               </w:rPr>
-              <w:t>=</w:t>
-            </w:r>
-            <w:proofErr w:type="gramStart"/>
-            <w:r>
-              <w:rPr>
-                <w:rFonts w:ascii="思源黑体 CN Normal" w:eastAsia="思源黑体 CN Normal" w:hAnsi="思源黑体 CN Normal"/>
-                <w:sz w:val="17"/>
-                <w:szCs w:val="17"/>
-              </w:rPr>
-              <w:t>=”MSS</w:t>
-            </w:r>
-            <w:proofErr w:type="gramEnd"/>
+              <w:t>==”MSS”%}</w:t>
+            </w:r>
+          </w:p>
+          <w:p>
+            <w:pPr>
+              <w:jc w:val="center"/>
+              <w:rPr>
+                <w:rFonts w:ascii="思源黑体 CN Normal" w:eastAsia="思源黑体 CN Normal" w:hAnsi="思源黑体 CN Normal"/>
+                <w:sz w:val="17"/>
+                <w:szCs w:val="17"/>
+              </w:rPr>
+            </w:pPr>
+            <w:r>
+              <w:rPr>
+                <w:rFonts w:ascii="思源黑体 CN Normal" w:eastAsia="思源黑体 CN Normal" w:hAnsi="思源黑体 CN Normal"/>
+                <w:sz w:val="17"/>
+                <w:szCs w:val="17"/>
+              </w:rPr>
+              <w:t>/</w:t>
+            </w:r>
+          </w:p>
+          <w:p>
+            <w:pPr>
+              <w:jc w:val="center"/>
+              <w:rPr>
+                <w:rFonts w:ascii="思源黑体 CN Normal" w:eastAsia="思源黑体 CN Normal" w:hAnsi="思源黑体 CN Normal"/>
+                <w:sz w:val="17"/>
+                <w:szCs w:val="17"/>
+              </w:rPr>
+            </w:pPr>
+            <w:r>
+              <w:rPr>
+                <w:rFonts w:ascii="思源黑体 CN Normal" w:eastAsia="思源黑体 CN Normal" w:hAnsi="思源黑体 CN Normal"/>
+                <w:sz w:val="17"/>
+                <w:szCs w:val="17"/>
+              </w:rPr>
+              <w:t>{%p else%}</w:t>
+            </w:r>
+          </w:p>
+          <w:p>
+            <w:pPr>
+              <w:jc w:val="center"/>
+              <w:rPr>
+                <w:rFonts w:ascii="思源黑体 CN Normal" w:eastAsia="思源黑体 CN Normal" w:hAnsi="思源黑体 CN Normal"/>
+                <w:sz w:val="17"/>
+                <w:szCs w:val="17"/>
+              </w:rPr>
+            </w:pPr>
+            <w:r>
+              <w:rPr>
+                <w:rFonts w:ascii="思源黑体 CN Normal" w:eastAsia="思源黑体 CN Normal" w:hAnsi="思源黑体 CN Normal"/>
+                <w:sz w:val="17"/>
+                <w:szCs w:val="17"/>
+              </w:rPr>
+              <w:t xml:space="preserve">{%p if </w:t>
+            </w:r>
+            <w:proofErr w:type="spellStart"/>
+            <w:r>
+              <w:rPr>
+                <w:rFonts w:ascii="思源黑体 CN Normal" w:eastAsia="思源黑体 CN Normal" w:hAnsi="思源黑体 CN Normal"/>
+                <w:sz w:val="17"/>
+                <w:szCs w:val="17"/>
+              </w:rPr>
+              <w:t>a.result</w:t>
+            </w:r>
+            <w:proofErr w:type="spellEnd"/>
+            <w:r>
+              <w:rPr>
+                <w:rFonts w:ascii="思源黑体 CN Normal" w:eastAsia="思源黑体 CN Normal" w:hAnsi="思源黑体 CN Normal"/>
+                <w:sz w:val="17"/>
+                <w:szCs w:val="17"/>
+              </w:rPr>
+              <w:t>==”</w:t>
+            </w:r>
+            <w:proofErr w:type="spellStart"/>
+            <w:r>
+              <w:rPr>
+                <w:rFonts w:ascii="思源黑体 CN Normal" w:eastAsia="思源黑体 CN Normal" w:hAnsi="思源黑体 CN Normal"/>
+                <w:sz w:val="17"/>
+                <w:szCs w:val="17"/>
+              </w:rPr>
+              <w:t>nofound</w:t>
+            </w:r>
+            <w:proofErr w:type="spellEnd"/>
             <w:r>
               <w:rPr>
                 <w:rFonts w:ascii="思源黑体 CN Normal" w:eastAsia="思源黑体 CN Normal" w:hAnsi="思源黑体 CN Normal"/>
@@ -7896,7 +7319,7 @@
                 <w:sz w:val="17"/>
                 <w:szCs w:val="17"/>
               </w:rPr>
-              <w:t>/</w:t>
+              <w:t>-</w:t>
             </w:r>
           </w:p>
           <w:p>
@@ -7932,118 +7355,16 @@
                 <w:sz w:val="17"/>
                 <w:szCs w:val="17"/>
               </w:rPr>
-              <w:t xml:space="preserve">{%p if </w:t>
+              <w:t>{{</w:t>
             </w:r>
             <w:proofErr w:type="spellStart"/>
-            <w:proofErr w:type="gramStart"/>
-            <w:r>
-              <w:rPr>
-                <w:rFonts w:ascii="思源黑体 CN Normal" w:eastAsia="思源黑体 CN Normal" w:hAnsi="思源黑体 CN Normal"/>
-                <w:sz w:val="17"/>
-                <w:szCs w:val="17"/>
-              </w:rPr>
-              <w:t>a.result</w:t>
-            </w:r>
-            <w:proofErr w:type="spellEnd"/>
-            <w:proofErr w:type="gramEnd"/>
-            <w:r>
-              <w:rPr>
-                <w:rFonts w:ascii="思源黑体 CN Normal" w:eastAsia="思源黑体 CN Normal" w:hAnsi="思源黑体 CN Normal"/>
-                <w:sz w:val="17"/>
-                <w:szCs w:val="17"/>
-              </w:rPr>
-              <w:t>==”</w:t>
-            </w:r>
-            <w:proofErr w:type="spellStart"/>
-            <w:r>
-              <w:rPr>
-                <w:rFonts w:ascii="思源黑体 CN Normal" w:eastAsia="思源黑体 CN Normal" w:hAnsi="思源黑体 CN Normal"/>
-                <w:sz w:val="17"/>
-                <w:szCs w:val="17"/>
-              </w:rPr>
-              <w:t>nofound</w:t>
-            </w:r>
-            <w:proofErr w:type="spellEnd"/>
-            <w:r>
-              <w:rPr>
-                <w:rFonts w:ascii="思源黑体 CN Normal" w:eastAsia="思源黑体 CN Normal" w:hAnsi="思源黑体 CN Normal"/>
-                <w:sz w:val="17"/>
-                <w:szCs w:val="17"/>
-              </w:rPr>
-              <w:t>”%}</w:t>
-            </w:r>
-          </w:p>
-          <w:p>
-            <w:pPr>
-              <w:jc w:val="center"/>
-              <w:rPr>
-                <w:rFonts w:ascii="思源黑体 CN Normal" w:eastAsia="思源黑体 CN Normal" w:hAnsi="思源黑体 CN Normal"/>
-                <w:sz w:val="17"/>
-                <w:szCs w:val="17"/>
-              </w:rPr>
-            </w:pPr>
-            <w:r>
-              <w:rPr>
-                <w:rFonts w:ascii="思源黑体 CN Normal" w:eastAsia="思源黑体 CN Normal" w:hAnsi="思源黑体 CN Normal"/>
-                <w:sz w:val="17"/>
-                <w:szCs w:val="17"/>
-              </w:rPr>
-              <w:t>-</w:t>
-            </w:r>
-          </w:p>
-          <w:p>
-            <w:pPr>
-              <w:jc w:val="center"/>
-              <w:rPr>
-                <w:rFonts w:ascii="思源黑体 CN Normal" w:eastAsia="思源黑体 CN Normal" w:hAnsi="思源黑体 CN Normal"/>
-                <w:sz w:val="17"/>
-                <w:szCs w:val="17"/>
-              </w:rPr>
-            </w:pPr>
-            <w:r>
-              <w:rPr>
-                <w:rFonts w:ascii="思源黑体 CN Normal" w:eastAsia="思源黑体 CN Normal" w:hAnsi="思源黑体 CN Normal"/>
-                <w:sz w:val="17"/>
-                <w:szCs w:val="17"/>
-              </w:rPr>
-              <w:t>{%p else%}</w:t>
-            </w:r>
-          </w:p>
-          <w:p>
-            <w:pPr>
-              <w:jc w:val="center"/>
-              <w:rPr>
-                <w:rFonts w:ascii="思源黑体 CN Normal" w:eastAsia="思源黑体 CN Normal" w:hAnsi="思源黑体 CN Normal"/>
-                <w:sz w:val="17"/>
-                <w:szCs w:val="17"/>
-              </w:rPr>
-            </w:pPr>
-            <w:r>
-              <w:rPr>
-                <w:rFonts w:ascii="思源黑体 CN Normal" w:eastAsia="思源黑体 CN Normal" w:hAnsi="思源黑体 CN Normal"/>
-                <w:sz w:val="17"/>
-                <w:szCs w:val="17"/>
-              </w:rPr>
-              <w:t>{{</w:t>
-            </w:r>
-            <w:proofErr w:type="spellStart"/>
-            <w:proofErr w:type="gramStart"/>
-            <w:r>
-              <w:rPr>
-                <w:rFonts w:ascii="思源黑体 CN Normal" w:eastAsia="思源黑体 CN Normal" w:hAnsi="思源黑体 CN Normal"/>
-                <w:sz w:val="17"/>
-                <w:szCs w:val="17"/>
-              </w:rPr>
-              <w:t>a.freq</w:t>
-            </w:r>
-            <w:proofErr w:type="gramEnd"/>
-            <w:r>
-              <w:rPr>
-                <w:rFonts w:ascii="思源黑体 CN Normal" w:eastAsia="思源黑体 CN Normal" w:hAnsi="思源黑体 CN Normal"/>
-                <w:sz w:val="17"/>
-                <w:szCs w:val="17"/>
-              </w:rPr>
-              <w:t>_str</w:t>
+            <w:r>
+              <w:rPr>
+                <w:rFonts w:ascii="思源黑体 CN Normal" w:eastAsia="思源黑体 CN Normal" w:hAnsi="思源黑体 CN Normal"/>
+                <w:sz w:val="17"/>
+                <w:szCs w:val="17"/>
+              </w:rPr>
+              <w:t>a.freq_str</w:t>
             </w:r>
             <w:proofErr w:type="spellEnd"/>
             <w:r>
@@ -8954,41 +8275,23 @@
                 <w:sz w:val="17"/>
                 <w:szCs w:val="17"/>
               </w:rPr>
-              <w:t>MSI-</w:t>
-            </w:r>
-            <w:proofErr w:type="gramStart"/>
+              <w:t>MSI-H</w:t>
+            </w:r>
+            <w:r>
+              <w:rPr>
+                <w:rFonts w:ascii="思源黑体 CN Normal" w:eastAsia="思源黑体 CN Normal" w:hAnsi="思源黑体 CN Normal"/>
+                <w:sz w:val="17"/>
+                <w:szCs w:val="17"/>
+              </w:rPr>
+              <w:t>”</w:t>
+            </w:r>
             <w:r>
               <w:rPr>
                 <w:rFonts w:ascii="思源黑体 CN Normal" w:eastAsia="思源黑体 CN Normal" w:hAnsi="思源黑体 CN Normal" w:hint="eastAsia"/>
                 <w:sz w:val="17"/>
                 <w:szCs w:val="17"/>
               </w:rPr>
-              <w:t>H</w:t>
-            </w:r>
-            <w:r>
-              <w:rPr>
-                <w:rFonts w:ascii="思源黑体 CN Normal" w:eastAsia="思源黑体 CN Normal" w:hAnsi="思源黑体 CN Normal"/>
-                <w:sz w:val="17"/>
-                <w:szCs w:val="17"/>
-              </w:rPr>
-              <w:t>”</w:t>
-            </w:r>
-            <w:r>
-              <w:rPr>
-                <w:rFonts w:ascii="思源黑体 CN Normal" w:eastAsia="思源黑体 CN Normal" w:hAnsi="思源黑体 CN Normal" w:hint="eastAsia"/>
-                <w:sz w:val="17"/>
-                <w:szCs w:val="17"/>
-              </w:rPr>
-              <w:t>%</w:t>
-            </w:r>
-            <w:proofErr w:type="gramEnd"/>
-            <w:r>
-              <w:rPr>
-                <w:rFonts w:ascii="思源黑体 CN Normal" w:eastAsia="思源黑体 CN Normal" w:hAnsi="思源黑体 CN Normal" w:hint="eastAsia"/>
-                <w:sz w:val="17"/>
-                <w:szCs w:val="17"/>
-              </w:rPr>
-              <w:t>}</w:t>
+              <w:t>%}</w:t>
             </w:r>
           </w:p>
           <w:p>
@@ -9240,29 +8543,7 @@
                 <w:sz w:val="17"/>
                 <w:szCs w:val="17"/>
               </w:rPr>
-              <w:t>var.var_</w:t>
-            </w:r>
-            <w:proofErr w:type="gramStart"/>
-            <w:r>
-              <w:rPr>
-                <w:rFonts w:ascii="思源黑体 CN Normal" w:eastAsia="思源黑体 CN Normal" w:hAnsi="思源黑体 CN Normal" w:cs="思源黑体 CN Light"/>
-                <w:bCs/>
-                <w:iCs/>
-                <w:sz w:val="17"/>
-                <w:szCs w:val="17"/>
-              </w:rPr>
-              <w:t>somatic.level</w:t>
-            </w:r>
-            <w:proofErr w:type="gramEnd"/>
-            <w:r>
-              <w:rPr>
-                <w:rFonts w:ascii="思源黑体 CN Normal" w:eastAsia="思源黑体 CN Normal" w:hAnsi="思源黑体 CN Normal" w:cs="思源黑体 CN Light"/>
-                <w:bCs/>
-                <w:iCs/>
-                <w:sz w:val="17"/>
-                <w:szCs w:val="17"/>
-              </w:rPr>
-              <w:t>_I</w:t>
+              <w:t>var.var_somatic.level_I</w:t>
             </w:r>
             <w:proofErr w:type="spellEnd"/>
             <w:r>
@@ -9334,7 +8615,6 @@
               <w:t>{{</w:t>
             </w:r>
             <w:proofErr w:type="spellStart"/>
-            <w:proofErr w:type="gramStart"/>
             <w:r>
               <w:rPr>
                 <w:rFonts w:ascii="思源黑体 CN Normal" w:eastAsia="思源黑体 CN Normal" w:hAnsi="思源黑体 CN Normal" w:hint="eastAsia"/>
@@ -9353,18 +8633,7 @@
                 <w:sz w:val="17"/>
                 <w:szCs w:val="17"/>
               </w:rPr>
-              <w:t>gene</w:t>
-            </w:r>
-            <w:proofErr w:type="gramEnd"/>
-            <w:r>
-              <w:rPr>
-                <w:rFonts w:ascii="思源黑体 CN Normal" w:eastAsia="思源黑体 CN Normal" w:hAnsi="思源黑体 CN Normal"/>
-                <w:i/>
-                <w:iCs/>
-                <w:sz w:val="17"/>
-                <w:szCs w:val="17"/>
-              </w:rPr>
-              <w:t>_symbol</w:t>
+              <w:t>gene_symbol</w:t>
             </w:r>
             <w:proofErr w:type="spellEnd"/>
             <w:r>
@@ -9401,23 +8670,13 @@
               <w:t>{{</w:t>
             </w:r>
             <w:proofErr w:type="spellStart"/>
-            <w:proofErr w:type="gramStart"/>
-            <w:r>
-              <w:rPr>
-                <w:rFonts w:ascii="思源黑体 CN Normal" w:eastAsia="思源黑体 CN Normal" w:hAnsi="思源黑体 CN Normal"/>
-                <w:sz w:val="17"/>
-                <w:szCs w:val="17"/>
-              </w:rPr>
-              <w:t>a.gene</w:t>
-            </w:r>
-            <w:proofErr w:type="gramEnd"/>
-            <w:r>
-              <w:rPr>
-                <w:rFonts w:ascii="思源黑体 CN Normal" w:eastAsia="思源黑体 CN Normal" w:hAnsi="思源黑体 CN Normal"/>
-                <w:sz w:val="17"/>
-                <w:szCs w:val="17"/>
-              </w:rPr>
-              <w:t>_region</w:t>
+            <w:r>
+              <w:rPr>
+                <w:rFonts w:ascii="思源黑体 CN Normal" w:eastAsia="思源黑体 CN Normal" w:hAnsi="思源黑体 CN Normal"/>
+                <w:sz w:val="17"/>
+                <w:szCs w:val="17"/>
+              </w:rPr>
+              <w:t>a.gene_region</w:t>
             </w:r>
             <w:proofErr w:type="spellEnd"/>
             <w:r>
@@ -9501,23 +8760,13 @@
               <w:t>{{</w:t>
             </w:r>
             <w:proofErr w:type="spellStart"/>
-            <w:proofErr w:type="gramStart"/>
-            <w:r>
-              <w:rPr>
-                <w:rFonts w:ascii="思源黑体 CN Normal" w:eastAsia="思源黑体 CN Normal" w:hAnsi="思源黑体 CN Normal"/>
-                <w:sz w:val="17"/>
-                <w:szCs w:val="17"/>
-              </w:rPr>
-              <w:t>a.transcript</w:t>
-            </w:r>
-            <w:proofErr w:type="gramEnd"/>
-            <w:r>
-              <w:rPr>
-                <w:rFonts w:ascii="思源黑体 CN Normal" w:eastAsia="思源黑体 CN Normal" w:hAnsi="思源黑体 CN Normal"/>
-                <w:sz w:val="17"/>
-                <w:szCs w:val="17"/>
-              </w:rPr>
-              <w:t>_primary</w:t>
+            <w:r>
+              <w:rPr>
+                <w:rFonts w:ascii="思源黑体 CN Normal" w:eastAsia="思源黑体 CN Normal" w:hAnsi="思源黑体 CN Normal"/>
+                <w:sz w:val="17"/>
+                <w:szCs w:val="17"/>
+              </w:rPr>
+              <w:t>a.transcript_primary</w:t>
             </w:r>
             <w:proofErr w:type="spellEnd"/>
             <w:r>
@@ -9552,23 +8801,13 @@
               <w:t>{{</w:t>
             </w:r>
             <w:proofErr w:type="spellStart"/>
-            <w:proofErr w:type="gramStart"/>
-            <w:r>
-              <w:rPr>
-                <w:rFonts w:ascii="思源黑体 CN Normal" w:eastAsia="思源黑体 CN Normal" w:hAnsi="思源黑体 CN Normal"/>
-                <w:sz w:val="17"/>
-                <w:szCs w:val="17"/>
-              </w:rPr>
-              <w:t>a.freq</w:t>
-            </w:r>
-            <w:proofErr w:type="gramEnd"/>
-            <w:r>
-              <w:rPr>
-                <w:rFonts w:ascii="思源黑体 CN Normal" w:eastAsia="思源黑体 CN Normal" w:hAnsi="思源黑体 CN Normal"/>
-                <w:sz w:val="17"/>
-                <w:szCs w:val="17"/>
-              </w:rPr>
-              <w:t>_str</w:t>
+            <w:r>
+              <w:rPr>
+                <w:rFonts w:ascii="思源黑体 CN Normal" w:eastAsia="思源黑体 CN Normal" w:hAnsi="思源黑体 CN Normal"/>
+                <w:sz w:val="17"/>
+                <w:szCs w:val="17"/>
+              </w:rPr>
+              <w:t>a.freq_str</w:t>
             </w:r>
             <w:proofErr w:type="spellEnd"/>
             <w:r>
@@ -9606,7 +8845,6 @@
               <w:t xml:space="preserve">{%p if </w:t>
             </w:r>
             <w:proofErr w:type="spellStart"/>
-            <w:proofErr w:type="gramStart"/>
             <w:r>
               <w:rPr>
                 <w:rFonts w:ascii="思源黑体 CN Normal" w:eastAsia="思源黑体 CN Normal" w:hAnsi="思源黑体 CN Normal" w:cs="思源黑体 CN Light"/>
@@ -9614,17 +8852,7 @@
                 <w:sz w:val="17"/>
                 <w:szCs w:val="17"/>
               </w:rPr>
-              <w:t>a.clinic</w:t>
-            </w:r>
-            <w:proofErr w:type="gramEnd"/>
-            <w:r>
-              <w:rPr>
-                <w:rFonts w:ascii="思源黑体 CN Normal" w:eastAsia="思源黑体 CN Normal" w:hAnsi="思源黑体 CN Normal" w:cs="思源黑体 CN Light"/>
-                <w:iCs/>
-                <w:sz w:val="17"/>
-                <w:szCs w:val="17"/>
-              </w:rPr>
-              <w:t>_num_s</w:t>
+              <w:t>a.clinic_num_s</w:t>
             </w:r>
             <w:proofErr w:type="spellEnd"/>
             <w:r>
@@ -9913,29 +9141,7 @@
                 <w:sz w:val="17"/>
                 <w:szCs w:val="17"/>
               </w:rPr>
-              <w:t>var.var_</w:t>
-            </w:r>
-            <w:proofErr w:type="gramStart"/>
-            <w:r>
-              <w:rPr>
-                <w:rFonts w:ascii="思源黑体 CN Normal" w:eastAsia="思源黑体 CN Normal" w:hAnsi="思源黑体 CN Normal" w:cs="思源黑体 CN Light"/>
-                <w:bCs/>
-                <w:iCs/>
-                <w:sz w:val="17"/>
-                <w:szCs w:val="17"/>
-              </w:rPr>
-              <w:t>somatic.level</w:t>
-            </w:r>
-            <w:proofErr w:type="gramEnd"/>
-            <w:r>
-              <w:rPr>
-                <w:rFonts w:ascii="思源黑体 CN Normal" w:eastAsia="思源黑体 CN Normal" w:hAnsi="思源黑体 CN Normal" w:cs="思源黑体 CN Light"/>
-                <w:bCs/>
-                <w:iCs/>
-                <w:sz w:val="17"/>
-                <w:szCs w:val="17"/>
-              </w:rPr>
-              <w:t>_I</w:t>
+              <w:t>var.var_somatic.level_I</w:t>
             </w:r>
             <w:proofErr w:type="spellEnd"/>
             <w:r>
@@ -10246,27 +9452,7 @@
                 <w:szCs w:val="17"/>
                 <w:highlight w:val="green"/>
               </w:rPr>
-              <w:t>var.var_</w:t>
-            </w:r>
-            <w:proofErr w:type="gramStart"/>
-            <w:r>
-              <w:rPr>
-                <w:rFonts w:ascii="思源黑体 CN Normal" w:eastAsia="思源黑体 CN Normal" w:hAnsi="思源黑体 CN Normal"/>
-                <w:sz w:val="17"/>
-                <w:szCs w:val="17"/>
-                <w:highlight w:val="green"/>
-              </w:rPr>
-              <w:t>somatic.level</w:t>
-            </w:r>
-            <w:proofErr w:type="gramEnd"/>
-            <w:r>
-              <w:rPr>
-                <w:rFonts w:ascii="思源黑体 CN Normal" w:eastAsia="思源黑体 CN Normal" w:hAnsi="思源黑体 CN Normal"/>
-                <w:sz w:val="17"/>
-                <w:szCs w:val="17"/>
-                <w:highlight w:val="green"/>
-              </w:rPr>
-              <w:t>_onco_nodrug</w:t>
+              <w:t>var.var_somatic.level_onco_nodrug</w:t>
             </w:r>
             <w:proofErr w:type="spellEnd"/>
             <w:r>
@@ -10334,27 +9520,7 @@
                 <w:szCs w:val="17"/>
                 <w:highlight w:val="yellow"/>
               </w:rPr>
-              <w:t>var.var_</w:t>
-            </w:r>
-            <w:proofErr w:type="gramStart"/>
-            <w:r>
-              <w:rPr>
-                <w:rFonts w:ascii="思源黑体 CN Normal" w:eastAsia="思源黑体 CN Normal" w:hAnsi="思源黑体 CN Normal"/>
-                <w:sz w:val="17"/>
-                <w:szCs w:val="17"/>
-                <w:highlight w:val="yellow"/>
-              </w:rPr>
-              <w:t>somatic.level</w:t>
-            </w:r>
-            <w:proofErr w:type="gramEnd"/>
-            <w:r>
-              <w:rPr>
-                <w:rFonts w:ascii="思源黑体 CN Normal" w:eastAsia="思源黑体 CN Normal" w:hAnsi="思源黑体 CN Normal"/>
-                <w:sz w:val="17"/>
-                <w:szCs w:val="17"/>
-                <w:highlight w:val="yellow"/>
-              </w:rPr>
-              <w:t>_onco_nodrug</w:t>
+              <w:t>var.var_somatic.level_onco_nodrug</w:t>
             </w:r>
             <w:proofErr w:type="spellEnd"/>
             <w:r>
@@ -10416,7 +9582,6 @@
               <w:t>{{</w:t>
             </w:r>
             <w:proofErr w:type="spellStart"/>
-            <w:proofErr w:type="gramStart"/>
             <w:r>
               <w:rPr>
                 <w:rFonts w:ascii="思源黑体 CN Normal" w:eastAsia="思源黑体 CN Normal" w:hAnsi="思源黑体 CN Normal" w:hint="eastAsia"/>
@@ -10435,18 +9600,7 @@
                 <w:sz w:val="17"/>
                 <w:szCs w:val="17"/>
               </w:rPr>
-              <w:t>gene</w:t>
-            </w:r>
-            <w:proofErr w:type="gramEnd"/>
-            <w:r>
-              <w:rPr>
-                <w:rFonts w:ascii="思源黑体 CN Normal" w:eastAsia="思源黑体 CN Normal" w:hAnsi="思源黑体 CN Normal"/>
-                <w:i/>
-                <w:iCs/>
-                <w:sz w:val="17"/>
-                <w:szCs w:val="17"/>
-              </w:rPr>
-              <w:t>_symbol</w:t>
+              <w:t>gene_symbol</w:t>
             </w:r>
             <w:proofErr w:type="spellEnd"/>
             <w:r>
@@ -10483,23 +9637,13 @@
               <w:t>{{</w:t>
             </w:r>
             <w:proofErr w:type="spellStart"/>
-            <w:proofErr w:type="gramStart"/>
-            <w:r>
-              <w:rPr>
-                <w:rFonts w:ascii="思源黑体 CN Normal" w:eastAsia="思源黑体 CN Normal" w:hAnsi="思源黑体 CN Normal"/>
-                <w:sz w:val="17"/>
-                <w:szCs w:val="17"/>
-              </w:rPr>
-              <w:t>a.gene</w:t>
-            </w:r>
-            <w:proofErr w:type="gramEnd"/>
-            <w:r>
-              <w:rPr>
-                <w:rFonts w:ascii="思源黑体 CN Normal" w:eastAsia="思源黑体 CN Normal" w:hAnsi="思源黑体 CN Normal"/>
-                <w:sz w:val="17"/>
-                <w:szCs w:val="17"/>
-              </w:rPr>
-              <w:t>_region</w:t>
+            <w:r>
+              <w:rPr>
+                <w:rFonts w:ascii="思源黑体 CN Normal" w:eastAsia="思源黑体 CN Normal" w:hAnsi="思源黑体 CN Normal"/>
+                <w:sz w:val="17"/>
+                <w:szCs w:val="17"/>
+              </w:rPr>
+              <w:t>a.gene_region</w:t>
             </w:r>
             <w:proofErr w:type="spellEnd"/>
             <w:r>
@@ -10584,23 +9728,13 @@
               <w:t>{{</w:t>
             </w:r>
             <w:proofErr w:type="spellStart"/>
-            <w:proofErr w:type="gramStart"/>
-            <w:r>
-              <w:rPr>
-                <w:rFonts w:ascii="思源黑体 CN Normal" w:eastAsia="思源黑体 CN Normal" w:hAnsi="思源黑体 CN Normal"/>
-                <w:sz w:val="17"/>
-                <w:szCs w:val="17"/>
-              </w:rPr>
-              <w:t>a.transcript</w:t>
-            </w:r>
-            <w:proofErr w:type="gramEnd"/>
-            <w:r>
-              <w:rPr>
-                <w:rFonts w:ascii="思源黑体 CN Normal" w:eastAsia="思源黑体 CN Normal" w:hAnsi="思源黑体 CN Normal"/>
-                <w:sz w:val="17"/>
-                <w:szCs w:val="17"/>
-              </w:rPr>
-              <w:t>_primary</w:t>
+            <w:r>
+              <w:rPr>
+                <w:rFonts w:ascii="思源黑体 CN Normal" w:eastAsia="思源黑体 CN Normal" w:hAnsi="思源黑体 CN Normal"/>
+                <w:sz w:val="17"/>
+                <w:szCs w:val="17"/>
+              </w:rPr>
+              <w:t>a.transcript_primary</w:t>
             </w:r>
             <w:proofErr w:type="spellEnd"/>
             <w:r>
@@ -10636,7 +9770,6 @@
               <w:t>{{</w:t>
             </w:r>
             <w:proofErr w:type="spellStart"/>
-            <w:proofErr w:type="gramStart"/>
             <w:r>
               <w:rPr>
                 <w:rFonts w:ascii="思源黑体 CN Normal" w:eastAsia="思源黑体 CN Normal" w:hAnsi="思源黑体 CN Normal"/>
@@ -10644,17 +9777,7 @@
                 <w:sz w:val="17"/>
                 <w:szCs w:val="17"/>
               </w:rPr>
-              <w:t>a.freq</w:t>
-            </w:r>
-            <w:proofErr w:type="gramEnd"/>
-            <w:r>
-              <w:rPr>
-                <w:rFonts w:ascii="思源黑体 CN Normal" w:eastAsia="思源黑体 CN Normal" w:hAnsi="思源黑体 CN Normal"/>
-                <w:color w:val="000000" w:themeColor="text1"/>
-                <w:sz w:val="17"/>
-                <w:szCs w:val="17"/>
-              </w:rPr>
-              <w:t>_str</w:t>
+              <w:t>a.freq_str</w:t>
             </w:r>
             <w:proofErr w:type="spellEnd"/>
             <w:r>
@@ -11011,27 +10134,7 @@
                 <w:szCs w:val="17"/>
                 <w:highlight w:val="green"/>
               </w:rPr>
-              <w:t>var.var_</w:t>
-            </w:r>
-            <w:proofErr w:type="gramStart"/>
-            <w:r>
-              <w:rPr>
-                <w:rFonts w:ascii="思源黑体 CN Normal" w:eastAsia="思源黑体 CN Normal" w:hAnsi="思源黑体 CN Normal"/>
-                <w:sz w:val="17"/>
-                <w:szCs w:val="17"/>
-                <w:highlight w:val="green"/>
-              </w:rPr>
-              <w:t>somatic.level</w:t>
-            </w:r>
-            <w:proofErr w:type="gramEnd"/>
-            <w:r>
-              <w:rPr>
-                <w:rFonts w:ascii="思源黑体 CN Normal" w:eastAsia="思源黑体 CN Normal" w:hAnsi="思源黑体 CN Normal"/>
-                <w:sz w:val="17"/>
-                <w:szCs w:val="17"/>
-                <w:highlight w:val="green"/>
-              </w:rPr>
-              <w:t>_III</w:t>
+              <w:t>var.var_somatic.level_III</w:t>
             </w:r>
             <w:proofErr w:type="spellEnd"/>
             <w:r>
@@ -11099,27 +10202,7 @@
                 <w:szCs w:val="17"/>
                 <w:highlight w:val="yellow"/>
               </w:rPr>
-              <w:t>var.var_</w:t>
-            </w:r>
-            <w:proofErr w:type="gramStart"/>
-            <w:r>
-              <w:rPr>
-                <w:rFonts w:ascii="思源黑体 CN Normal" w:eastAsia="思源黑体 CN Normal" w:hAnsi="思源黑体 CN Normal"/>
-                <w:sz w:val="17"/>
-                <w:szCs w:val="17"/>
-                <w:highlight w:val="yellow"/>
-              </w:rPr>
-              <w:t>somatic.level</w:t>
-            </w:r>
-            <w:proofErr w:type="gramEnd"/>
-            <w:r>
-              <w:rPr>
-                <w:rFonts w:ascii="思源黑体 CN Normal" w:eastAsia="思源黑体 CN Normal" w:hAnsi="思源黑体 CN Normal"/>
-                <w:sz w:val="17"/>
-                <w:szCs w:val="17"/>
-                <w:highlight w:val="yellow"/>
-              </w:rPr>
-              <w:t>_III</w:t>
+              <w:t>var.var_somatic.level_III</w:t>
             </w:r>
             <w:proofErr w:type="spellEnd"/>
             <w:r>
@@ -11172,7 +10255,6 @@
               <w:t>{{</w:t>
             </w:r>
             <w:proofErr w:type="spellStart"/>
-            <w:proofErr w:type="gramStart"/>
             <w:r>
               <w:rPr>
                 <w:rFonts w:ascii="思源黑体 CN Normal" w:eastAsia="思源黑体 CN Normal" w:hAnsi="思源黑体 CN Normal" w:hint="eastAsia"/>
@@ -11191,18 +10273,7 @@
                 <w:sz w:val="17"/>
                 <w:szCs w:val="17"/>
               </w:rPr>
-              <w:t>gene</w:t>
-            </w:r>
-            <w:proofErr w:type="gramEnd"/>
-            <w:r>
-              <w:rPr>
-                <w:rFonts w:ascii="思源黑体 CN Normal" w:eastAsia="思源黑体 CN Normal" w:hAnsi="思源黑体 CN Normal"/>
-                <w:i/>
-                <w:iCs/>
-                <w:sz w:val="17"/>
-                <w:szCs w:val="17"/>
-              </w:rPr>
-              <w:t>_symbol</w:t>
+              <w:t>gene_symbol</w:t>
             </w:r>
             <w:proofErr w:type="spellEnd"/>
             <w:r>
@@ -11239,23 +10310,13 @@
               <w:t>{{</w:t>
             </w:r>
             <w:proofErr w:type="spellStart"/>
-            <w:proofErr w:type="gramStart"/>
-            <w:r>
-              <w:rPr>
-                <w:rFonts w:ascii="思源黑体 CN Normal" w:eastAsia="思源黑体 CN Normal" w:hAnsi="思源黑体 CN Normal"/>
-                <w:sz w:val="17"/>
-                <w:szCs w:val="17"/>
-              </w:rPr>
-              <w:t>a.gene</w:t>
-            </w:r>
-            <w:proofErr w:type="gramEnd"/>
-            <w:r>
-              <w:rPr>
-                <w:rFonts w:ascii="思源黑体 CN Normal" w:eastAsia="思源黑体 CN Normal" w:hAnsi="思源黑体 CN Normal"/>
-                <w:sz w:val="17"/>
-                <w:szCs w:val="17"/>
-              </w:rPr>
-              <w:t>_region</w:t>
+            <w:r>
+              <w:rPr>
+                <w:rFonts w:ascii="思源黑体 CN Normal" w:eastAsia="思源黑体 CN Normal" w:hAnsi="思源黑体 CN Normal"/>
+                <w:sz w:val="17"/>
+                <w:szCs w:val="17"/>
+              </w:rPr>
+              <w:t>a.gene_region</w:t>
             </w:r>
             <w:proofErr w:type="spellEnd"/>
             <w:r>
@@ -11340,23 +10401,13 @@
               <w:t>{{</w:t>
             </w:r>
             <w:proofErr w:type="spellStart"/>
-            <w:proofErr w:type="gramStart"/>
-            <w:r>
-              <w:rPr>
-                <w:rFonts w:ascii="思源黑体 CN Normal" w:eastAsia="思源黑体 CN Normal" w:hAnsi="思源黑体 CN Normal"/>
-                <w:sz w:val="17"/>
-                <w:szCs w:val="17"/>
-              </w:rPr>
-              <w:t>a.transcript</w:t>
-            </w:r>
-            <w:proofErr w:type="gramEnd"/>
-            <w:r>
-              <w:rPr>
-                <w:rFonts w:ascii="思源黑体 CN Normal" w:eastAsia="思源黑体 CN Normal" w:hAnsi="思源黑体 CN Normal"/>
-                <w:sz w:val="17"/>
-                <w:szCs w:val="17"/>
-              </w:rPr>
-              <w:t>_primary</w:t>
+            <w:r>
+              <w:rPr>
+                <w:rFonts w:ascii="思源黑体 CN Normal" w:eastAsia="思源黑体 CN Normal" w:hAnsi="思源黑体 CN Normal"/>
+                <w:sz w:val="17"/>
+                <w:szCs w:val="17"/>
+              </w:rPr>
+              <w:t>a.transcript_primary</w:t>
             </w:r>
             <w:proofErr w:type="spellEnd"/>
             <w:r>
@@ -11392,7 +10443,6 @@
               <w:t>{{</w:t>
             </w:r>
             <w:proofErr w:type="spellStart"/>
-            <w:proofErr w:type="gramStart"/>
             <w:r>
               <w:rPr>
                 <w:rFonts w:ascii="思源黑体 CN Normal" w:eastAsia="思源黑体 CN Normal" w:hAnsi="思源黑体 CN Normal"/>
@@ -11400,17 +10450,7 @@
                 <w:sz w:val="17"/>
                 <w:szCs w:val="17"/>
               </w:rPr>
-              <w:t>a.freq</w:t>
-            </w:r>
-            <w:proofErr w:type="gramEnd"/>
-            <w:r>
-              <w:rPr>
-                <w:rFonts w:ascii="思源黑体 CN Normal" w:eastAsia="思源黑体 CN Normal" w:hAnsi="思源黑体 CN Normal"/>
-                <w:color w:val="000000" w:themeColor="text1"/>
-                <w:sz w:val="17"/>
-                <w:szCs w:val="17"/>
-              </w:rPr>
-              <w:t>_str</w:t>
+              <w:t>a.freq_str</w:t>
             </w:r>
             <w:proofErr w:type="spellEnd"/>
             <w:r>
@@ -11891,7 +10931,36 @@
           <w:sz w:val="16"/>
           <w:szCs w:val="16"/>
         </w:rPr>
-        <w:t>与中国专家共识《二代测序临床报告解读指引》</w:t>
+        <w:t>与中国专家共识</w:t>
+      </w:r>
+      <w:r>
+        <w:rPr>
+          <w:rFonts w:ascii="思源黑体 CN Normal" w:eastAsia="思源黑体 CN Normal" w:hAnsi="思源黑体 CN Normal"/>
+          <w:color w:val="000000"/>
+          <w:sz w:val="16"/>
+          <w:szCs w:val="16"/>
+        </w:rPr>
+        <w:t>{{</w:t>
+      </w:r>
+      <w:proofErr w:type="spellStart"/>
+      <w:r>
+        <w:rPr>
+          <w:rFonts w:ascii="思源黑体 CN Normal" w:eastAsia="思源黑体 CN Normal" w:hAnsi="思源黑体 CN Normal"/>
+          <w:color w:val="000000"/>
+          <w:sz w:val="16"/>
+          <w:szCs w:val="16"/>
+        </w:rPr>
+        <w:t>sample.guideline.ngs_clinic_report_inter</w:t>
+      </w:r>
+      <w:proofErr w:type="spellEnd"/>
+      <w:r>
+        <w:rPr>
+          <w:rFonts w:ascii="思源黑体 CN Normal" w:eastAsia="思源黑体 CN Normal" w:hAnsi="思源黑体 CN Normal"/>
+          <w:color w:val="000000"/>
+          <w:sz w:val="16"/>
+          <w:szCs w:val="16"/>
+        </w:rPr>
+        <w:t>}}</w:t>
       </w:r>
       <w:r>
         <w:rPr>
@@ -12256,31 +11325,7 @@
           <w:sz w:val="24"/>
           <w:szCs w:val="24"/>
         </w:rPr>
-        <w:t>子宫内膜</w:t>
-      </w:r>
-      <w:proofErr w:type="gramStart"/>
-      <w:r>
-        <w:rPr>
-          <w:rFonts w:ascii="思源黑体 CN Bold" w:eastAsia="思源黑体 CN Bold" w:hAnsi="思源黑体 CN Bold" w:hint="eastAsia"/>
-          <w:b/>
-          <w:bCs/>
-          <w:color w:val="1E7648"/>
-          <w:sz w:val="24"/>
-          <w:szCs w:val="24"/>
-        </w:rPr>
-        <w:t>癌分子</w:t>
-      </w:r>
-      <w:proofErr w:type="gramEnd"/>
-      <w:r>
-        <w:rPr>
-          <w:rFonts w:ascii="思源黑体 CN Bold" w:eastAsia="思源黑体 CN Bold" w:hAnsi="思源黑体 CN Bold" w:hint="eastAsia"/>
-          <w:b/>
-          <w:bCs/>
-          <w:color w:val="1E7648"/>
-          <w:sz w:val="24"/>
-          <w:szCs w:val="24"/>
-        </w:rPr>
-        <w:t>分型结果解读</w:t>
+        <w:t>子宫内膜癌分子分型结果解读</w:t>
       </w:r>
     </w:p>
     <w:tbl>
@@ -12385,31 +11430,7 @@
                 <w:sz w:val="18"/>
                 <w:szCs w:val="18"/>
               </w:rPr>
-              <w:t xml:space="preserve"> type </w:t>
-            </w:r>
-            <w:proofErr w:type="gramStart"/>
-            <w:r>
-              <w:rPr>
-                <w:rFonts w:ascii="思源黑体 CN Bold" w:eastAsia="思源黑体 CN Bold" w:hAnsi="思源黑体 CN Bold"/>
-                <w:b/>
-                <w:bCs/>
-                <w:color w:val="FFFFFF" w:themeColor="background1"/>
-                <w:sz w:val="18"/>
-                <w:szCs w:val="18"/>
-              </w:rPr>
-              <w:t>EC”%</w:t>
-            </w:r>
-            <w:proofErr w:type="gramEnd"/>
-            <w:r>
-              <w:rPr>
-                <w:rFonts w:ascii="思源黑体 CN Bold" w:eastAsia="思源黑体 CN Bold" w:hAnsi="思源黑体 CN Bold"/>
-                <w:b/>
-                <w:bCs/>
-                <w:color w:val="FFFFFF" w:themeColor="background1"/>
-                <w:sz w:val="18"/>
-                <w:szCs w:val="18"/>
-              </w:rPr>
-              <w:t>}</w:t>
+              <w:t xml:space="preserve"> type EC”%}</w:t>
             </w:r>
           </w:p>
           <w:p>
@@ -12548,31 +11569,7 @@
                 <w:sz w:val="18"/>
                 <w:szCs w:val="18"/>
               </w:rPr>
-              <w:t xml:space="preserve"> == “MSI-H type </w:t>
-            </w:r>
-            <w:proofErr w:type="gramStart"/>
-            <w:r>
-              <w:rPr>
-                <w:rFonts w:ascii="思源黑体 CN Bold" w:eastAsia="思源黑体 CN Bold" w:hAnsi="思源黑体 CN Bold"/>
-                <w:b/>
-                <w:bCs/>
-                <w:color w:val="FFFFFF" w:themeColor="background1"/>
-                <w:sz w:val="18"/>
-                <w:szCs w:val="18"/>
-              </w:rPr>
-              <w:t>EC”%</w:t>
-            </w:r>
-            <w:proofErr w:type="gramEnd"/>
-            <w:r>
-              <w:rPr>
-                <w:rFonts w:ascii="思源黑体 CN Bold" w:eastAsia="思源黑体 CN Bold" w:hAnsi="思源黑体 CN Bold"/>
-                <w:b/>
-                <w:bCs/>
-                <w:color w:val="FFFFFF" w:themeColor="background1"/>
-                <w:sz w:val="18"/>
-                <w:szCs w:val="18"/>
-              </w:rPr>
-              <w:t>}</w:t>
+              <w:t xml:space="preserve"> == “MSI-H type EC”%}</w:t>
             </w:r>
           </w:p>
           <w:p>
@@ -12698,31 +11695,7 @@
                 <w:sz w:val="18"/>
                 <w:szCs w:val="18"/>
               </w:rPr>
-              <w:t xml:space="preserve"> == “CNH type </w:t>
-            </w:r>
-            <w:proofErr w:type="gramStart"/>
-            <w:r>
-              <w:rPr>
-                <w:rFonts w:ascii="思源黑体 CN Bold" w:eastAsia="思源黑体 CN Bold" w:hAnsi="思源黑体 CN Bold"/>
-                <w:b/>
-                <w:bCs/>
-                <w:color w:val="FFFFFF" w:themeColor="background1"/>
-                <w:sz w:val="18"/>
-                <w:szCs w:val="18"/>
-              </w:rPr>
-              <w:t>EC”%</w:t>
-            </w:r>
-            <w:proofErr w:type="gramEnd"/>
-            <w:r>
-              <w:rPr>
-                <w:rFonts w:ascii="思源黑体 CN Bold" w:eastAsia="思源黑体 CN Bold" w:hAnsi="思源黑体 CN Bold"/>
-                <w:b/>
-                <w:bCs/>
-                <w:color w:val="FFFFFF" w:themeColor="background1"/>
-                <w:sz w:val="18"/>
-                <w:szCs w:val="18"/>
-              </w:rPr>
-              <w:t>}</w:t>
+              <w:t xml:space="preserve"> == “CNH type EC”%}</w:t>
             </w:r>
           </w:p>
           <w:p>
@@ -12883,31 +11856,7 @@
                 <w:sz w:val="18"/>
                 <w:szCs w:val="18"/>
               </w:rPr>
-              <w:t xml:space="preserve"> == “CNL type </w:t>
-            </w:r>
-            <w:proofErr w:type="gramStart"/>
-            <w:r>
-              <w:rPr>
-                <w:rFonts w:ascii="思源黑体 CN Bold" w:eastAsia="思源黑体 CN Bold" w:hAnsi="思源黑体 CN Bold"/>
-                <w:b/>
-                <w:bCs/>
-                <w:color w:val="FFFFFF" w:themeColor="background1"/>
-                <w:sz w:val="18"/>
-                <w:szCs w:val="18"/>
-              </w:rPr>
-              <w:t>EC”%</w:t>
-            </w:r>
-            <w:proofErr w:type="gramEnd"/>
-            <w:r>
-              <w:rPr>
-                <w:rFonts w:ascii="思源黑体 CN Bold" w:eastAsia="思源黑体 CN Bold" w:hAnsi="思源黑体 CN Bold"/>
-                <w:b/>
-                <w:bCs/>
-                <w:color w:val="FFFFFF" w:themeColor="background1"/>
-                <w:sz w:val="18"/>
-                <w:szCs w:val="18"/>
-              </w:rPr>
-              <w:t>}</w:t>
+              <w:t xml:space="preserve"> == “CNL type EC”%}</w:t>
             </w:r>
           </w:p>
           <w:p>
@@ -13127,25 +12076,7 @@
                 <w:sz w:val="17"/>
                 <w:szCs w:val="17"/>
               </w:rPr>
-              <w:t>）全面揭示了子宫内膜</w:t>
-            </w:r>
-            <w:proofErr w:type="gramStart"/>
-            <w:r>
-              <w:rPr>
-                <w:rFonts w:ascii="思源黑体 CN Normal" w:eastAsia="思源黑体 CN Normal" w:hAnsi="思源黑体 CN Normal" w:hint="eastAsia"/>
-                <w:sz w:val="17"/>
-                <w:szCs w:val="17"/>
-              </w:rPr>
-              <w:t>癌分子</w:t>
-            </w:r>
-            <w:proofErr w:type="gramEnd"/>
-            <w:r>
-              <w:rPr>
-                <w:rFonts w:ascii="思源黑体 CN Normal" w:eastAsia="思源黑体 CN Normal" w:hAnsi="思源黑体 CN Normal" w:hint="eastAsia"/>
-                <w:sz w:val="17"/>
-                <w:szCs w:val="17"/>
-              </w:rPr>
-              <w:t>遗传图谱，提出新的分子分型策略，依据多组学特征和预后的关联性分为</w:t>
+              <w:t>）全面揭示了子宫内膜癌分子遗传图谱，提出新的分子分型策略，依据多组学特征和预后的关联性分为</w:t>
             </w:r>
             <w:r>
               <w:rPr>
@@ -13699,25 +12630,7 @@
                 <w:sz w:val="17"/>
                 <w:szCs w:val="17"/>
               </w:rPr>
-              <w:t>子宫内膜</w:t>
-            </w:r>
-            <w:proofErr w:type="gramStart"/>
-            <w:r>
-              <w:rPr>
-                <w:rFonts w:ascii="思源黑体 CN Normal" w:eastAsia="思源黑体 CN Normal" w:hAnsi="思源黑体 CN Normal" w:hint="eastAsia"/>
-                <w:sz w:val="17"/>
-                <w:szCs w:val="17"/>
-              </w:rPr>
-              <w:t>癌分子</w:t>
-            </w:r>
-            <w:proofErr w:type="gramEnd"/>
-            <w:r>
-              <w:rPr>
-                <w:rFonts w:ascii="思源黑体 CN Normal" w:eastAsia="思源黑体 CN Normal" w:hAnsi="思源黑体 CN Normal" w:hint="eastAsia"/>
-                <w:sz w:val="17"/>
-                <w:szCs w:val="17"/>
-              </w:rPr>
-              <w:t>分型。根据</w:t>
+              <w:t>子宫内膜癌分子分型。根据</w:t>
             </w:r>
             <w:r>
               <w:rPr>
@@ -14014,23 +12927,13 @@
               <w:t xml:space="preserve">{%p if </w:t>
             </w:r>
             <w:proofErr w:type="spellStart"/>
-            <w:proofErr w:type="gramStart"/>
-            <w:r>
-              <w:rPr>
-                <w:rFonts w:ascii="思源黑体 CN Normal" w:eastAsia="思源黑体 CN Normal" w:hAnsi="思源黑体 CN Normal"/>
-                <w:sz w:val="17"/>
-                <w:szCs w:val="17"/>
-              </w:rPr>
-              <w:t>image.fixed</w:t>
-            </w:r>
-            <w:proofErr w:type="gramEnd"/>
-            <w:r>
-              <w:rPr>
-                <w:rFonts w:ascii="思源黑体 CN Normal" w:eastAsia="思源黑体 CN Normal" w:hAnsi="思源黑体 CN Normal"/>
-                <w:sz w:val="17"/>
-                <w:szCs w:val="17"/>
-              </w:rPr>
-              <w:t>_</w:t>
+            <w:r>
+              <w:rPr>
+                <w:rFonts w:ascii="思源黑体 CN Normal" w:eastAsia="思源黑体 CN Normal" w:hAnsi="思源黑体 CN Normal"/>
+                <w:sz w:val="17"/>
+                <w:szCs w:val="17"/>
+              </w:rPr>
+              <w:t>image.fixed_</w:t>
             </w:r>
             <w:r>
               <w:rPr>
@@ -14070,23 +12973,13 @@
               <w:t>{{</w:t>
             </w:r>
             <w:proofErr w:type="spellStart"/>
-            <w:proofErr w:type="gramStart"/>
-            <w:r>
-              <w:rPr>
-                <w:rFonts w:ascii="思源黑体 CN Normal" w:eastAsia="思源黑体 CN Normal" w:hAnsi="思源黑体 CN Normal"/>
-                <w:sz w:val="17"/>
-                <w:szCs w:val="17"/>
-              </w:rPr>
-              <w:t>image.fixed</w:t>
-            </w:r>
-            <w:proofErr w:type="gramEnd"/>
-            <w:r>
-              <w:rPr>
-                <w:rFonts w:ascii="思源黑体 CN Normal" w:eastAsia="思源黑体 CN Normal" w:hAnsi="思源黑体 CN Normal"/>
-                <w:sz w:val="17"/>
-                <w:szCs w:val="17"/>
-              </w:rPr>
-              <w:t>_</w:t>
+            <w:r>
+              <w:rPr>
+                <w:rFonts w:ascii="思源黑体 CN Normal" w:eastAsia="思源黑体 CN Normal" w:hAnsi="思源黑体 CN Normal"/>
+                <w:sz w:val="17"/>
+                <w:szCs w:val="17"/>
+              </w:rPr>
+              <w:t>image.fixed_</w:t>
             </w:r>
             <w:r>
               <w:rPr>
@@ -14233,25 +13126,7 @@
                 <w:sz w:val="17"/>
                 <w:szCs w:val="17"/>
               </w:rPr>
-              <w:t>本次检测结果显示患者的子宫内膜</w:t>
-            </w:r>
-            <w:proofErr w:type="gramStart"/>
-            <w:r>
-              <w:rPr>
-                <w:rFonts w:ascii="思源黑体 CN Normal" w:eastAsia="思源黑体 CN Normal" w:hAnsi="思源黑体 CN Normal" w:hint="eastAsia"/>
-                <w:sz w:val="17"/>
-                <w:szCs w:val="17"/>
-              </w:rPr>
-              <w:t>癌分子</w:t>
-            </w:r>
-            <w:proofErr w:type="gramEnd"/>
-            <w:r>
-              <w:rPr>
-                <w:rFonts w:ascii="思源黑体 CN Normal" w:eastAsia="思源黑体 CN Normal" w:hAnsi="思源黑体 CN Normal" w:hint="eastAsia"/>
-                <w:sz w:val="17"/>
-                <w:szCs w:val="17"/>
-              </w:rPr>
-              <w:t>分型为</w:t>
+              <w:t>本次检测结果显示患者的子宫内膜癌分子分型为</w:t>
             </w:r>
             <w:r>
               <w:rPr>
@@ -14642,6 +13517,7 @@
                 <w:sz w:val="17"/>
                 <w:szCs w:val="17"/>
               </w:rPr>
+              <w:lastRenderedPageBreak/>
               <w:t>临床辅助治疗</w:t>
             </w:r>
           </w:p>
@@ -14706,25 +13582,7 @@
                 <w:sz w:val="17"/>
                 <w:szCs w:val="17"/>
               </w:rPr>
-              <w:t>var.ec_</w:t>
-            </w:r>
-            <w:proofErr w:type="gramStart"/>
-            <w:r>
-              <w:rPr>
-                <w:rFonts w:ascii="思源黑体 CN Normal" w:eastAsia="思源黑体 CN Normal" w:hAnsi="思源黑体 CN Normal"/>
-                <w:sz w:val="17"/>
-                <w:szCs w:val="17"/>
-              </w:rPr>
-              <w:t>type.variant</w:t>
-            </w:r>
-            <w:proofErr w:type="gramEnd"/>
-            <w:r>
-              <w:rPr>
-                <w:rFonts w:ascii="思源黑体 CN Normal" w:eastAsia="思源黑体 CN Normal" w:hAnsi="思源黑体 CN Normal"/>
-                <w:sz w:val="17"/>
-                <w:szCs w:val="17"/>
-              </w:rPr>
-              <w:t>_desc_cn</w:t>
+              <w:t>var.ec_type.variant_desc_cn</w:t>
             </w:r>
             <w:proofErr w:type="spellEnd"/>
             <w:r>
@@ -14779,7 +13637,6 @@
                 <w:szCs w:val="17"/>
               </w:rPr>
             </w:pPr>
-            <w:proofErr w:type="gramStart"/>
             <w:r>
               <w:rPr>
                 <w:rFonts w:ascii="思源黑体 CN Normal" w:eastAsia="思源黑体 CN Normal" w:hAnsi="思源黑体 CN Normal"/>
@@ -14795,16 +13652,7 @@
                 <w:sz w:val="17"/>
                 <w:szCs w:val="17"/>
               </w:rPr>
-              <w:t>var.ec_type.evi</w:t>
-            </w:r>
-            <w:proofErr w:type="gramEnd"/>
-            <w:r>
-              <w:rPr>
-                <w:rFonts w:ascii="思源黑体 CN Normal" w:eastAsia="思源黑体 CN Normal" w:hAnsi="思源黑体 CN Normal"/>
-                <w:sz w:val="17"/>
-                <w:szCs w:val="17"/>
-              </w:rPr>
-              <w:t>_interpretation_dia|e</w:t>
+              <w:t>var.ec_type.evi_interpretation_dia|e</w:t>
             </w:r>
             <w:proofErr w:type="spellEnd"/>
             <w:r>
@@ -15106,55 +13954,7 @@
                 <w:sz w:val="18"/>
                 <w:szCs w:val="18"/>
               </w:rPr>
-              <w:t>==</w:t>
-            </w:r>
-            <w:proofErr w:type="gramStart"/>
-            <w:r>
-              <w:rPr>
-                <w:rFonts w:ascii="思源黑体 CN Bold" w:eastAsia="思源黑体 CN Bold" w:hAnsi="思源黑体 CN Bold"/>
-                <w:b/>
-                <w:bCs/>
-                <w:color w:val="FFFFFF" w:themeColor="background1"/>
-                <w:sz w:val="18"/>
-                <w:szCs w:val="18"/>
-              </w:rPr>
-              <w:t>”</w:t>
-            </w:r>
-            <w:proofErr w:type="gramEnd"/>
-            <w:r>
-              <w:rPr>
-                <w:rFonts w:ascii="思源黑体 CN Bold" w:eastAsia="思源黑体 CN Bold" w:hAnsi="思源黑体 CN Bold"/>
-                <w:b/>
-                <w:bCs/>
-                <w:color w:val="FFFFFF" w:themeColor="background1"/>
-                <w:sz w:val="18"/>
-                <w:szCs w:val="18"/>
-              </w:rPr>
-              <w:t>MSI-H</w:t>
-            </w:r>
-            <w:proofErr w:type="gramStart"/>
-            <w:r>
-              <w:rPr>
-                <w:rFonts w:ascii="思源黑体 CN Bold" w:eastAsia="思源黑体 CN Bold" w:hAnsi="思源黑体 CN Bold"/>
-                <w:b/>
-                <w:bCs/>
-                <w:color w:val="FFFFFF" w:themeColor="background1"/>
-                <w:sz w:val="18"/>
-                <w:szCs w:val="18"/>
-              </w:rPr>
-              <w:t>”</w:t>
-            </w:r>
-            <w:proofErr w:type="gramEnd"/>
-            <w:r>
-              <w:rPr>
-                <w:rFonts w:ascii="思源黑体 CN Bold" w:eastAsia="思源黑体 CN Bold" w:hAnsi="思源黑体 CN Bold"/>
-                <w:b/>
-                <w:bCs/>
-                <w:color w:val="FFFFFF" w:themeColor="background1"/>
-                <w:sz w:val="18"/>
-                <w:szCs w:val="18"/>
-              </w:rPr>
-              <w:t>%}</w:t>
+              <w:t>==”MSI-H”%}</w:t>
             </w:r>
             <w:r>
               <w:rPr>
@@ -15454,25 +14254,7 @@
                 <w:sz w:val="17"/>
                 <w:szCs w:val="17"/>
               </w:rPr>
-              <w:t>基因启动子区高甲基</w:t>
-            </w:r>
-            <w:proofErr w:type="gramStart"/>
-            <w:r>
-              <w:rPr>
-                <w:rFonts w:ascii="思源黑体 CN Normal" w:eastAsia="思源黑体 CN Normal" w:hAnsi="思源黑体 CN Normal" w:hint="eastAsia"/>
-                <w:sz w:val="17"/>
-                <w:szCs w:val="17"/>
-              </w:rPr>
-              <w:t>化引起</w:t>
-            </w:r>
-            <w:proofErr w:type="gramEnd"/>
-            <w:r>
-              <w:rPr>
-                <w:rFonts w:ascii="思源黑体 CN Normal" w:eastAsia="思源黑体 CN Normal" w:hAnsi="思源黑体 CN Normal" w:hint="eastAsia"/>
-                <w:sz w:val="17"/>
-                <w:szCs w:val="17"/>
-              </w:rPr>
-              <w:t>的MLH</w:t>
+              <w:t>基因启动子区高甲基化引起的MLH</w:t>
             </w:r>
             <w:r>
               <w:rPr>
@@ -15676,25 +14458,7 @@
                 <w:sz w:val="17"/>
                 <w:szCs w:val="17"/>
               </w:rPr>
-              <w:t>结合POLE基因核酸外切酶结构域突变状态、MMR/MSI状态和p53状态进行子宫内膜</w:t>
-            </w:r>
-            <w:proofErr w:type="gramStart"/>
-            <w:r>
-              <w:rPr>
-                <w:rFonts w:ascii="思源黑体 CN Normal" w:eastAsia="思源黑体 CN Normal" w:hAnsi="思源黑体 CN Normal"/>
-                <w:sz w:val="17"/>
-                <w:szCs w:val="17"/>
-              </w:rPr>
-              <w:t>癌分子</w:t>
-            </w:r>
-            <w:proofErr w:type="gramEnd"/>
-            <w:r>
-              <w:rPr>
-                <w:rFonts w:ascii="思源黑体 CN Normal" w:eastAsia="思源黑体 CN Normal" w:hAnsi="思源黑体 CN Normal"/>
-                <w:sz w:val="17"/>
-                <w:szCs w:val="17"/>
-              </w:rPr>
-              <w:t>分型。根据WHO女性生殖器官肿瘤分类（第5版）分为4种类型：POLE mut（POLE突变型，POLE mutation）、</w:t>
+              <w:t>结合POLE基因核酸外切酶结构域突变状态、MMR/MSI状态和p53状态进行子宫内膜癌分子分型。根据WHO女性生殖器官肿瘤分类（第5版）分为4种类型：POLE mut（POLE突变型，POLE mutation）、</w:t>
             </w:r>
             <w:proofErr w:type="spellStart"/>
             <w:r>
@@ -16110,19 +14874,7 @@
                 <w:sz w:val="17"/>
                 <w:szCs w:val="17"/>
               </w:rPr>
-              <w:t>%endif</w:t>
-            </w:r>
-            <w:proofErr w:type="gramStart"/>
-            <w:r>
-              <w:rPr>
-                <w:rFonts w:ascii="思源黑体 CN Normal" w:eastAsia="思源黑体 CN Normal" w:hAnsi="思源黑体 CN Normal"/>
-                <w:b/>
-                <w:bCs/>
-                <w:color w:val="0070C0"/>
-                <w:sz w:val="17"/>
-                <w:szCs w:val="17"/>
-              </w:rPr>
-              <w:t>%}</w:t>
+              <w:t>%endif%}</w:t>
             </w:r>
             <w:r>
               <w:rPr>
@@ -16130,16 +14882,7 @@
                 <w:sz w:val="17"/>
                 <w:szCs w:val="17"/>
               </w:rPr>
-              <w:t>{</w:t>
-            </w:r>
-            <w:proofErr w:type="gramEnd"/>
-            <w:r>
-              <w:rPr>
-                <w:rFonts w:ascii="思源黑体 CN Normal" w:eastAsia="思源黑体 CN Normal" w:hAnsi="思源黑体 CN Normal" w:hint="eastAsia"/>
-                <w:sz w:val="17"/>
-                <w:szCs w:val="17"/>
-              </w:rPr>
-              <w:t>{</w:t>
+              <w:t>{{</w:t>
             </w:r>
             <w:proofErr w:type="spellStart"/>
             <w:r>
@@ -16357,15 +15100,7 @@
       </w:r>
       <w:proofErr w:type="spellStart"/>
       <w:r>
-        <w:t>var.var_</w:t>
-      </w:r>
-      <w:proofErr w:type="gramStart"/>
-      <w:r>
-        <w:t>somatic.level</w:t>
-      </w:r>
-      <w:proofErr w:type="gramEnd"/>
-      <w:r>
-        <w:t>_I</w:t>
+        <w:t>var.var_somatic.level_I</w:t>
       </w:r>
       <w:proofErr w:type="spellEnd"/>
       <w:r>
@@ -16398,15 +15133,7 @@
       </w:r>
       <w:proofErr w:type="spellStart"/>
       <w:r>
-        <w:t>var.var_</w:t>
-      </w:r>
-      <w:proofErr w:type="gramStart"/>
-      <w:r>
-        <w:t>somatic.level</w:t>
-      </w:r>
-      <w:proofErr w:type="gramEnd"/>
-      <w:r>
-        <w:t>_I</w:t>
+        <w:t>var.var_somatic.level_I</w:t>
       </w:r>
       <w:proofErr w:type="spellEnd"/>
       <w:r>
@@ -16484,7 +15211,6 @@
               <w:t>{</w:t>
             </w:r>
             <w:proofErr w:type="spellStart"/>
-            <w:proofErr w:type="gramStart"/>
             <w:r>
               <w:rPr>
                 <w:rFonts w:ascii="思源黑体 CN Bold" w:eastAsia="思源黑体 CN Bold" w:hAnsi="思源黑体 CN Bold"/>
@@ -16496,21 +15222,7 @@
                 <w:sz w:val="18"/>
                 <w:szCs w:val="18"/>
               </w:rPr>
-              <w:t>a.gene</w:t>
-            </w:r>
-            <w:proofErr w:type="gramEnd"/>
-            <w:r>
-              <w:rPr>
-                <w:rFonts w:ascii="思源黑体 CN Bold" w:eastAsia="思源黑体 CN Bold" w:hAnsi="思源黑体 CN Bold"/>
-                <w:b/>
-                <w:bCs/>
-                <w:i/>
-                <w:iCs/>
-                <w:color w:val="FFFFFF" w:themeColor="background1"/>
-                <w:sz w:val="18"/>
-                <w:szCs w:val="18"/>
-              </w:rPr>
-              <w:t>_symbol</w:t>
+              <w:t>a.gene_symbol</w:t>
             </w:r>
             <w:proofErr w:type="spellEnd"/>
             <w:r>
@@ -16692,23 +15404,13 @@
               <w:t>{{</w:t>
             </w:r>
             <w:proofErr w:type="spellStart"/>
-            <w:proofErr w:type="gramStart"/>
-            <w:r>
-              <w:rPr>
-                <w:rFonts w:ascii="思源黑体 CN Normal" w:eastAsia="思源黑体 CN Normal" w:hAnsi="思源黑体 CN Normal"/>
-                <w:sz w:val="17"/>
-                <w:szCs w:val="17"/>
-              </w:rPr>
-              <w:t>a.gene</w:t>
-            </w:r>
-            <w:proofErr w:type="gramEnd"/>
-            <w:r>
-              <w:rPr>
-                <w:rFonts w:ascii="思源黑体 CN Normal" w:eastAsia="思源黑体 CN Normal" w:hAnsi="思源黑体 CN Normal"/>
-                <w:sz w:val="17"/>
-                <w:szCs w:val="17"/>
-              </w:rPr>
-              <w:t>_function|e</w:t>
+            <w:r>
+              <w:rPr>
+                <w:rFonts w:ascii="思源黑体 CN Normal" w:eastAsia="思源黑体 CN Normal" w:hAnsi="思源黑体 CN Normal"/>
+                <w:sz w:val="17"/>
+                <w:szCs w:val="17"/>
+              </w:rPr>
+              <w:t>a.gene_function|e</w:t>
             </w:r>
             <w:proofErr w:type="spellEnd"/>
             <w:r>
@@ -16777,7 +15479,6 @@
               <w:t>{{</w:t>
             </w:r>
             <w:proofErr w:type="spellStart"/>
-            <w:proofErr w:type="gramStart"/>
             <w:r>
               <w:rPr>
                 <w:rFonts w:ascii="思源黑体 CN Normal" w:eastAsia="思源黑体 CN Normal" w:hAnsi="思源黑体 CN Normal"/>
@@ -16785,17 +15486,7 @@
                 <w:sz w:val="17"/>
                 <w:szCs w:val="17"/>
               </w:rPr>
-              <w:t>a.variant</w:t>
-            </w:r>
-            <w:proofErr w:type="gramEnd"/>
-            <w:r>
-              <w:rPr>
-                <w:rFonts w:ascii="思源黑体 CN Normal" w:eastAsia="思源黑体 CN Normal" w:hAnsi="思源黑体 CN Normal"/>
-                <w:color w:val="000000" w:themeColor="text1"/>
-                <w:sz w:val="17"/>
-                <w:szCs w:val="17"/>
-              </w:rPr>
-              <w:t>_desc_cn|e</w:t>
+              <w:t>a.variant_desc_cn|e</w:t>
             </w:r>
             <w:proofErr w:type="spellEnd"/>
             <w:r>
@@ -17030,19 +15721,7 @@
                 <w:sz w:val="17"/>
                 <w:szCs w:val="17"/>
               </w:rPr>
-              <w:t>%endif</w:t>
-            </w:r>
-            <w:proofErr w:type="gramStart"/>
-            <w:r>
-              <w:rPr>
-                <w:rFonts w:ascii="思源黑体 CN Normal" w:eastAsia="思源黑体 CN Normal" w:hAnsi="思源黑体 CN Normal"/>
-                <w:b/>
-                <w:bCs/>
-                <w:color w:val="0070C0"/>
-                <w:sz w:val="17"/>
-                <w:szCs w:val="17"/>
-              </w:rPr>
-              <w:t>%}</w:t>
+              <w:t>%endif%}</w:t>
             </w:r>
             <w:r>
               <w:rPr>
@@ -17050,16 +15729,7 @@
                 <w:sz w:val="17"/>
                 <w:szCs w:val="17"/>
               </w:rPr>
-              <w:t>{</w:t>
-            </w:r>
-            <w:proofErr w:type="gramEnd"/>
-            <w:r>
-              <w:rPr>
-                <w:rFonts w:ascii="思源黑体 CN Normal" w:eastAsia="思源黑体 CN Normal" w:hAnsi="思源黑体 CN Normal" w:hint="eastAsia"/>
-                <w:sz w:val="17"/>
-                <w:szCs w:val="17"/>
-              </w:rPr>
-              <w:t>{</w:t>
+              <w:t>{{</w:t>
             </w:r>
             <w:proofErr w:type="spellStart"/>
             <w:r>
@@ -17516,25 +16186,7 @@
           <w:sz w:val="16"/>
           <w:szCs w:val="16"/>
         </w:rPr>
-        <w:t>var.var_</w:t>
-      </w:r>
-      <w:proofErr w:type="gramStart"/>
-      <w:r>
-        <w:rPr>
-          <w:rFonts w:ascii="思源黑体 CN Normal" w:eastAsia="思源黑体 CN Normal" w:hAnsi="思源黑体 CN Normal"/>
-          <w:sz w:val="16"/>
-          <w:szCs w:val="16"/>
-        </w:rPr>
-        <w:t>somatic.level</w:t>
-      </w:r>
-      <w:proofErr w:type="gramEnd"/>
-      <w:r>
-        <w:rPr>
-          <w:rFonts w:ascii="思源黑体 CN Normal" w:eastAsia="思源黑体 CN Normal" w:hAnsi="思源黑体 CN Normal"/>
-          <w:sz w:val="16"/>
-          <w:szCs w:val="16"/>
-        </w:rPr>
-        <w:t>_onco_nodrug</w:t>
+        <w:t>var.var_somatic.level_onco_nodrug</w:t>
       </w:r>
       <w:proofErr w:type="spellEnd"/>
       <w:r>
@@ -17601,25 +16253,7 @@
           <w:sz w:val="16"/>
           <w:szCs w:val="16"/>
         </w:rPr>
-        <w:t>var.var_</w:t>
-      </w:r>
-      <w:proofErr w:type="gramStart"/>
-      <w:r>
-        <w:rPr>
-          <w:rFonts w:ascii="思源黑体 CN Normal" w:eastAsia="思源黑体 CN Normal" w:hAnsi="思源黑体 CN Normal"/>
-          <w:sz w:val="16"/>
-          <w:szCs w:val="16"/>
-        </w:rPr>
-        <w:t>somatic.level</w:t>
-      </w:r>
-      <w:proofErr w:type="gramEnd"/>
-      <w:r>
-        <w:rPr>
-          <w:rFonts w:ascii="思源黑体 CN Normal" w:eastAsia="思源黑体 CN Normal" w:hAnsi="思源黑体 CN Normal"/>
-          <w:sz w:val="16"/>
-          <w:szCs w:val="16"/>
-        </w:rPr>
-        <w:t>_onco_nodrug</w:t>
+        <w:t>var.var_somatic.level_onco_nodrug</w:t>
       </w:r>
       <w:proofErr w:type="spellEnd"/>
       <w:r>
@@ -17700,7 +16334,6 @@
               <w:t>{</w:t>
             </w:r>
             <w:proofErr w:type="spellStart"/>
-            <w:proofErr w:type="gramStart"/>
             <w:r>
               <w:rPr>
                 <w:rFonts w:ascii="思源黑体 CN Bold" w:eastAsia="思源黑体 CN Bold" w:hAnsi="思源黑体 CN Bold"/>
@@ -17712,21 +16345,7 @@
                 <w:sz w:val="18"/>
                 <w:szCs w:val="18"/>
               </w:rPr>
-              <w:t>a.gene</w:t>
-            </w:r>
-            <w:proofErr w:type="gramEnd"/>
-            <w:r>
-              <w:rPr>
-                <w:rFonts w:ascii="思源黑体 CN Bold" w:eastAsia="思源黑体 CN Bold" w:hAnsi="思源黑体 CN Bold"/>
-                <w:b/>
-                <w:bCs/>
-                <w:i/>
-                <w:iCs/>
-                <w:color w:val="FFFFFF" w:themeColor="background1"/>
-                <w:sz w:val="18"/>
-                <w:szCs w:val="18"/>
-              </w:rPr>
-              <w:t>_symbol</w:t>
+              <w:t>a.gene_symbol</w:t>
             </w:r>
             <w:proofErr w:type="spellEnd"/>
             <w:r>
@@ -17924,23 +16543,13 @@
               <w:t>{{</w:t>
             </w:r>
             <w:proofErr w:type="spellStart"/>
-            <w:proofErr w:type="gramStart"/>
-            <w:r>
-              <w:rPr>
-                <w:rFonts w:ascii="思源黑体 CN Normal" w:eastAsia="思源黑体 CN Normal" w:hAnsi="思源黑体 CN Normal"/>
-                <w:sz w:val="17"/>
-                <w:szCs w:val="17"/>
-              </w:rPr>
-              <w:t>a.gene</w:t>
-            </w:r>
-            <w:proofErr w:type="gramEnd"/>
-            <w:r>
-              <w:rPr>
-                <w:rFonts w:ascii="思源黑体 CN Normal" w:eastAsia="思源黑体 CN Normal" w:hAnsi="思源黑体 CN Normal"/>
-                <w:sz w:val="17"/>
-                <w:szCs w:val="17"/>
-              </w:rPr>
-              <w:t>_function|e</w:t>
+            <w:r>
+              <w:rPr>
+                <w:rFonts w:ascii="思源黑体 CN Normal" w:eastAsia="思源黑体 CN Normal" w:hAnsi="思源黑体 CN Normal"/>
+                <w:sz w:val="17"/>
+                <w:szCs w:val="17"/>
+              </w:rPr>
+              <w:t>a.gene_function|e</w:t>
             </w:r>
             <w:proofErr w:type="spellEnd"/>
             <w:r>
@@ -18024,23 +16633,13 @@
               <w:t>{{</w:t>
             </w:r>
             <w:proofErr w:type="spellStart"/>
-            <w:proofErr w:type="gramStart"/>
-            <w:r>
-              <w:rPr>
-                <w:rFonts w:ascii="思源黑体 CN Normal" w:eastAsia="思源黑体 CN Normal" w:hAnsi="思源黑体 CN Normal"/>
-                <w:sz w:val="17"/>
-                <w:szCs w:val="17"/>
-              </w:rPr>
-              <w:t>a.variant</w:t>
-            </w:r>
-            <w:proofErr w:type="gramEnd"/>
-            <w:r>
-              <w:rPr>
-                <w:rFonts w:ascii="思源黑体 CN Normal" w:eastAsia="思源黑体 CN Normal" w:hAnsi="思源黑体 CN Normal"/>
-                <w:sz w:val="17"/>
-                <w:szCs w:val="17"/>
-              </w:rPr>
-              <w:t>_desc_cn|e</w:t>
+            <w:r>
+              <w:rPr>
+                <w:rFonts w:ascii="思源黑体 CN Normal" w:eastAsia="思源黑体 CN Normal" w:hAnsi="思源黑体 CN Normal"/>
+                <w:sz w:val="17"/>
+                <w:szCs w:val="17"/>
+              </w:rPr>
+              <w:t>a.variant_desc_cn|e</w:t>
             </w:r>
             <w:proofErr w:type="spellEnd"/>
             <w:r>
@@ -18561,22 +17160,9 @@
           <w:sz w:val="18"/>
           <w:szCs w:val="18"/>
         </w:rPr>
-        <w:t xml:space="preserve">, </w:t>
-      </w:r>
-      <w:proofErr w:type="gramStart"/>
-      <w:r>
-        <w:rPr>
-          <w:rFonts w:ascii="微软雅黑" w:eastAsia="微软雅黑" w:hAnsi="微软雅黑"/>
-          <w:b/>
-          <w:bCs/>
-          <w:color w:val="1E7648"/>
-          <w:sz w:val="18"/>
-          <w:szCs w:val="18"/>
-        </w:rPr>
-        <w:t>sample]|</w:t>
+        <w:t>, sample]|</w:t>
       </w:r>
       <w:proofErr w:type="spellStart"/>
-      <w:proofErr w:type="gramEnd"/>
       <w:r>
         <w:rPr>
           <w:rFonts w:ascii="微软雅黑" w:eastAsia="微软雅黑" w:hAnsi="微软雅黑"/>
@@ -18658,22 +17244,9 @@
           <w:sz w:val="18"/>
           <w:szCs w:val="18"/>
         </w:rPr>
-        <w:t xml:space="preserve">, </w:t>
-      </w:r>
-      <w:proofErr w:type="gramStart"/>
-      <w:r>
-        <w:rPr>
-          <w:rFonts w:ascii="微软雅黑" w:eastAsia="微软雅黑" w:hAnsi="微软雅黑"/>
-          <w:b/>
-          <w:bCs/>
-          <w:color w:val="1E7648"/>
-          <w:sz w:val="18"/>
-          <w:szCs w:val="18"/>
-        </w:rPr>
-        <w:t>sample]|</w:t>
+        <w:t>, sample]|</w:t>
       </w:r>
       <w:proofErr w:type="spellStart"/>
-      <w:proofErr w:type="gramEnd"/>
       <w:r>
         <w:rPr>
           <w:rFonts w:ascii="微软雅黑" w:eastAsia="微软雅黑" w:hAnsi="微软雅黑"/>
@@ -18794,7 +17367,6 @@
               <w:t xml:space="preserve">{%p if </w:t>
             </w:r>
             <w:proofErr w:type="spellStart"/>
-            <w:proofErr w:type="gramStart"/>
             <w:r>
               <w:rPr>
                 <w:rFonts w:ascii="思源黑体 CN Bold" w:eastAsia="思源黑体 CN Bold" w:hAnsi="思源黑体 CN Bold"/>
@@ -18804,19 +17376,7 @@
                 <w:sz w:val="18"/>
                 <w:szCs w:val="18"/>
               </w:rPr>
-              <w:t>a.regimen</w:t>
-            </w:r>
-            <w:proofErr w:type="gramEnd"/>
-            <w:r>
-              <w:rPr>
-                <w:rFonts w:ascii="思源黑体 CN Bold" w:eastAsia="思源黑体 CN Bold" w:hAnsi="思源黑体 CN Bold"/>
-                <w:b/>
-                <w:bCs/>
-                <w:color w:val="FFFFFF" w:themeColor="background1"/>
-                <w:sz w:val="18"/>
-                <w:szCs w:val="18"/>
-              </w:rPr>
-              <w:t>_cn</w:t>
+              <w:t>a.regimen_cn</w:t>
             </w:r>
             <w:proofErr w:type="spellEnd"/>
             <w:r>
@@ -18858,7 +17418,6 @@
               <w:t>{{</w:t>
             </w:r>
             <w:proofErr w:type="spellStart"/>
-            <w:proofErr w:type="gramStart"/>
             <w:r>
               <w:rPr>
                 <w:rFonts w:ascii="思源黑体 CN Bold" w:eastAsia="思源黑体 CN Bold" w:hAnsi="思源黑体 CN Bold"/>
@@ -18868,19 +17427,7 @@
                 <w:sz w:val="18"/>
                 <w:szCs w:val="18"/>
               </w:rPr>
-              <w:t>a.regimen</w:t>
-            </w:r>
-            <w:proofErr w:type="gramEnd"/>
-            <w:r>
-              <w:rPr>
-                <w:rFonts w:ascii="思源黑体 CN Bold" w:eastAsia="思源黑体 CN Bold" w:hAnsi="思源黑体 CN Bold"/>
-                <w:b/>
-                <w:bCs/>
-                <w:color w:val="FFFFFF" w:themeColor="background1"/>
-                <w:sz w:val="18"/>
-                <w:szCs w:val="18"/>
-              </w:rPr>
-              <w:t>_cn</w:t>
+              <w:t>a.regimen_cn</w:t>
             </w:r>
             <w:proofErr w:type="spellEnd"/>
             <w:r>
@@ -18949,7 +17496,6 @@
               <w:t xml:space="preserve">{%p if </w:t>
             </w:r>
             <w:proofErr w:type="spellStart"/>
-            <w:proofErr w:type="gramStart"/>
             <w:r>
               <w:rPr>
                 <w:rFonts w:ascii="思源黑体 CN Bold" w:eastAsia="思源黑体 CN Bold" w:hAnsi="思源黑体 CN Bold"/>
@@ -18959,19 +17505,7 @@
                 <w:sz w:val="18"/>
                 <w:szCs w:val="18"/>
               </w:rPr>
-              <w:t>a.regimen</w:t>
-            </w:r>
-            <w:proofErr w:type="gramEnd"/>
-            <w:r>
-              <w:rPr>
-                <w:rFonts w:ascii="思源黑体 CN Bold" w:eastAsia="思源黑体 CN Bold" w:hAnsi="思源黑体 CN Bold"/>
-                <w:b/>
-                <w:bCs/>
-                <w:color w:val="FFFFFF" w:themeColor="background1"/>
-                <w:sz w:val="18"/>
-                <w:szCs w:val="18"/>
-              </w:rPr>
-              <w:t>_en</w:t>
+              <w:t>a.regimen_en</w:t>
             </w:r>
             <w:proofErr w:type="spellEnd"/>
             <w:r>
@@ -19013,7 +17547,6 @@
               <w:t>{{</w:t>
             </w:r>
             <w:proofErr w:type="spellStart"/>
-            <w:proofErr w:type="gramStart"/>
             <w:r>
               <w:rPr>
                 <w:rFonts w:ascii="思源黑体 CN Bold" w:eastAsia="思源黑体 CN Bold" w:hAnsi="思源黑体 CN Bold"/>
@@ -19023,19 +17556,7 @@
                 <w:sz w:val="18"/>
                 <w:szCs w:val="18"/>
               </w:rPr>
-              <w:t>a.regimen</w:t>
-            </w:r>
-            <w:proofErr w:type="gramEnd"/>
-            <w:r>
-              <w:rPr>
-                <w:rFonts w:ascii="思源黑体 CN Bold" w:eastAsia="思源黑体 CN Bold" w:hAnsi="思源黑体 CN Bold"/>
-                <w:b/>
-                <w:bCs/>
-                <w:color w:val="FFFFFF" w:themeColor="background1"/>
-                <w:sz w:val="18"/>
-                <w:szCs w:val="18"/>
-              </w:rPr>
-              <w:t>_en</w:t>
+              <w:t>a.regimen_en</w:t>
             </w:r>
             <w:proofErr w:type="spellEnd"/>
             <w:r>
@@ -19291,25 +17812,14 @@
               <w:t xml:space="preserve"> if </w:t>
             </w:r>
             <w:proofErr w:type="spellStart"/>
-            <w:proofErr w:type="gramStart"/>
-            <w:r>
-              <w:rPr>
-                <w:rFonts w:ascii="思源黑体 CN Normal" w:eastAsia="思源黑体 CN Normal" w:hAnsi="思源黑体 CN Normal"/>
-                <w:bCs/>
-                <w:sz w:val="17"/>
-                <w:szCs w:val="17"/>
-              </w:rPr>
-              <w:t>a.drug</w:t>
-            </w:r>
-            <w:proofErr w:type="gramEnd"/>
-            <w:r>
-              <w:rPr>
-                <w:rFonts w:ascii="思源黑体 CN Normal" w:eastAsia="思源黑体 CN Normal" w:hAnsi="思源黑体 CN Normal"/>
-                <w:bCs/>
-                <w:sz w:val="17"/>
-                <w:szCs w:val="17"/>
-              </w:rPr>
-              <w:t>_details|</w:t>
+            <w:r>
+              <w:rPr>
+                <w:rFonts w:ascii="思源黑体 CN Normal" w:eastAsia="思源黑体 CN Normal" w:hAnsi="思源黑体 CN Normal"/>
+                <w:bCs/>
+                <w:sz w:val="17"/>
+                <w:szCs w:val="17"/>
+              </w:rPr>
+              <w:t>a.drug_details|</w:t>
             </w:r>
             <w:r>
               <w:rPr>
@@ -19370,25 +17880,14 @@
               <w:t xml:space="preserve"> for b in </w:t>
             </w:r>
             <w:proofErr w:type="spellStart"/>
-            <w:proofErr w:type="gramStart"/>
-            <w:r>
-              <w:rPr>
-                <w:rFonts w:ascii="思源黑体 CN Normal" w:eastAsia="思源黑体 CN Normal" w:hAnsi="思源黑体 CN Normal"/>
-                <w:bCs/>
-                <w:sz w:val="17"/>
-                <w:szCs w:val="17"/>
-              </w:rPr>
-              <w:t>a.drug</w:t>
-            </w:r>
-            <w:proofErr w:type="gramEnd"/>
-            <w:r>
-              <w:rPr>
-                <w:rFonts w:ascii="思源黑体 CN Normal" w:eastAsia="思源黑体 CN Normal" w:hAnsi="思源黑体 CN Normal"/>
-                <w:bCs/>
-                <w:sz w:val="17"/>
-                <w:szCs w:val="17"/>
-              </w:rPr>
-              <w:t>_details|</w:t>
+            <w:r>
+              <w:rPr>
+                <w:rFonts w:ascii="思源黑体 CN Normal" w:eastAsia="思源黑体 CN Normal" w:hAnsi="思源黑体 CN Normal"/>
+                <w:bCs/>
+                <w:sz w:val="17"/>
+                <w:szCs w:val="17"/>
+              </w:rPr>
+              <w:t>a.drug_details|</w:t>
             </w:r>
             <w:r>
               <w:rPr>
@@ -19659,7 +18158,6 @@
                 <w:szCs w:val="17"/>
               </w:rPr>
             </w:pPr>
-            <w:proofErr w:type="gramStart"/>
             <w:r>
               <w:rPr>
                 <w:rFonts w:ascii="思源黑体 CN Normal" w:eastAsia="思源黑体 CN Normal" w:hAnsi="思源黑体 CN Normal" w:hint="eastAsia"/>
@@ -19677,7 +18175,6 @@
               <w:t>{ [</w:t>
             </w:r>
             <w:proofErr w:type="spellStart"/>
-            <w:proofErr w:type="gramEnd"/>
             <w:r>
               <w:rPr>
                 <w:rFonts w:ascii="思源黑体 CN Normal" w:eastAsia="思源黑体 CN Normal" w:hAnsi="思源黑体 CN Normal"/>
@@ -19797,23 +18294,13 @@
               <w:t xml:space="preserve">%p if </w:t>
             </w:r>
             <w:proofErr w:type="spellStart"/>
-            <w:proofErr w:type="gramStart"/>
-            <w:r>
-              <w:rPr>
-                <w:rFonts w:ascii="思源黑体 CN Normal" w:eastAsia="思源黑体 CN Normal" w:hAnsi="思源黑体 CN Normal"/>
-                <w:sz w:val="17"/>
-                <w:szCs w:val="17"/>
-              </w:rPr>
-              <w:t>a.adaptation</w:t>
-            </w:r>
-            <w:proofErr w:type="gramEnd"/>
-            <w:r>
-              <w:rPr>
-                <w:rFonts w:ascii="思源黑体 CN Normal" w:eastAsia="思源黑体 CN Normal" w:hAnsi="思源黑体 CN Normal"/>
-                <w:sz w:val="17"/>
-                <w:szCs w:val="17"/>
-              </w:rPr>
-              <w:t>_disease_cn</w:t>
+            <w:r>
+              <w:rPr>
+                <w:rFonts w:ascii="思源黑体 CN Normal" w:eastAsia="思源黑体 CN Normal" w:hAnsi="思源黑体 CN Normal"/>
+                <w:sz w:val="17"/>
+                <w:szCs w:val="17"/>
+              </w:rPr>
+              <w:t>a.adaptation_disease_cn</w:t>
             </w:r>
             <w:proofErr w:type="spellEnd"/>
             <w:r>
@@ -19860,23 +18347,13 @@
               <w:t xml:space="preserve">p for b in </w:t>
             </w:r>
             <w:proofErr w:type="spellStart"/>
-            <w:proofErr w:type="gramStart"/>
-            <w:r>
-              <w:rPr>
-                <w:rFonts w:ascii="思源黑体 CN Normal" w:eastAsia="思源黑体 CN Normal" w:hAnsi="思源黑体 CN Normal"/>
-                <w:sz w:val="17"/>
-                <w:szCs w:val="17"/>
-              </w:rPr>
-              <w:t>a.adaptation</w:t>
-            </w:r>
-            <w:proofErr w:type="gramEnd"/>
-            <w:r>
-              <w:rPr>
-                <w:rFonts w:ascii="思源黑体 CN Normal" w:eastAsia="思源黑体 CN Normal" w:hAnsi="思源黑体 CN Normal"/>
-                <w:sz w:val="17"/>
-                <w:szCs w:val="17"/>
-              </w:rPr>
-              <w:t>_disease_cn</w:t>
+            <w:r>
+              <w:rPr>
+                <w:rFonts w:ascii="思源黑体 CN Normal" w:eastAsia="思源黑体 CN Normal" w:hAnsi="思源黑体 CN Normal"/>
+                <w:sz w:val="17"/>
+                <w:szCs w:val="17"/>
+              </w:rPr>
+              <w:t>a.adaptation_disease_cn</w:t>
             </w:r>
             <w:proofErr w:type="spellEnd"/>
             <w:r>
@@ -21134,7 +19611,6 @@
               <w:t>{{</w:t>
             </w:r>
             <w:proofErr w:type="spellStart"/>
-            <w:proofErr w:type="gramStart"/>
             <w:r>
               <w:rPr>
                 <w:rFonts w:ascii="思源黑体 CN Normal" w:eastAsia="思源黑体 CN Normal" w:hAnsi="思源黑体 CN Normal"/>
@@ -21143,18 +19619,7 @@
                 <w:sz w:val="17"/>
                 <w:szCs w:val="17"/>
               </w:rPr>
-              <w:t>a.gene</w:t>
-            </w:r>
-            <w:proofErr w:type="gramEnd"/>
-            <w:r>
-              <w:rPr>
-                <w:rFonts w:ascii="思源黑体 CN Normal" w:eastAsia="思源黑体 CN Normal" w:hAnsi="思源黑体 CN Normal"/>
-                <w:i/>
-                <w:iCs/>
-                <w:sz w:val="17"/>
-                <w:szCs w:val="17"/>
-              </w:rPr>
-              <w:t>_symbol</w:t>
+              <w:t>a.gene_symbol</w:t>
             </w:r>
             <w:proofErr w:type="spellEnd"/>
             <w:r>
@@ -21201,7 +19666,6 @@
               <w:t>{</w:t>
             </w:r>
             <w:proofErr w:type="spellStart"/>
-            <w:proofErr w:type="gramStart"/>
             <w:r>
               <w:rPr>
                 <w:rFonts w:ascii="思源黑体 CN Normal" w:eastAsia="思源黑体 CN Normal" w:hAnsi="思源黑体 CN Normal" w:cs="思源黑体 CN Light"/>
@@ -21216,16 +19680,7 @@
                 <w:sz w:val="17"/>
                 <w:szCs w:val="17"/>
               </w:rPr>
-              <w:t>clinicaltrial</w:t>
-            </w:r>
-            <w:proofErr w:type="gramEnd"/>
-            <w:r>
-              <w:rPr>
-                <w:rFonts w:ascii="思源黑体 CN Normal" w:eastAsia="思源黑体 CN Normal" w:hAnsi="思源黑体 CN Normal" w:cs="思源黑体 CN Light"/>
-                <w:sz w:val="17"/>
-                <w:szCs w:val="17"/>
-              </w:rPr>
-              <w:t>_number</w:t>
+              <w:t>clinicaltrial_number</w:t>
             </w:r>
             <w:proofErr w:type="spellEnd"/>
             <w:r>
@@ -21270,7 +19725,6 @@
               <w:t>{</w:t>
             </w:r>
             <w:proofErr w:type="spellStart"/>
-            <w:proofErr w:type="gramStart"/>
             <w:r>
               <w:rPr>
                 <w:rFonts w:ascii="思源黑体 CN Normal" w:eastAsia="思源黑体 CN Normal" w:hAnsi="思源黑体 CN Normal" w:cs="思源黑体 CN Light"/>
@@ -21285,16 +19739,7 @@
                 <w:sz w:val="17"/>
                 <w:szCs w:val="17"/>
               </w:rPr>
-              <w:t>study</w:t>
-            </w:r>
-            <w:proofErr w:type="gramEnd"/>
-            <w:r>
-              <w:rPr>
-                <w:rFonts w:ascii="思源黑体 CN Normal" w:eastAsia="思源黑体 CN Normal" w:hAnsi="思源黑体 CN Normal" w:cs="思源黑体 CN Light"/>
-                <w:sz w:val="17"/>
-                <w:szCs w:val="17"/>
-              </w:rPr>
-              <w:t>_title</w:t>
+              <w:t>study_title</w:t>
             </w:r>
             <w:proofErr w:type="spellEnd"/>
             <w:r>
@@ -21348,7 +19793,6 @@
               <w:t xml:space="preserve">%p for b in </w:t>
             </w:r>
             <w:proofErr w:type="spellStart"/>
-            <w:proofErr w:type="gramStart"/>
             <w:r>
               <w:rPr>
                 <w:rFonts w:ascii="思源黑体 CN Normal" w:eastAsia="思源黑体 CN Normal" w:hAnsi="思源黑体 CN Normal" w:cs="思源黑体 CN Light"/>
@@ -21372,7 +19816,6 @@
               <w:t>interventions</w:t>
             </w:r>
             <w:proofErr w:type="spellEnd"/>
-            <w:proofErr w:type="gramEnd"/>
             <w:r>
               <w:rPr>
                 <w:rFonts w:ascii="思源黑体 CN Normal" w:eastAsia="思源黑体 CN Normal" w:hAnsi="思源黑体 CN Normal" w:cs="思源黑体 CN Light"/>
@@ -21511,7 +19954,6 @@
               <w:t>{</w:t>
             </w:r>
             <w:proofErr w:type="spellStart"/>
-            <w:proofErr w:type="gramStart"/>
             <w:r>
               <w:rPr>
                 <w:rFonts w:ascii="思源黑体 CN Normal" w:eastAsia="思源黑体 CN Normal" w:hAnsi="思源黑体 CN Normal" w:cs="思源黑体 CN Light"/>
@@ -21524,7 +19966,6 @@
               <w:t>a.phase</w:t>
             </w:r>
             <w:proofErr w:type="spellEnd"/>
-            <w:proofErr w:type="gramEnd"/>
             <w:r>
               <w:rPr>
                 <w:rFonts w:ascii="思源黑体 CN Normal" w:eastAsia="思源黑体 CN Normal" w:hAnsi="思源黑体 CN Normal" w:cs="思源黑体 CN Light"/>
@@ -22239,7 +20680,6 @@
               <w:t>tumor_content</w:t>
             </w:r>
             <w:proofErr w:type="spellEnd"/>
-            <w:proofErr w:type="gramStart"/>
             <w:r>
               <w:rPr>
                 <w:rFonts w:ascii="思源黑体 CN Normal" w:eastAsia="思源黑体 CN Normal" w:hAnsi="思源黑体 CN Normal" w:cs="思源黑体 CN Light"/>
@@ -22251,7 +20691,6 @@
               <w:t>”]|</w:t>
             </w:r>
             <w:proofErr w:type="spellStart"/>
-            <w:proofErr w:type="gramEnd"/>
             <w:r>
               <w:rPr>
                 <w:rFonts w:ascii="思源黑体 CN Normal" w:eastAsia="思源黑体 CN Normal" w:hAnsi="思源黑体 CN Normal" w:cs="思源黑体 CN Light"/>
@@ -22331,7 +20770,6 @@
               <w:t>tumor_content</w:t>
             </w:r>
             <w:proofErr w:type="spellEnd"/>
-            <w:proofErr w:type="gramStart"/>
             <w:r>
               <w:rPr>
                 <w:rFonts w:ascii="思源黑体 CN Normal" w:eastAsia="思源黑体 CN Normal" w:hAnsi="思源黑体 CN Normal" w:cs="思源黑体 CN Light"/>
@@ -22343,7 +20781,6 @@
               <w:t>”]|</w:t>
             </w:r>
             <w:proofErr w:type="spellStart"/>
-            <w:proofErr w:type="gramEnd"/>
             <w:r>
               <w:rPr>
                 <w:rFonts w:ascii="思源黑体 CN Normal" w:eastAsia="思源黑体 CN Normal" w:hAnsi="思源黑体 CN Normal" w:cs="思源黑体 CN Light"/>
@@ -22447,7 +20884,6 @@
               <w:t>tumor_content_macrodissection_performed</w:t>
             </w:r>
             <w:proofErr w:type="spellEnd"/>
-            <w:proofErr w:type="gramStart"/>
             <w:r>
               <w:rPr>
                 <w:rFonts w:ascii="思源黑体 CN Normal" w:eastAsia="思源黑体 CN Normal" w:hAnsi="思源黑体 CN Normal" w:cs="思源黑体 CN Light"/>
@@ -22459,7 +20895,6 @@
               <w:t>”]|</w:t>
             </w:r>
             <w:proofErr w:type="spellStart"/>
-            <w:proofErr w:type="gramEnd"/>
             <w:r>
               <w:rPr>
                 <w:rFonts w:ascii="思源黑体 CN Normal" w:eastAsia="思源黑体 CN Normal" w:hAnsi="思源黑体 CN Normal" w:cs="思源黑体 CN Light"/>
@@ -22549,7 +20984,6 @@
               <w:t>tumor_content_macrodissection_performed</w:t>
             </w:r>
             <w:proofErr w:type="spellEnd"/>
-            <w:proofErr w:type="gramStart"/>
             <w:r>
               <w:rPr>
                 <w:rFonts w:ascii="思源黑体 CN Normal" w:eastAsia="思源黑体 CN Normal" w:hAnsi="思源黑体 CN Normal" w:cs="思源黑体 CN Light"/>
@@ -22561,7 +20995,6 @@
               <w:t>”]|</w:t>
             </w:r>
             <w:proofErr w:type="spellStart"/>
-            <w:proofErr w:type="gramEnd"/>
             <w:r>
               <w:rPr>
                 <w:rFonts w:ascii="思源黑体 CN Normal" w:eastAsia="思源黑体 CN Normal" w:hAnsi="思源黑体 CN Normal" w:cs="思源黑体 CN Light"/>
@@ -22665,7 +21098,6 @@
               <w:t>tumor_content</w:t>
             </w:r>
             <w:proofErr w:type="spellEnd"/>
-            <w:proofErr w:type="gramStart"/>
             <w:r>
               <w:rPr>
                 <w:rFonts w:ascii="思源黑体 CN Normal" w:eastAsia="思源黑体 CN Normal" w:hAnsi="思源黑体 CN Normal" w:cs="思源黑体 CN Light"/>
@@ -22677,7 +21109,6 @@
               <w:t>”]|</w:t>
             </w:r>
             <w:proofErr w:type="spellStart"/>
-            <w:proofErr w:type="gramEnd"/>
             <w:r>
               <w:rPr>
                 <w:rFonts w:ascii="思源黑体 CN Normal" w:eastAsia="思源黑体 CN Normal" w:hAnsi="思源黑体 CN Normal" w:cs="思源黑体 CN Light"/>
@@ -23024,29 +21455,7 @@
                 <w:szCs w:val="17"/>
                 <w:lang w:bidi="ar"/>
               </w:rPr>
-              <w:t xml:space="preserve"> and lib_quality_control.lib_dna_qc.dna_qty</w:t>
-            </w:r>
-            <w:proofErr w:type="gramStart"/>
-            <w:r>
-              <w:rPr>
-                <w:rFonts w:ascii="思源黑体 CN Normal" w:eastAsia="思源黑体 CN Normal" w:hAnsi="思源黑体 CN Normal" w:cs="思源黑体 CN Light"/>
-                <w:kern w:val="0"/>
-                <w:sz w:val="17"/>
-                <w:szCs w:val="17"/>
-                <w:lang w:bidi="ar"/>
-              </w:rPr>
-              <w:t>%}{</w:t>
-            </w:r>
-            <w:proofErr w:type="gramEnd"/>
-            <w:r>
-              <w:rPr>
-                <w:rFonts w:ascii="思源黑体 CN Normal" w:eastAsia="思源黑体 CN Normal" w:hAnsi="思源黑体 CN Normal" w:cs="思源黑体 CN Light"/>
-                <w:kern w:val="0"/>
-                <w:sz w:val="17"/>
-                <w:szCs w:val="17"/>
-                <w:lang w:bidi="ar"/>
-              </w:rPr>
-              <w:t>{lib_quality_control.lib_dna_qc.dna_qty|replace(“.00”,””)}}{%else%}{%endif%}</w:t>
+              <w:t xml:space="preserve"> and lib_quality_control.lib_dna_qc.dna_qty%}{{lib_quality_control.lib_dna_qc.dna_qty|replace(“.00”,””)}}{%else%}{%endif%}</w:t>
             </w:r>
           </w:p>
         </w:tc>
@@ -23247,29 +21656,7 @@
                 <w:szCs w:val="17"/>
                 <w:lang w:bidi="ar"/>
               </w:rPr>
-              <w:t xml:space="preserve"> and lib_quality_control.lib_dna_</w:t>
-            </w:r>
-            <w:proofErr w:type="gramStart"/>
-            <w:r>
-              <w:rPr>
-                <w:rFonts w:ascii="思源黑体 CN Normal" w:eastAsia="思源黑体 CN Normal" w:hAnsi="思源黑体 CN Normal" w:cs="思源黑体 CN Light"/>
-                <w:kern w:val="0"/>
-                <w:sz w:val="17"/>
-                <w:szCs w:val="17"/>
-                <w:lang w:bidi="ar"/>
-              </w:rPr>
-              <w:t>qc.library</w:t>
-            </w:r>
-            <w:proofErr w:type="gramEnd"/>
-            <w:r>
-              <w:rPr>
-                <w:rFonts w:ascii="思源黑体 CN Normal" w:eastAsia="思源黑体 CN Normal" w:hAnsi="思源黑体 CN Normal" w:cs="思源黑体 CN Light"/>
-                <w:kern w:val="0"/>
-                <w:sz w:val="17"/>
-                <w:szCs w:val="17"/>
-                <w:lang w:bidi="ar"/>
-              </w:rPr>
-              <w:t>_qty%}{{lib_quality_control.lib_dna_qc.library_qty|replace(“.00”,””)}}{%else%}{%endif%}</w:t>
+              <w:t xml:space="preserve"> and lib_quality_control.lib_dna_qc.library_qty%}{{lib_quality_control.lib_dna_qc.library_qty|replace(“.00”,””)}}{%else%}{%endif%}</w:t>
             </w:r>
           </w:p>
         </w:tc>
@@ -23428,25 +21815,7 @@
                 <w:sz w:val="17"/>
                 <w:szCs w:val="17"/>
               </w:rPr>
-              <w:t>{{qc.dna_data_</w:t>
-            </w:r>
-            <w:proofErr w:type="gramStart"/>
-            <w:r>
-              <w:rPr>
-                <w:rFonts w:ascii="思源黑体 CN Normal" w:eastAsia="思源黑体 CN Normal" w:hAnsi="思源黑体 CN Normal"/>
-                <w:sz w:val="17"/>
-                <w:szCs w:val="17"/>
-              </w:rPr>
-              <w:t>qc.cleandata</w:t>
-            </w:r>
-            <w:proofErr w:type="gramEnd"/>
-            <w:r>
-              <w:rPr>
-                <w:rFonts w:ascii="思源黑体 CN Normal" w:eastAsia="思源黑体 CN Normal" w:hAnsi="思源黑体 CN Normal"/>
-                <w:sz w:val="17"/>
-                <w:szCs w:val="17"/>
-              </w:rPr>
-              <w:t>_q30}}</w:t>
+              <w:t>{{qc.dna_data_qc.cleandata_q30}}</w:t>
             </w:r>
           </w:p>
         </w:tc>
@@ -23611,25 +21980,7 @@
                 <w:sz w:val="17"/>
                 <w:szCs w:val="17"/>
               </w:rPr>
-              <w:t>qc.dna_data_</w:t>
-            </w:r>
-            <w:proofErr w:type="gramStart"/>
-            <w:r>
-              <w:rPr>
-                <w:rFonts w:ascii="思源黑体 CN Normal" w:eastAsia="思源黑体 CN Normal" w:hAnsi="思源黑体 CN Normal"/>
-                <w:sz w:val="17"/>
-                <w:szCs w:val="17"/>
-              </w:rPr>
-              <w:t>qc.mapping</w:t>
-            </w:r>
-            <w:proofErr w:type="gramEnd"/>
-            <w:r>
-              <w:rPr>
-                <w:rFonts w:ascii="思源黑体 CN Normal" w:eastAsia="思源黑体 CN Normal" w:hAnsi="思源黑体 CN Normal"/>
-                <w:sz w:val="17"/>
-                <w:szCs w:val="17"/>
-              </w:rPr>
-              <w:t>_ratio</w:t>
+              <w:t>qc.dna_data_qc.mapping_ratio</w:t>
             </w:r>
             <w:proofErr w:type="spellEnd"/>
             <w:r>
@@ -23793,25 +22144,7 @@
                 <w:sz w:val="17"/>
                 <w:szCs w:val="17"/>
               </w:rPr>
-              <w:t>qc.dna_data_</w:t>
-            </w:r>
-            <w:proofErr w:type="gramStart"/>
-            <w:r>
-              <w:rPr>
-                <w:rFonts w:ascii="思源黑体 CN Normal" w:eastAsia="思源黑体 CN Normal" w:hAnsi="思源黑体 CN Normal"/>
-                <w:sz w:val="17"/>
-                <w:szCs w:val="17"/>
-              </w:rPr>
-              <w:t>qc.cover</w:t>
-            </w:r>
-            <w:proofErr w:type="gramEnd"/>
-            <w:r>
-              <w:rPr>
-                <w:rFonts w:ascii="思源黑体 CN Normal" w:eastAsia="思源黑体 CN Normal" w:hAnsi="思源黑体 CN Normal"/>
-                <w:sz w:val="17"/>
-                <w:szCs w:val="17"/>
-              </w:rPr>
-              <w:t>_ratio</w:t>
+              <w:t>qc.dna_data_qc.cover_ratio</w:t>
             </w:r>
             <w:proofErr w:type="spellEnd"/>
             <w:r>
@@ -23922,29 +22255,7 @@
                 <w:szCs w:val="17"/>
                 <w:lang w:bidi="ar"/>
               </w:rPr>
-              <w:t>均</w:t>
-            </w:r>
-            <w:proofErr w:type="gramStart"/>
-            <w:r>
-              <w:rPr>
-                <w:rFonts w:ascii="思源黑体 CN Normal" w:eastAsia="思源黑体 CN Normal" w:hAnsi="思源黑体 CN Normal" w:cs="思源黑体 CN Light" w:hint="eastAsia"/>
-                <w:kern w:val="0"/>
-                <w:sz w:val="17"/>
-                <w:szCs w:val="17"/>
-                <w:lang w:bidi="ar"/>
-              </w:rPr>
-              <w:t>一</w:t>
-            </w:r>
-            <w:proofErr w:type="gramEnd"/>
-            <w:r>
-              <w:rPr>
-                <w:rFonts w:ascii="思源黑体 CN Normal" w:eastAsia="思源黑体 CN Normal" w:hAnsi="思源黑体 CN Normal" w:cs="思源黑体 CN Light" w:hint="eastAsia"/>
-                <w:kern w:val="0"/>
-                <w:sz w:val="17"/>
-                <w:szCs w:val="17"/>
-                <w:lang w:bidi="ar"/>
-              </w:rPr>
-              <w:t>性</w:t>
+              <w:t>均一性</w:t>
             </w:r>
             <w:r>
               <w:rPr>
@@ -23988,25 +22299,7 @@
                 <w:sz w:val="17"/>
                 <w:szCs w:val="17"/>
               </w:rPr>
-              <w:t>{{qc.dna_data_</w:t>
-            </w:r>
-            <w:proofErr w:type="gramStart"/>
-            <w:r>
-              <w:rPr>
-                <w:rFonts w:ascii="思源黑体 CN Normal" w:eastAsia="思源黑体 CN Normal" w:hAnsi="思源黑体 CN Normal"/>
-                <w:sz w:val="17"/>
-                <w:szCs w:val="17"/>
-              </w:rPr>
-              <w:t>qc.uni</w:t>
-            </w:r>
-            <w:proofErr w:type="gramEnd"/>
-            <w:r>
-              <w:rPr>
-                <w:rFonts w:ascii="思源黑体 CN Normal" w:eastAsia="思源黑体 CN Normal" w:hAnsi="思源黑体 CN Normal"/>
-                <w:sz w:val="17"/>
-                <w:szCs w:val="17"/>
-              </w:rPr>
-              <w:t>20}}</w:t>
+              <w:t>{{qc.dna_data_qc.uni20}}</w:t>
             </w:r>
           </w:p>
         </w:tc>
@@ -24161,25 +22454,7 @@
                 <w:sz w:val="17"/>
                 <w:szCs w:val="17"/>
               </w:rPr>
-              <w:t>qc.dna_data_</w:t>
-            </w:r>
-            <w:proofErr w:type="gramStart"/>
-            <w:r>
-              <w:rPr>
-                <w:rFonts w:ascii="思源黑体 CN Normal" w:eastAsia="思源黑体 CN Normal" w:hAnsi="思源黑体 CN Normal"/>
-                <w:sz w:val="17"/>
-                <w:szCs w:val="17"/>
-              </w:rPr>
-              <w:t>qc.depth</w:t>
-            </w:r>
-            <w:proofErr w:type="gramEnd"/>
-            <w:r>
-              <w:rPr>
-                <w:rFonts w:ascii="思源黑体 CN Normal" w:eastAsia="思源黑体 CN Normal" w:hAnsi="思源黑体 CN Normal"/>
-                <w:sz w:val="17"/>
-                <w:szCs w:val="17"/>
-              </w:rPr>
-              <w:t>_mean</w:t>
+              <w:t>qc.dna_data_qc.depth_mean</w:t>
             </w:r>
             <w:r>
               <w:rPr>
@@ -24360,25 +22635,7 @@
                 <w:sz w:val="17"/>
                 <w:szCs w:val="17"/>
               </w:rPr>
-              <w:t>qc.dna_data_</w:t>
-            </w:r>
-            <w:proofErr w:type="gramStart"/>
-            <w:r>
-              <w:rPr>
-                <w:rFonts w:ascii="思源黑体 CN Normal" w:eastAsia="思源黑体 CN Normal" w:hAnsi="思源黑体 CN Normal"/>
-                <w:sz w:val="17"/>
-                <w:szCs w:val="17"/>
-              </w:rPr>
-              <w:t>qc.depth</w:t>
-            </w:r>
-            <w:proofErr w:type="gramEnd"/>
-            <w:r>
-              <w:rPr>
-                <w:rFonts w:ascii="思源黑体 CN Normal" w:eastAsia="思源黑体 CN Normal" w:hAnsi="思源黑体 CN Normal"/>
-                <w:sz w:val="17"/>
-                <w:szCs w:val="17"/>
-              </w:rPr>
-              <w:t>_</w:t>
+              <w:t>qc.dna_data_qc.depth_</w:t>
             </w:r>
             <w:r>
               <w:rPr>
@@ -24524,27 +22781,7 @@
           <w:sz w:val="16"/>
           <w:szCs w:val="16"/>
         </w:rPr>
-        <w:t>仅送检样本类型包含石蜡</w:t>
-      </w:r>
-      <w:proofErr w:type="gramStart"/>
-      <w:r>
-        <w:rPr>
-          <w:rFonts w:ascii="思源黑体 CN Normal" w:eastAsia="思源黑体 CN Normal" w:hAnsi="思源黑体 CN Normal"/>
-          <w:color w:val="000000"/>
-          <w:sz w:val="16"/>
-          <w:szCs w:val="16"/>
-        </w:rPr>
-        <w:t>玻</w:t>
-      </w:r>
-      <w:proofErr w:type="gramEnd"/>
-      <w:r>
-        <w:rPr>
-          <w:rFonts w:ascii="思源黑体 CN Normal" w:eastAsia="思源黑体 CN Normal" w:hAnsi="思源黑体 CN Normal"/>
-          <w:color w:val="000000"/>
-          <w:sz w:val="16"/>
-          <w:szCs w:val="16"/>
-        </w:rPr>
-        <w:t>片时可进行此项评估</w:t>
+        <w:t>仅送检样本类型包含石蜡玻片时可进行此项评估</w:t>
       </w:r>
       <w:r>
         <w:rPr>
@@ -24705,27 +22942,7 @@
           <w:sz w:val="16"/>
           <w:szCs w:val="16"/>
         </w:rPr>
-        <w:t>覆盖度：检测到的区域</w:t>
-      </w:r>
-      <w:proofErr w:type="gramStart"/>
-      <w:r>
-        <w:rPr>
-          <w:rFonts w:ascii="思源黑体 CN Normal" w:eastAsia="思源黑体 CN Normal" w:hAnsi="思源黑体 CN Normal" w:hint="eastAsia"/>
-          <w:color w:val="000000"/>
-          <w:sz w:val="16"/>
-          <w:szCs w:val="16"/>
-        </w:rPr>
-        <w:t>占目标</w:t>
-      </w:r>
-      <w:proofErr w:type="gramEnd"/>
-      <w:r>
-        <w:rPr>
-          <w:rFonts w:ascii="思源黑体 CN Normal" w:eastAsia="思源黑体 CN Normal" w:hAnsi="思源黑体 CN Normal" w:hint="eastAsia"/>
-          <w:color w:val="000000"/>
-          <w:sz w:val="16"/>
-          <w:szCs w:val="16"/>
-        </w:rPr>
-        <w:t>区域的比例；</w:t>
+        <w:t>覆盖度：检测到的区域占目标区域的比例；</w:t>
       </w:r>
     </w:p>
     <w:p>
@@ -24750,27 +22967,7 @@
           <w:sz w:val="16"/>
           <w:szCs w:val="16"/>
         </w:rPr>
-        <w:t>均</w:t>
-      </w:r>
-      <w:proofErr w:type="gramStart"/>
-      <w:r>
-        <w:rPr>
-          <w:rFonts w:ascii="思源黑体 CN Normal" w:eastAsia="思源黑体 CN Normal" w:hAnsi="思源黑体 CN Normal" w:hint="eastAsia"/>
-          <w:color w:val="000000"/>
-          <w:sz w:val="16"/>
-          <w:szCs w:val="16"/>
-        </w:rPr>
-        <w:t>一</w:t>
-      </w:r>
-      <w:proofErr w:type="gramEnd"/>
-      <w:r>
-        <w:rPr>
-          <w:rFonts w:ascii="思源黑体 CN Normal" w:eastAsia="思源黑体 CN Normal" w:hAnsi="思源黑体 CN Normal" w:hint="eastAsia"/>
-          <w:color w:val="000000"/>
-          <w:sz w:val="16"/>
-          <w:szCs w:val="16"/>
-        </w:rPr>
-        <w:t>性：测序深度超过20％的平均深度的位点的比例；</w:t>
+        <w:t>均一性：测序深度超过20％的平均深度的位点的比例；</w:t>
       </w:r>
     </w:p>
     <w:p>
@@ -24865,27 +23062,7 @@
           <w:sz w:val="16"/>
           <w:szCs w:val="16"/>
         </w:rPr>
-        <w:t>/”，表示此质</w:t>
-      </w:r>
-      <w:proofErr w:type="gramStart"/>
-      <w:r>
-        <w:rPr>
-          <w:rFonts w:ascii="思源黑体 CN Normal" w:eastAsia="思源黑体 CN Normal" w:hAnsi="思源黑体 CN Normal"/>
-          <w:color w:val="000000"/>
-          <w:sz w:val="16"/>
-          <w:szCs w:val="16"/>
-        </w:rPr>
-        <w:t>控项并非</w:t>
-      </w:r>
-      <w:proofErr w:type="gramEnd"/>
-      <w:r>
-        <w:rPr>
-          <w:rFonts w:ascii="思源黑体 CN Normal" w:eastAsia="思源黑体 CN Normal" w:hAnsi="思源黑体 CN Normal"/>
-          <w:color w:val="000000"/>
-          <w:sz w:val="16"/>
-          <w:szCs w:val="16"/>
-        </w:rPr>
-        <w:t>本检测的必要质控项，结果仅供参考；</w:t>
+        <w:t>/”，表示此质控项并非本检测的必要质控项，结果仅供参考；</w:t>
       </w:r>
     </w:p>
     <w:p>
@@ -25480,25 +23657,7 @@
           <w:sz w:val="18"/>
           <w:szCs w:val="18"/>
         </w:rPr>
-        <w:t>专家</w:t>
-      </w:r>
-      <w:proofErr w:type="gramStart"/>
-      <w:r>
-        <w:rPr>
-          <w:rFonts w:ascii="思源黑体 CN Normal" w:eastAsia="思源黑体 CN Normal" w:hAnsi="思源黑体 CN Normal" w:hint="eastAsia"/>
-          <w:sz w:val="18"/>
-          <w:szCs w:val="18"/>
-        </w:rPr>
-        <w:t>组发布</w:t>
-      </w:r>
-      <w:proofErr w:type="gramEnd"/>
-      <w:r>
-        <w:rPr>
-          <w:rFonts w:ascii="思源黑体 CN Normal" w:eastAsia="思源黑体 CN Normal" w:hAnsi="思源黑体 CN Normal" w:hint="eastAsia"/>
-          <w:sz w:val="18"/>
-          <w:szCs w:val="18"/>
-        </w:rPr>
-        <w:t>的特殊基因变异解读指南，遗传变异分为5个等级：致病性、疑似致病性、意义不明确、疑似良性、良性。</w:t>
+        <w:t>专家组发布的特殊基因变异解读指南，遗传变异分为5个等级：致病性、疑似致病性、意义不明确、疑似良性、良性。</w:t>
       </w:r>
     </w:p>
     <w:p>
@@ -25856,7 +24015,41 @@
           <w:sz w:val="18"/>
           <w:szCs w:val="18"/>
         </w:rPr>
-        <w:t>与中国专家共识《二代测序临床报告解读指引》，根据变异在不同癌种中对应的药物敏感性、诊断及预后证据分为四个等级：A级、B级、C级、D级。在此基础上，基因变异按照其临床意义的重要性分为四个等级：I类变异（具有强临床意义，具有A或B级证据）、II类变异（具有潜在临床意义，具有C或D级证据）、III类变异（临床意义不明）和IV类变异（良性和可能良性变异，已知无临床意义）。</w:t>
+        <w:t>与中国专家共识</w:t>
+      </w:r>
+      <w:r>
+        <w:rPr>
+          <w:rFonts w:ascii="思源黑体 CN Normal" w:eastAsia="思源黑体 CN Normal" w:hAnsi="思源黑体 CN Normal"/>
+          <w:sz w:val="18"/>
+          <w:szCs w:val="18"/>
+        </w:rPr>
+        <w:t>{{</w:t>
+      </w:r>
+      <w:proofErr w:type="spellStart"/>
+      <w:r>
+        <w:rPr>
+          <w:rFonts w:ascii="思源黑体 CN Normal" w:eastAsia="思源黑体 CN Normal" w:hAnsi="思源黑体 CN Normal"/>
+          <w:sz w:val="18"/>
+          <w:szCs w:val="18"/>
+        </w:rPr>
+        <w:t>sample.guideline.ngs_clinic_report_inter</w:t>
+      </w:r>
+      <w:proofErr w:type="spellEnd"/>
+      <w:r>
+        <w:rPr>
+          <w:rFonts w:ascii="思源黑体 CN Normal" w:eastAsia="思源黑体 CN Normal" w:hAnsi="思源黑体 CN Normal"/>
+          <w:sz w:val="18"/>
+          <w:szCs w:val="18"/>
+        </w:rPr>
+        <w:t>}}</w:t>
+      </w:r>
+      <w:r>
+        <w:rPr>
+          <w:rFonts w:ascii="思源黑体 CN Normal" w:eastAsia="思源黑体 CN Normal" w:hAnsi="思源黑体 CN Normal" w:hint="eastAsia"/>
+          <w:sz w:val="18"/>
+          <w:szCs w:val="18"/>
+        </w:rPr>
+        <w:t>，根据变异在不同癌种中对应的药物敏感性、诊断及预后证据分为四个等级：A级、B级、C级、D级。在此基础上，基因变异按照其临床意义的重要性分为四个等级：I类变异（具有强临床意义，具有A或B级证据）、II类变异（具有潜在临床意义，具有C或D级证据）、III类变异（临床意义不明）和IV类变异（良性和可能良性变异，已知无临床意义）。</w:t>
       </w:r>
     </w:p>
     <w:tbl>
@@ -25990,6 +24183,7 @@
                 <w:sz w:val="16"/>
                 <w:szCs w:val="16"/>
               </w:rPr>
+              <w:lastRenderedPageBreak/>
               <w:t>I类变异</w:t>
             </w:r>
           </w:p>
@@ -26009,7 +24203,6 @@
                 <w:sz w:val="16"/>
                 <w:szCs w:val="16"/>
               </w:rPr>
-              <w:lastRenderedPageBreak/>
               <w:t>（强临床意义）</w:t>
             </w:r>
           </w:p>
@@ -26042,7 +24235,6 @@
                 <w:sz w:val="16"/>
                 <w:szCs w:val="16"/>
               </w:rPr>
-              <w:lastRenderedPageBreak/>
               <w:t>A</w:t>
             </w:r>
           </w:p>
@@ -26074,29 +24266,7 @@
                 <w:sz w:val="16"/>
                 <w:szCs w:val="16"/>
               </w:rPr>
-              <w:t>FDA、NMPA获</w:t>
-            </w:r>
-            <w:proofErr w:type="gramStart"/>
-            <w:r>
-              <w:rPr>
-                <w:rFonts w:ascii="思源黑体 CN Normal" w:eastAsia="思源黑体 CN Normal" w:hAnsi="思源黑体 CN Normal" w:cs="思源黑体 CN Light" w:hint="eastAsia"/>
-                <w:color w:val="000000" w:themeColor="text1"/>
-                <w:kern w:val="0"/>
-                <w:sz w:val="16"/>
-                <w:szCs w:val="16"/>
-              </w:rPr>
-              <w:t>批用于</w:t>
-            </w:r>
-            <w:proofErr w:type="gramEnd"/>
-            <w:r>
-              <w:rPr>
-                <w:rFonts w:ascii="思源黑体 CN Normal" w:eastAsia="思源黑体 CN Normal" w:hAnsi="思源黑体 CN Normal" w:cs="思源黑体 CN Light" w:hint="eastAsia"/>
-                <w:color w:val="000000" w:themeColor="text1"/>
-                <w:kern w:val="0"/>
-                <w:sz w:val="16"/>
-                <w:szCs w:val="16"/>
-              </w:rPr>
-              <w:t>患者肿瘤治疗有响应或耐药的生物标志物</w:t>
+              <w:t>FDA、NMPA获批用于患者肿瘤治疗有响应或耐药的生物标志物</w:t>
             </w:r>
           </w:p>
         </w:tc>
@@ -26629,29 +24799,7 @@
                 <w:sz w:val="16"/>
                 <w:szCs w:val="16"/>
               </w:rPr>
-              <w:t>FDA、NMPA获</w:t>
-            </w:r>
-            <w:proofErr w:type="gramStart"/>
-            <w:r>
-              <w:rPr>
-                <w:rFonts w:ascii="思源黑体 CN Normal" w:eastAsia="思源黑体 CN Normal" w:hAnsi="思源黑体 CN Normal" w:cs="思源黑体 CN Light" w:hint="eastAsia"/>
-                <w:color w:val="000000" w:themeColor="text1"/>
-                <w:kern w:val="0"/>
-                <w:sz w:val="16"/>
-                <w:szCs w:val="16"/>
-              </w:rPr>
-              <w:t>批用于</w:t>
-            </w:r>
-            <w:proofErr w:type="gramEnd"/>
-            <w:r>
-              <w:rPr>
-                <w:rFonts w:ascii="思源黑体 CN Normal" w:eastAsia="思源黑体 CN Normal" w:hAnsi="思源黑体 CN Normal" w:cs="思源黑体 CN Light" w:hint="eastAsia"/>
-                <w:color w:val="000000" w:themeColor="text1"/>
-                <w:kern w:val="0"/>
-                <w:sz w:val="16"/>
-                <w:szCs w:val="16"/>
-              </w:rPr>
-              <w:t>其他肿瘤治疗有响应或耐药的生物标志物</w:t>
+              <w:t>FDA、NMPA获批用于其他肿瘤治疗有响应或耐药的生物标志物</w:t>
             </w:r>
           </w:p>
         </w:tc>
@@ -27036,29 +25184,7 @@
                 <w:sz w:val="16"/>
                 <w:szCs w:val="16"/>
               </w:rPr>
-              <w:t>临床前硏</w:t>
-            </w:r>
-            <w:proofErr w:type="gramStart"/>
-            <w:r>
-              <w:rPr>
-                <w:rFonts w:ascii="思源黑体 CN Normal" w:eastAsia="思源黑体 CN Normal" w:hAnsi="思源黑体 CN Normal" w:cs="思源黑体 CN Light" w:hint="eastAsia"/>
-                <w:color w:val="000000" w:themeColor="text1"/>
-                <w:kern w:val="0"/>
-                <w:sz w:val="16"/>
-                <w:szCs w:val="16"/>
-              </w:rPr>
-              <w:t>究表明</w:t>
-            </w:r>
-            <w:proofErr w:type="gramEnd"/>
-            <w:r>
-              <w:rPr>
-                <w:rFonts w:ascii="思源黑体 CN Normal" w:eastAsia="思源黑体 CN Normal" w:hAnsi="思源黑体 CN Normal" w:cs="思源黑体 CN Light" w:hint="eastAsia"/>
-                <w:color w:val="000000" w:themeColor="text1"/>
-                <w:kern w:val="0"/>
-                <w:sz w:val="16"/>
-                <w:szCs w:val="16"/>
-              </w:rPr>
-              <w:t>具有潜在治疗意义的生物标志物</w:t>
+              <w:t>临床前硏究表明具有潜在治疗意义的生物标志物</w:t>
             </w:r>
           </w:p>
         </w:tc>
@@ -27777,25 +25903,7 @@
           <w:sz w:val="18"/>
           <w:szCs w:val="18"/>
         </w:rPr>
-        <w:t>产品的检测性能与样品质量密切相关，样品质</w:t>
-      </w:r>
-      <w:proofErr w:type="gramStart"/>
-      <w:r>
-        <w:rPr>
-          <w:rFonts w:ascii="思源黑体 CN Normal" w:eastAsia="思源黑体 CN Normal" w:hAnsi="思源黑体 CN Normal" w:hint="eastAsia"/>
-          <w:sz w:val="18"/>
-          <w:szCs w:val="18"/>
-        </w:rPr>
-        <w:t>控结果</w:t>
-      </w:r>
-      <w:proofErr w:type="gramEnd"/>
-      <w:r>
-        <w:rPr>
-          <w:rFonts w:ascii="思源黑体 CN Normal" w:eastAsia="思源黑体 CN Normal" w:hAnsi="思源黑体 CN Normal" w:hint="eastAsia"/>
-          <w:sz w:val="18"/>
-          <w:szCs w:val="18"/>
-        </w:rPr>
-        <w:t>为风险时，存在检测灵敏度降低以及检测结果准确性降低的风险。</w:t>
+        <w:t>产品的检测性能与样品质量密切相关，样品质控结果为风险时，存在检测灵敏度降低以及检测结果准确性降低的风险。</w:t>
       </w:r>
     </w:p>
     <w:p>
@@ -27814,25 +25922,7 @@
           <w:sz w:val="18"/>
           <w:szCs w:val="18"/>
         </w:rPr>
-        <w:t>本报告中根据如下顺序进行子宫内膜</w:t>
-      </w:r>
-      <w:proofErr w:type="gramStart"/>
-      <w:r>
-        <w:rPr>
-          <w:rFonts w:ascii="思源黑体 CN Normal" w:eastAsia="思源黑体 CN Normal" w:hAnsi="思源黑体 CN Normal" w:hint="eastAsia"/>
-          <w:sz w:val="18"/>
-          <w:szCs w:val="18"/>
-        </w:rPr>
-        <w:t>癌分子</w:t>
-      </w:r>
-      <w:proofErr w:type="gramEnd"/>
-      <w:r>
-        <w:rPr>
-          <w:rFonts w:ascii="思源黑体 CN Normal" w:eastAsia="思源黑体 CN Normal" w:hAnsi="思源黑体 CN Normal" w:hint="eastAsia"/>
-          <w:sz w:val="18"/>
-          <w:szCs w:val="18"/>
-        </w:rPr>
-        <w:t>分型：①</w:t>
+        <w:t>本报告中根据如下顺序进行子宫内膜癌分子分型：①</w:t>
       </w:r>
       <w:r>
         <w:rPr>
@@ -28415,7 +26505,16 @@
           <w:sz w:val="18"/>
           <w:szCs w:val="18"/>
         </w:rPr>
-        <w:t>的检测灵敏度为5%，微卫星不稳定性（MSI）的检测灵敏度为1</w:t>
+        <w:t>的检测灵敏度为5%，微卫星不稳定性（MSI）</w:t>
+      </w:r>
+      <w:r>
+        <w:rPr>
+          <w:rFonts w:ascii="思源黑体 CN Normal" w:eastAsia="思源黑体 CN Normal" w:hAnsi="思源黑体 CN Normal" w:hint="eastAsia"/>
+          <w:sz w:val="18"/>
+          <w:szCs w:val="18"/>
+        </w:rPr>
+        <w:lastRenderedPageBreak/>
+        <w:t>的检测灵敏度为1</w:t>
       </w:r>
       <w:r>
         <w:rPr>
@@ -28431,53 +26530,25 @@
           <w:sz w:val="18"/>
           <w:szCs w:val="18"/>
         </w:rPr>
-        <w:t>%。</w:t>
-      </w:r>
-      <w:proofErr w:type="gramStart"/>
+        <w:t>%。当分析结果中</w:t>
+      </w:r>
+      <w:proofErr w:type="spellStart"/>
       <w:r>
         <w:rPr>
           <w:rFonts w:ascii="思源黑体 CN Normal" w:eastAsia="思源黑体 CN Normal" w:hAnsi="思源黑体 CN Normal" w:hint="eastAsia"/>
           <w:sz w:val="18"/>
           <w:szCs w:val="18"/>
         </w:rPr>
-        <w:t>当分析</w:t>
-      </w:r>
-      <w:proofErr w:type="gramEnd"/>
+        <w:t>MSINum</w:t>
+      </w:r>
+      <w:proofErr w:type="spellEnd"/>
       <w:r>
         <w:rPr>
           <w:rFonts w:ascii="思源黑体 CN Normal" w:eastAsia="思源黑体 CN Normal" w:hAnsi="思源黑体 CN Normal" w:hint="eastAsia"/>
           <w:sz w:val="18"/>
           <w:szCs w:val="18"/>
         </w:rPr>
-        <w:t>结果中</w:t>
-      </w:r>
-      <w:proofErr w:type="spellStart"/>
-      <w:r>
-        <w:rPr>
-          <w:rFonts w:ascii="思源黑体 CN Normal" w:eastAsia="思源黑体 CN Normal" w:hAnsi="思源黑体 CN Normal" w:hint="eastAsia"/>
-          <w:sz w:val="18"/>
-          <w:szCs w:val="18"/>
-        </w:rPr>
-        <w:t>MSINum</w:t>
-      </w:r>
-      <w:proofErr w:type="spellEnd"/>
-      <w:proofErr w:type="gramStart"/>
-      <w:r>
-        <w:rPr>
-          <w:rFonts w:ascii="思源黑体 CN Normal" w:eastAsia="思源黑体 CN Normal" w:hAnsi="思源黑体 CN Normal" w:hint="eastAsia"/>
-          <w:sz w:val="18"/>
-          <w:szCs w:val="18"/>
-        </w:rPr>
-        <w:t>值位于</w:t>
-      </w:r>
-      <w:proofErr w:type="gramEnd"/>
-      <w:r>
-        <w:rPr>
-          <w:rFonts w:ascii="思源黑体 CN Normal" w:eastAsia="思源黑体 CN Normal" w:hAnsi="思源黑体 CN Normal" w:hint="eastAsia"/>
-          <w:sz w:val="18"/>
-          <w:szCs w:val="18"/>
-        </w:rPr>
-        <w:t>1</w:t>
+        <w:t>值位于1</w:t>
       </w:r>
       <w:r>
         <w:rPr>
@@ -28527,7 +26598,6 @@
           <w:sz w:val="18"/>
           <w:szCs w:val="18"/>
         </w:rPr>
-        <w:lastRenderedPageBreak/>
         <w:t xml:space="preserve">2. </w:t>
       </w:r>
       <w:r>
@@ -29126,25 +27196,7 @@
           <w:sz w:val="18"/>
           <w:szCs w:val="18"/>
         </w:rPr>
-        <w:t>。产品的检测性能与样品质量密切相关，样品质</w:t>
-      </w:r>
-      <w:proofErr w:type="gramStart"/>
-      <w:r>
-        <w:rPr>
-          <w:rFonts w:ascii="思源黑体 CN Normal" w:eastAsia="思源黑体 CN Normal" w:hAnsi="思源黑体 CN Normal" w:hint="eastAsia"/>
-          <w:sz w:val="18"/>
-          <w:szCs w:val="18"/>
-        </w:rPr>
-        <w:t>控结果</w:t>
-      </w:r>
-      <w:proofErr w:type="gramEnd"/>
-      <w:r>
-        <w:rPr>
-          <w:rFonts w:ascii="思源黑体 CN Normal" w:eastAsia="思源黑体 CN Normal" w:hAnsi="思源黑体 CN Normal" w:hint="eastAsia"/>
-          <w:sz w:val="18"/>
-          <w:szCs w:val="18"/>
-        </w:rPr>
-        <w:t>为风险时，存在检测灵敏度降低以及检测结果准确性降低的风险。</w:t>
+        <w:t>。产品的检测性能与样品质量密切相关，样品质控结果为风险时，存在检测灵敏度降低以及检测结果准确性降低的风险。</w:t>
       </w:r>
     </w:p>
     <w:p>
@@ -29228,53 +27280,25 @@
           <w:sz w:val="18"/>
           <w:szCs w:val="18"/>
         </w:rPr>
-        <w:t>%。</w:t>
-      </w:r>
-      <w:proofErr w:type="gramStart"/>
+        <w:t>%。当分析结果中</w:t>
+      </w:r>
+      <w:proofErr w:type="spellStart"/>
       <w:r>
         <w:rPr>
           <w:rFonts w:ascii="思源黑体 CN Normal" w:eastAsia="思源黑体 CN Normal" w:hAnsi="思源黑体 CN Normal" w:hint="eastAsia"/>
           <w:sz w:val="18"/>
           <w:szCs w:val="18"/>
         </w:rPr>
-        <w:t>当分析</w:t>
-      </w:r>
-      <w:proofErr w:type="gramEnd"/>
+        <w:t>MSINum</w:t>
+      </w:r>
+      <w:proofErr w:type="spellEnd"/>
       <w:r>
         <w:rPr>
           <w:rFonts w:ascii="思源黑体 CN Normal" w:eastAsia="思源黑体 CN Normal" w:hAnsi="思源黑体 CN Normal" w:hint="eastAsia"/>
           <w:sz w:val="18"/>
           <w:szCs w:val="18"/>
         </w:rPr>
-        <w:t>结果中</w:t>
-      </w:r>
-      <w:proofErr w:type="spellStart"/>
-      <w:r>
-        <w:rPr>
-          <w:rFonts w:ascii="思源黑体 CN Normal" w:eastAsia="思源黑体 CN Normal" w:hAnsi="思源黑体 CN Normal" w:hint="eastAsia"/>
-          <w:sz w:val="18"/>
-          <w:szCs w:val="18"/>
-        </w:rPr>
-        <w:t>MSINum</w:t>
-      </w:r>
-      <w:proofErr w:type="spellEnd"/>
-      <w:proofErr w:type="gramStart"/>
-      <w:r>
-        <w:rPr>
-          <w:rFonts w:ascii="思源黑体 CN Normal" w:eastAsia="思源黑体 CN Normal" w:hAnsi="思源黑体 CN Normal" w:hint="eastAsia"/>
-          <w:sz w:val="18"/>
-          <w:szCs w:val="18"/>
-        </w:rPr>
-        <w:t>值位于</w:t>
-      </w:r>
-      <w:proofErr w:type="gramEnd"/>
-      <w:r>
-        <w:rPr>
-          <w:rFonts w:ascii="思源黑体 CN Normal" w:eastAsia="思源黑体 CN Normal" w:hAnsi="思源黑体 CN Normal" w:hint="eastAsia"/>
-          <w:sz w:val="18"/>
-          <w:szCs w:val="18"/>
-        </w:rPr>
-        <w:t>1</w:t>
+        <w:t>值位于1</w:t>
       </w:r>
       <w:r>
         <w:rPr>
@@ -29530,6 +27554,7 @@
           <w:sz w:val="24"/>
           <w:szCs w:val="24"/>
         </w:rPr>
+        <w:lastRenderedPageBreak/>
         <w:t>6.4阴性检测结果</w:t>
       </w:r>
     </w:p>
@@ -29549,7 +27574,6 @@
           <w:sz w:val="18"/>
           <w:szCs w:val="18"/>
         </w:rPr>
-        <w:lastRenderedPageBreak/>
         <w:t>对于送检样本，不排除出现无基因变异的情况(即没有检测到任何肿瘤相关基因变异)。因为肿瘤生物学机制的复杂性</w:t>
       </w:r>
       <w:r>
@@ -29629,25 +27653,7 @@
           <w:sz w:val="18"/>
           <w:szCs w:val="18"/>
         </w:rPr>
-        <w:t>患者的治疗决策必须基于医生的医学判断，还需要考虑到患者所有可用信息，包括患者病史和家族史、体检、其他的医学</w:t>
-      </w:r>
-      <w:proofErr w:type="gramStart"/>
-      <w:r>
-        <w:rPr>
-          <w:rFonts w:ascii="思源黑体 CN Normal" w:eastAsia="思源黑体 CN Normal" w:hAnsi="思源黑体 CN Normal"/>
-          <w:sz w:val="18"/>
-          <w:szCs w:val="18"/>
-        </w:rPr>
-        <w:t>检测信</w:t>
-      </w:r>
-      <w:proofErr w:type="gramEnd"/>
-      <w:r>
-        <w:rPr>
-          <w:rFonts w:ascii="思源黑体 CN Normal" w:eastAsia="思源黑体 CN Normal" w:hAnsi="思源黑体 CN Normal"/>
-          <w:sz w:val="18"/>
-          <w:szCs w:val="18"/>
-        </w:rPr>
-        <w:t xml:space="preserve"> 息及患者喜好，并遵照医院给出的护理标准。医生的决策不能仅依赖于某一单个检测。本报告不是临床诊断报告，不具备医嘱性质， 供医生参考，治疗方案由医生决策。</w:t>
+        <w:t>患者的治疗决策必须基于医生的医学判断，还需要考虑到患者所有可用信息，包括患者病史和家族史、体检、其他的医学检测信 息及患者喜好，并遵照医院给出的护理标准。医生的决策不能仅依赖于某一单个检测。本报告不是临床诊断报告，不具备医嘱性质， 供医生参考，治疗方案由医生决策。</w:t>
       </w:r>
     </w:p>
     <w:p>
@@ -29766,25 +27772,7 @@
           <w:sz w:val="16"/>
           <w:szCs w:val="16"/>
         </w:rPr>
-        <w:t>, 中华医学会病理学分会, 国家病理质控中心. 子宫内膜</w:t>
-      </w:r>
-      <w:proofErr w:type="gramStart"/>
-      <w:r>
-        <w:rPr>
-          <w:rFonts w:ascii="思源黑体 CN Normal" w:eastAsia="思源黑体 CN Normal" w:hAnsi="思源黑体 CN Normal"/>
-          <w:sz w:val="16"/>
-          <w:szCs w:val="16"/>
-        </w:rPr>
-        <w:t>癌分子</w:t>
-      </w:r>
-      <w:proofErr w:type="gramEnd"/>
-      <w:r>
-        <w:rPr>
-          <w:rFonts w:ascii="思源黑体 CN Normal" w:eastAsia="思源黑体 CN Normal" w:hAnsi="思源黑体 CN Normal"/>
-          <w:sz w:val="16"/>
-          <w:szCs w:val="16"/>
-        </w:rPr>
-        <w:t>检测中国专家共识（2021年版）[J]. 中国癌症杂志, 2021, 31(11): 1126-1144.</w:t>
+        <w:t>, 中华医学会病理学分会, 国家病理质控中心. 子宫内膜癌分子检测中国专家共识（2021年版）[J]. 中国癌症杂志, 2021, 31(11): 1126-1144.</w:t>
       </w:r>
     </w:p>
     <w:p>
@@ -29807,25 +27795,7 @@
           <w:sz w:val="16"/>
           <w:szCs w:val="16"/>
         </w:rPr>
-        <w:t xml:space="preserve">NCCN Clinical Practice Guidelines in Oncology-Uterine Neoplasms. (version </w:t>
-      </w:r>
-      <w:proofErr w:type="gramStart"/>
-      <w:r>
-        <w:rPr>
-          <w:rFonts w:ascii="思源黑体 CN Normal" w:eastAsia="思源黑体 CN Normal" w:hAnsi="思源黑体 CN Normal"/>
-          <w:sz w:val="16"/>
-          <w:szCs w:val="16"/>
-        </w:rPr>
-        <w:t>1.2024)[</w:t>
-      </w:r>
-      <w:proofErr w:type="gramEnd"/>
-      <w:r>
-        <w:rPr>
-          <w:rFonts w:ascii="思源黑体 CN Normal" w:eastAsia="思源黑体 CN Normal" w:hAnsi="思源黑体 CN Normal"/>
-          <w:sz w:val="16"/>
-          <w:szCs w:val="16"/>
-        </w:rPr>
-        <w:t>EB/OL]. http://www.nccn.org</w:t>
+        <w:t>NCCN Clinical Practice Guidelines in Oncology-Uterine Neoplasms. (version 1.2024)[EB/OL]. http://www.nccn.org</w:t>
       </w:r>
     </w:p>
     <w:p>
@@ -29923,7 +27893,6 @@
         <w:t>{%p for a in (</w:t>
       </w:r>
       <w:proofErr w:type="spellStart"/>
-      <w:proofErr w:type="gramStart"/>
       <w:r>
         <w:rPr>
           <w:rFonts w:ascii="思源黑体 CN Normal" w:eastAsia="思源黑体 CN Normal" w:hAnsi="思源黑体 CN Normal"/>
@@ -29933,7 +27902,6 @@
         <w:t>refer.fixed</w:t>
       </w:r>
       <w:proofErr w:type="spellEnd"/>
-      <w:proofErr w:type="gramEnd"/>
       <w:r>
         <w:rPr>
           <w:rFonts w:ascii="思源黑体 CN Normal" w:eastAsia="思源黑体 CN Normal" w:hAnsi="思源黑体 CN Normal"/>
@@ -30641,7 +28609,6 @@
       <w:t>{{</w:t>
     </w:r>
     <w:proofErr w:type="spellStart"/>
-    <w:proofErr w:type="gramStart"/>
     <w:r>
       <w:rPr>
         <w:rFonts w:ascii="Arial" w:eastAsia="微软雅黑" w:hAnsi="Arial" w:cs="Arial"/>
@@ -30649,17 +28616,7 @@
         <w:sz w:val="23"/>
         <w:szCs w:val="23"/>
       </w:rPr>
-      <w:t>sample.report</w:t>
-    </w:r>
-    <w:proofErr w:type="gramEnd"/>
-    <w:r>
-      <w:rPr>
-        <w:rFonts w:ascii="Arial" w:eastAsia="微软雅黑" w:hAnsi="Arial" w:cs="Arial"/>
-        <w:spacing w:val="-1"/>
-        <w:sz w:val="23"/>
-        <w:szCs w:val="23"/>
-      </w:rPr>
-      <w:t>_date|replace</w:t>
+      <w:t>sample.report_date|replace</w:t>
     </w:r>
     <w:proofErr w:type="spellEnd"/>
     <w:r>
@@ -30890,15 +28847,7 @@
                               <w:sz w:val="16"/>
                               <w:szCs w:val="16"/>
                             </w:rPr>
-                            <w:t xml:space="preserve"> </w:t>
-                          </w:r>
-                          <w:r>
-                            <w:rPr>
-                              <w:rFonts w:ascii="微软雅黑" w:eastAsia="微软雅黑" w:hAnsi="微软雅黑" w:cs="微软雅黑" w:hint="eastAsia"/>
-                              <w:sz w:val="16"/>
-                              <w:szCs w:val="16"/>
-                            </w:rPr>
-                            <w:t xml:space="preserve">页 共 </w:t>
+                            <w:t xml:space="preserve"> 页 共 </w:t>
                           </w:r>
                           <w:r>
                             <w:rPr>
@@ -31402,7 +29351,6 @@
             <w:t>{{</w:t>
           </w:r>
           <w:proofErr w:type="spellStart"/>
-          <w:proofErr w:type="gramStart"/>
           <w:r>
             <w:rPr>
               <w:rFonts w:ascii="微软雅黑" w:eastAsia="微软雅黑" w:hAnsi="微软雅黑" w:cs="微软雅黑"/>
@@ -31414,21 +29362,7 @@
                 <w14:srgbClr w14:val="43B3A5"/>
               </w14:shadow>
             </w:rPr>
-            <w:t>sample.patient</w:t>
-          </w:r>
-          <w:proofErr w:type="gramEnd"/>
-          <w:r>
-            <w:rPr>
-              <w:rFonts w:ascii="微软雅黑" w:eastAsia="微软雅黑" w:hAnsi="微软雅黑" w:cs="微软雅黑"/>
-              <w:color w:val="5B9BD5" w:themeColor="accent5"/>
-              <w:spacing w:val="7"/>
-              <w:sz w:val="24"/>
-              <w:szCs w:val="24"/>
-              <w14:shadow w14:blurRad="50800" w14:dist="50800" w14:dir="5400000" w14:sx="1000" w14:sy="1000" w14:kx="0" w14:ky="0" w14:algn="ctr">
-                <w14:srgbClr w14:val="43B3A5"/>
-              </w14:shadow>
-            </w:rPr>
-            <w:t>_name</w:t>
+            <w:t>sample.patient_name</w:t>
           </w:r>
           <w:proofErr w:type="spellEnd"/>
           <w:r>
@@ -33354,6 +31288,10 @@
 </file>
 
 <file path=customXml/item1.xml><?xml version="1.0" encoding="utf-8"?>
+<b:Sources xmlns:b="http://schemas.openxmlformats.org/officeDocument/2006/bibliography" xmlns="http://schemas.openxmlformats.org/officeDocument/2006/bibliography" SelectedStyle="\APASixthEditionOfficeOnline.xsl" StyleName="APA" Version="6"/>
+</file>
+
+<file path=customXml/item2.xml><?xml version="1.0" encoding="utf-8"?>
 <s:customData xmlns="http://www.wps.cn/officeDocument/2013/wpsCustomData" xmlns:s="http://www.wps.cn/officeDocument/2013/wpsCustomData">
   <customSectProps>
     <customSectPr/>
@@ -33364,22 +31302,18 @@
 </s:customData>
 </file>
 
-<file path=customXml/item2.xml><?xml version="1.0" encoding="utf-8"?>
-<b:Sources xmlns:b="http://schemas.openxmlformats.org/officeDocument/2006/bibliography" xmlns="http://schemas.openxmlformats.org/officeDocument/2006/bibliography" SelectedStyle="\APASixthEditionOfficeOnline.xsl" StyleName="APA" Version="6"/>
+<file path=customXml/itemProps1.xml><?xml version="1.0" encoding="utf-8"?>
+<ds:datastoreItem xmlns:ds="http://schemas.openxmlformats.org/officeDocument/2006/customXml" ds:itemID="{002E4C24-447C-4A66-8D5C-807AD4927E80}">
+  <ds:schemaRefs>
+    <ds:schemaRef ds:uri="http://schemas.openxmlformats.org/officeDocument/2006/bibliography"/>
+  </ds:schemaRefs>
+</ds:datastoreItem>
 </file>
 
-<file path=customXml/itemProps1.xml><?xml version="1.0" encoding="utf-8"?>
+<file path=customXml/itemProps2.xml><?xml version="1.0" encoding="utf-8"?>
 <ds:datastoreItem xmlns:ds="http://schemas.openxmlformats.org/officeDocument/2006/customXml" ds:itemID="{B1977F7D-205B-4081-913C-38D41E755F92}">
   <ds:schemaRefs>
     <ds:schemaRef ds:uri="http://www.wps.cn/officeDocument/2013/wpsCustomData"/>
   </ds:schemaRefs>
 </ds:datastoreItem>
-</file>
-
-<file path=customXml/itemProps2.xml><?xml version="1.0" encoding="utf-8"?>
-<ds:datastoreItem xmlns:ds="http://schemas.openxmlformats.org/officeDocument/2006/customXml" ds:itemID="{002E4C24-447C-4A66-8D5C-807AD4927E80}">
-  <ds:schemaRefs>
-    <ds:schemaRef ds:uri="http://schemas.openxmlformats.org/officeDocument/2006/bibliography"/>
-  </ds:schemaRefs>
-</ds:datastoreItem>
 </file>